--- a/docs/Internos/Documentacion Interna Unificada ES.docx
+++ b/docs/Internos/Documentacion Interna Unificada ES.docx
@@ -3892,6 +3892,3022 @@
         <w:t>.</w:t>
       </w:r>
     </w:p>
+    <w:p>
+      <w:r>
+        <w:br w:type="page"/>
+      </w:r>
+    </w:p>
+    <w:p>
+      <w:pPr>
+        <w:rPr>
+          <w:b/>
+          <w:bCs/>
+          <w:lang w:val="en-US"/>
+        </w:rPr>
+      </w:pPr>
+      <w:r>
+        <w:rPr>
+          <w:rFonts w:ascii="Segoe UI Emoji" w:hAnsi="Segoe UI Emoji" w:cs="Segoe UI Emoji"/>
+          <w:b/>
+          <w:bCs/>
+        </w:rPr>
+        <w:lastRenderedPageBreak/>
+        <w:t>🟩</w:t>
+      </w:r>
+      <w:r>
+        <w:rPr>
+          <w:b/>
+          <w:bCs/>
+          <w:lang w:val="en-US"/>
+        </w:rPr>
+        <w:t xml:space="preserve"> INFORME DE SPRINT 5 — FitFlow Backend</w:t>
+      </w:r>
+    </w:p>
+    <w:p>
+      <w:pPr>
+        <w:rPr>
+          <w:b/>
+          <w:bCs/>
+        </w:rPr>
+      </w:pPr>
+      <w:r>
+        <w:rPr>
+          <w:rFonts w:ascii="Segoe UI Emoji" w:hAnsi="Segoe UI Emoji" w:cs="Segoe UI Emoji"/>
+          <w:b/>
+          <w:bCs/>
+        </w:rPr>
+        <w:t>🎯</w:t>
+      </w:r>
+      <w:r>
+        <w:rPr>
+          <w:b/>
+          <w:bCs/>
+        </w:rPr>
+        <w:t xml:space="preserve"> Objetivo general del Sprint 5</w:t>
+      </w:r>
+    </w:p>
+    <w:p>
+      <w:r>
+        <w:t xml:space="preserve">Completar la base funcional del </w:t>
+      </w:r>
+      <w:proofErr w:type="spellStart"/>
+      <w:r>
+        <w:t>backend</w:t>
+      </w:r>
+      <w:proofErr w:type="spellEnd"/>
+      <w:r>
+        <w:t xml:space="preserve"> de </w:t>
+      </w:r>
+      <w:proofErr w:type="spellStart"/>
+      <w:r>
+        <w:t>FitFlow</w:t>
+      </w:r>
+      <w:proofErr w:type="spellEnd"/>
+      <w:r>
+        <w:t>, incluyendo:</w:t>
+      </w:r>
+    </w:p>
+    <w:p>
+      <w:pPr>
+        <w:numPr>
+          <w:ilvl w:val="0"/>
+          <w:numId w:val="26"/>
+        </w:numPr>
+      </w:pPr>
+      <w:r>
+        <w:t>Modelos principales</w:t>
+      </w:r>
+    </w:p>
+    <w:p>
+      <w:pPr>
+        <w:numPr>
+          <w:ilvl w:val="0"/>
+          <w:numId w:val="26"/>
+        </w:numPr>
+      </w:pPr>
+      <w:r>
+        <w:t>CRUD base</w:t>
+      </w:r>
+    </w:p>
+    <w:p>
+      <w:pPr>
+        <w:numPr>
+          <w:ilvl w:val="0"/>
+          <w:numId w:val="26"/>
+        </w:numPr>
+      </w:pPr>
+      <w:r>
+        <w:t>Autenticación JWT</w:t>
+      </w:r>
+    </w:p>
+    <w:p>
+      <w:pPr>
+        <w:numPr>
+          <w:ilvl w:val="0"/>
+          <w:numId w:val="26"/>
+        </w:numPr>
+      </w:pPr>
+      <w:r>
+        <w:t xml:space="preserve">Roles y </w:t>
+      </w:r>
+      <w:proofErr w:type="spellStart"/>
+      <w:r>
+        <w:t>guards</w:t>
+      </w:r>
+      <w:proofErr w:type="spellEnd"/>
+    </w:p>
+    <w:p>
+      <w:pPr>
+        <w:numPr>
+          <w:ilvl w:val="0"/>
+          <w:numId w:val="26"/>
+        </w:numPr>
+      </w:pPr>
+      <w:proofErr w:type="spellStart"/>
+      <w:r>
+        <w:t>Endpoints</w:t>
+      </w:r>
+      <w:proofErr w:type="spellEnd"/>
+      <w:r>
+        <w:t xml:space="preserve"> iniciales</w:t>
+      </w:r>
+    </w:p>
+    <w:p>
+      <w:pPr>
+        <w:numPr>
+          <w:ilvl w:val="0"/>
+          <w:numId w:val="26"/>
+        </w:numPr>
+      </w:pPr>
+      <w:r>
+        <w:t>Primeras validaciones</w:t>
+      </w:r>
+    </w:p>
+    <w:p>
+      <w:pPr>
+        <w:numPr>
+          <w:ilvl w:val="0"/>
+          <w:numId w:val="26"/>
+        </w:numPr>
+      </w:pPr>
+      <w:r>
+        <w:t>Primeras relaciones entre entidades</w:t>
+      </w:r>
+    </w:p>
+    <w:p>
+      <w:pPr>
+        <w:rPr>
+          <w:b/>
+          <w:bCs/>
+        </w:rPr>
+      </w:pPr>
+      <w:r>
+        <w:rPr>
+          <w:rFonts w:ascii="Segoe UI Emoji" w:hAnsi="Segoe UI Emoji" w:cs="Segoe UI Emoji"/>
+          <w:b/>
+          <w:bCs/>
+        </w:rPr>
+        <w:t>🟦</w:t>
+      </w:r>
+      <w:r>
+        <w:rPr>
+          <w:b/>
+          <w:bCs/>
+        </w:rPr>
+        <w:t xml:space="preserve"> Entregables del Sprint 5</w:t>
+      </w:r>
+    </w:p>
+    <w:p>
+      <w:pPr>
+        <w:rPr>
+          <w:b/>
+          <w:bCs/>
+        </w:rPr>
+      </w:pPr>
+      <w:r>
+        <w:rPr>
+          <w:rFonts w:ascii="Segoe UI Symbol" w:hAnsi="Segoe UI Symbol" w:cs="Segoe UI Symbol"/>
+          <w:b/>
+          <w:bCs/>
+        </w:rPr>
+        <w:t>✔</w:t>
+      </w:r>
+      <w:r>
+        <w:rPr>
+          <w:b/>
+          <w:bCs/>
+        </w:rPr>
+        <w:t xml:space="preserve"> 1. Modelos base del dominio</w:t>
+      </w:r>
+    </w:p>
+    <w:p>
+      <w:pPr>
+        <w:numPr>
+          <w:ilvl w:val="0"/>
+          <w:numId w:val="27"/>
+        </w:numPr>
+      </w:pPr>
+      <w:proofErr w:type="spellStart"/>
+      <w:r>
+        <w:t>User</w:t>
+      </w:r>
+      <w:proofErr w:type="spellEnd"/>
+    </w:p>
+    <w:p>
+      <w:pPr>
+        <w:numPr>
+          <w:ilvl w:val="0"/>
+          <w:numId w:val="27"/>
+        </w:numPr>
+      </w:pPr>
+      <w:r>
+        <w:t>Client</w:t>
+      </w:r>
+    </w:p>
+    <w:p>
+      <w:pPr>
+        <w:numPr>
+          <w:ilvl w:val="0"/>
+          <w:numId w:val="27"/>
+        </w:numPr>
+      </w:pPr>
+      <w:r>
+        <w:t>Teacher</w:t>
+      </w:r>
+    </w:p>
+    <w:p>
+      <w:pPr>
+        <w:numPr>
+          <w:ilvl w:val="0"/>
+          <w:numId w:val="27"/>
+        </w:numPr>
+      </w:pPr>
+      <w:proofErr w:type="spellStart"/>
+      <w:r>
+        <w:t>GymClass</w:t>
+      </w:r>
+      <w:proofErr w:type="spellEnd"/>
+    </w:p>
+    <w:p>
+      <w:pPr>
+        <w:numPr>
+          <w:ilvl w:val="0"/>
+          <w:numId w:val="27"/>
+        </w:numPr>
+      </w:pPr>
+      <w:proofErr w:type="spellStart"/>
+      <w:r>
+        <w:t>ClassSchedule</w:t>
+      </w:r>
+      <w:proofErr w:type="spellEnd"/>
+    </w:p>
+    <w:p>
+      <w:pPr>
+        <w:numPr>
+          <w:ilvl w:val="0"/>
+          <w:numId w:val="27"/>
+        </w:numPr>
+      </w:pPr>
+      <w:proofErr w:type="spellStart"/>
+      <w:r>
+        <w:t>ClassSession</w:t>
+      </w:r>
+      <w:proofErr w:type="spellEnd"/>
+    </w:p>
+    <w:p>
+      <w:pPr>
+        <w:numPr>
+          <w:ilvl w:val="0"/>
+          <w:numId w:val="27"/>
+        </w:numPr>
+      </w:pPr>
+      <w:proofErr w:type="spellStart"/>
+      <w:r>
+        <w:t>Booking</w:t>
+      </w:r>
+      <w:proofErr w:type="spellEnd"/>
+    </w:p>
+    <w:p>
+      <w:pPr>
+        <w:numPr>
+          <w:ilvl w:val="0"/>
+          <w:numId w:val="27"/>
+        </w:numPr>
+      </w:pPr>
+      <w:proofErr w:type="spellStart"/>
+      <w:r>
+        <w:t>Membership</w:t>
+      </w:r>
+      <w:proofErr w:type="spellEnd"/>
+    </w:p>
+    <w:p>
+      <w:pPr>
+        <w:rPr>
+          <w:b/>
+          <w:bCs/>
+        </w:rPr>
+      </w:pPr>
+      <w:r>
+        <w:rPr>
+          <w:rFonts w:ascii="Segoe UI Symbol" w:hAnsi="Segoe UI Symbol" w:cs="Segoe UI Symbol"/>
+          <w:b/>
+          <w:bCs/>
+        </w:rPr>
+        <w:t>✔</w:t>
+      </w:r>
+      <w:r>
+        <w:rPr>
+          <w:b/>
+          <w:bCs/>
+        </w:rPr>
+        <w:t xml:space="preserve"> 2. Relaciones principales</w:t>
+      </w:r>
+    </w:p>
+    <w:p>
+      <w:pPr>
+        <w:numPr>
+          <w:ilvl w:val="0"/>
+          <w:numId w:val="28"/>
+        </w:numPr>
+      </w:pPr>
+      <w:proofErr w:type="spellStart"/>
+      <w:r>
+        <w:t>User</w:t>
+      </w:r>
+      <w:proofErr w:type="spellEnd"/>
+      <w:r>
+        <w:t xml:space="preserve"> → Client / Teacher</w:t>
+      </w:r>
+    </w:p>
+    <w:p>
+      <w:pPr>
+        <w:numPr>
+          <w:ilvl w:val="0"/>
+          <w:numId w:val="28"/>
+        </w:numPr>
+      </w:pPr>
+      <w:proofErr w:type="spellStart"/>
+      <w:r>
+        <w:t>GymClass</w:t>
+      </w:r>
+      <w:proofErr w:type="spellEnd"/>
+      <w:r>
+        <w:t xml:space="preserve"> → </w:t>
+      </w:r>
+      <w:proofErr w:type="spellStart"/>
+      <w:r>
+        <w:t>ClassSchedule</w:t>
+      </w:r>
+      <w:proofErr w:type="spellEnd"/>
+      <w:r>
+        <w:t xml:space="preserve"> → </w:t>
+      </w:r>
+      <w:proofErr w:type="spellStart"/>
+      <w:r>
+        <w:t>ClassSession</w:t>
+      </w:r>
+      <w:proofErr w:type="spellEnd"/>
+    </w:p>
+    <w:p>
+      <w:pPr>
+        <w:numPr>
+          <w:ilvl w:val="0"/>
+          <w:numId w:val="28"/>
+        </w:numPr>
+      </w:pPr>
+      <w:proofErr w:type="spellStart"/>
+      <w:r>
+        <w:t>ClassSession</w:t>
+      </w:r>
+      <w:proofErr w:type="spellEnd"/>
+      <w:r>
+        <w:t xml:space="preserve"> → </w:t>
+      </w:r>
+      <w:proofErr w:type="spellStart"/>
+      <w:r>
+        <w:t>Booking</w:t>
+      </w:r>
+      <w:proofErr w:type="spellEnd"/>
+    </w:p>
+    <w:p>
+      <w:pPr>
+        <w:numPr>
+          <w:ilvl w:val="0"/>
+          <w:numId w:val="28"/>
+        </w:numPr>
+      </w:pPr>
+      <w:r>
+        <w:t xml:space="preserve">Client → </w:t>
+      </w:r>
+      <w:proofErr w:type="spellStart"/>
+      <w:r>
+        <w:t>Membership</w:t>
+      </w:r>
+      <w:proofErr w:type="spellEnd"/>
+    </w:p>
+    <w:p>
+      <w:pPr>
+        <w:rPr>
+          <w:b/>
+          <w:bCs/>
+        </w:rPr>
+      </w:pPr>
+      <w:r>
+        <w:rPr>
+          <w:rFonts w:ascii="Segoe UI Symbol" w:hAnsi="Segoe UI Symbol" w:cs="Segoe UI Symbol"/>
+          <w:b/>
+          <w:bCs/>
+        </w:rPr>
+        <w:t>✔</w:t>
+      </w:r>
+      <w:r>
+        <w:rPr>
+          <w:b/>
+          <w:bCs/>
+        </w:rPr>
+        <w:t xml:space="preserve"> 3. CRUD base para todas las entidades</w:t>
+      </w:r>
+    </w:p>
+    <w:p>
+      <w:r>
+        <w:t>Incluyendo:</w:t>
+      </w:r>
+    </w:p>
+    <w:p>
+      <w:pPr>
+        <w:numPr>
+          <w:ilvl w:val="0"/>
+          <w:numId w:val="29"/>
+        </w:numPr>
+      </w:pPr>
+      <w:proofErr w:type="spellStart"/>
+      <w:proofErr w:type="gramStart"/>
+      <w:r>
+        <w:t>get</w:t>
+      </w:r>
+      <w:proofErr w:type="spellEnd"/>
+      <w:r>
+        <w:t>(</w:t>
+      </w:r>
+      <w:proofErr w:type="gramEnd"/>
+      <w:r>
+        <w:t>)</w:t>
+      </w:r>
+    </w:p>
+    <w:p>
+      <w:pPr>
+        <w:numPr>
+          <w:ilvl w:val="0"/>
+          <w:numId w:val="29"/>
+        </w:numPr>
+      </w:pPr>
+      <w:proofErr w:type="spellStart"/>
+      <w:r>
+        <w:t>get_</w:t>
+      </w:r>
+      <w:proofErr w:type="gramStart"/>
+      <w:r>
+        <w:t>multi</w:t>
+      </w:r>
+      <w:proofErr w:type="spellEnd"/>
+      <w:r>
+        <w:t>(</w:t>
+      </w:r>
+      <w:proofErr w:type="gramEnd"/>
+      <w:r>
+        <w:t>)</w:t>
+      </w:r>
+    </w:p>
+    <w:p>
+      <w:pPr>
+        <w:numPr>
+          <w:ilvl w:val="0"/>
+          <w:numId w:val="29"/>
+        </w:numPr>
+      </w:pPr>
+      <w:proofErr w:type="spellStart"/>
+      <w:proofErr w:type="gramStart"/>
+      <w:r>
+        <w:t>create</w:t>
+      </w:r>
+      <w:proofErr w:type="spellEnd"/>
+      <w:r>
+        <w:t>(</w:t>
+      </w:r>
+      <w:proofErr w:type="gramEnd"/>
+      <w:r>
+        <w:t>)</w:t>
+      </w:r>
+    </w:p>
+    <w:p>
+      <w:pPr>
+        <w:numPr>
+          <w:ilvl w:val="0"/>
+          <w:numId w:val="29"/>
+        </w:numPr>
+      </w:pPr>
+      <w:proofErr w:type="spellStart"/>
+      <w:proofErr w:type="gramStart"/>
+      <w:r>
+        <w:t>update</w:t>
+      </w:r>
+      <w:proofErr w:type="spellEnd"/>
+      <w:r>
+        <w:t>(</w:t>
+      </w:r>
+      <w:proofErr w:type="gramEnd"/>
+      <w:r>
+        <w:t>)</w:t>
+      </w:r>
+    </w:p>
+    <w:p>
+      <w:pPr>
+        <w:numPr>
+          <w:ilvl w:val="0"/>
+          <w:numId w:val="29"/>
+        </w:numPr>
+      </w:pPr>
+      <w:proofErr w:type="spellStart"/>
+      <w:proofErr w:type="gramStart"/>
+      <w:r>
+        <w:lastRenderedPageBreak/>
+        <w:t>remove</w:t>
+      </w:r>
+      <w:proofErr w:type="spellEnd"/>
+      <w:r>
+        <w:t>(</w:t>
+      </w:r>
+      <w:proofErr w:type="gramEnd"/>
+      <w:r>
+        <w:t>)</w:t>
+      </w:r>
+    </w:p>
+    <w:p>
+      <w:pPr>
+        <w:rPr>
+          <w:b/>
+          <w:bCs/>
+        </w:rPr>
+      </w:pPr>
+      <w:r>
+        <w:rPr>
+          <w:rFonts w:ascii="Segoe UI Symbol" w:hAnsi="Segoe UI Symbol" w:cs="Segoe UI Symbol"/>
+          <w:b/>
+          <w:bCs/>
+        </w:rPr>
+        <w:t>✔</w:t>
+      </w:r>
+      <w:r>
+        <w:rPr>
+          <w:b/>
+          <w:bCs/>
+        </w:rPr>
+        <w:t xml:space="preserve"> 4. Autenticación JWT</w:t>
+      </w:r>
+    </w:p>
+    <w:p>
+      <w:pPr>
+        <w:numPr>
+          <w:ilvl w:val="0"/>
+          <w:numId w:val="30"/>
+        </w:numPr>
+      </w:pPr>
+      <w:r>
+        <w:t>Login</w:t>
+      </w:r>
+    </w:p>
+    <w:p>
+      <w:pPr>
+        <w:numPr>
+          <w:ilvl w:val="0"/>
+          <w:numId w:val="30"/>
+        </w:numPr>
+      </w:pPr>
+      <w:proofErr w:type="spellStart"/>
+      <w:r>
+        <w:t>TokenPayload</w:t>
+      </w:r>
+      <w:proofErr w:type="spellEnd"/>
+    </w:p>
+    <w:p>
+      <w:pPr>
+        <w:numPr>
+          <w:ilvl w:val="0"/>
+          <w:numId w:val="30"/>
+        </w:numPr>
+      </w:pPr>
+      <w:r>
+        <w:t>OAuth2PasswordBearer</w:t>
+      </w:r>
+    </w:p>
+    <w:p>
+      <w:pPr>
+        <w:numPr>
+          <w:ilvl w:val="0"/>
+          <w:numId w:val="30"/>
+        </w:numPr>
+      </w:pPr>
+      <w:r>
+        <w:t>Validación de credenciales</w:t>
+      </w:r>
+    </w:p>
+    <w:p>
+      <w:pPr>
+        <w:rPr>
+          <w:b/>
+          <w:bCs/>
+        </w:rPr>
+      </w:pPr>
+      <w:r>
+        <w:rPr>
+          <w:rFonts w:ascii="Segoe UI Symbol" w:hAnsi="Segoe UI Symbol" w:cs="Segoe UI Symbol"/>
+          <w:b/>
+          <w:bCs/>
+        </w:rPr>
+        <w:t>✔</w:t>
+      </w:r>
+      <w:r>
+        <w:rPr>
+          <w:b/>
+          <w:bCs/>
+        </w:rPr>
+        <w:t xml:space="preserve"> 5. Sistema de roles</w:t>
+      </w:r>
+    </w:p>
+    <w:p>
+      <w:pPr>
+        <w:numPr>
+          <w:ilvl w:val="0"/>
+          <w:numId w:val="31"/>
+        </w:numPr>
+      </w:pPr>
+      <w:proofErr w:type="spellStart"/>
+      <w:r>
+        <w:t>admin</w:t>
+      </w:r>
+      <w:proofErr w:type="spellEnd"/>
+    </w:p>
+    <w:p>
+      <w:pPr>
+        <w:numPr>
+          <w:ilvl w:val="0"/>
+          <w:numId w:val="31"/>
+        </w:numPr>
+      </w:pPr>
+      <w:proofErr w:type="spellStart"/>
+      <w:r>
+        <w:t>teacher</w:t>
+      </w:r>
+      <w:proofErr w:type="spellEnd"/>
+    </w:p>
+    <w:p>
+      <w:pPr>
+        <w:numPr>
+          <w:ilvl w:val="0"/>
+          <w:numId w:val="31"/>
+        </w:numPr>
+      </w:pPr>
+      <w:proofErr w:type="spellStart"/>
+      <w:r>
+        <w:t>client</w:t>
+      </w:r>
+      <w:proofErr w:type="spellEnd"/>
+    </w:p>
+    <w:p>
+      <w:pPr>
+        <w:numPr>
+          <w:ilvl w:val="0"/>
+          <w:numId w:val="31"/>
+        </w:numPr>
+      </w:pPr>
+      <w:proofErr w:type="spellStart"/>
+      <w:r>
+        <w:t>front_desk</w:t>
+      </w:r>
+      <w:proofErr w:type="spellEnd"/>
+    </w:p>
+    <w:p>
+      <w:pPr>
+        <w:rPr>
+          <w:b/>
+          <w:bCs/>
+        </w:rPr>
+      </w:pPr>
+      <w:r>
+        <w:rPr>
+          <w:rFonts w:ascii="Segoe UI Symbol" w:hAnsi="Segoe UI Symbol" w:cs="Segoe UI Symbol"/>
+          <w:b/>
+          <w:bCs/>
+        </w:rPr>
+        <w:t>✔</w:t>
+      </w:r>
+      <w:r>
+        <w:rPr>
+          <w:b/>
+          <w:bCs/>
+        </w:rPr>
+        <w:t xml:space="preserve"> 6. Primeros </w:t>
+      </w:r>
+      <w:proofErr w:type="spellStart"/>
+      <w:r>
+        <w:rPr>
+          <w:b/>
+          <w:bCs/>
+        </w:rPr>
+        <w:t>endpoints</w:t>
+      </w:r>
+      <w:proofErr w:type="spellEnd"/>
+      <w:r>
+        <w:rPr>
+          <w:b/>
+          <w:bCs/>
+        </w:rPr>
+        <w:t xml:space="preserve"> funcionales</w:t>
+      </w:r>
+    </w:p>
+    <w:p>
+      <w:pPr>
+        <w:numPr>
+          <w:ilvl w:val="0"/>
+          <w:numId w:val="32"/>
+        </w:numPr>
+      </w:pPr>
+      <w:r>
+        <w:t>Registro</w:t>
+      </w:r>
+    </w:p>
+    <w:p>
+      <w:pPr>
+        <w:numPr>
+          <w:ilvl w:val="0"/>
+          <w:numId w:val="32"/>
+        </w:numPr>
+      </w:pPr>
+      <w:r>
+        <w:t>Login</w:t>
+      </w:r>
+    </w:p>
+    <w:p>
+      <w:pPr>
+        <w:numPr>
+          <w:ilvl w:val="0"/>
+          <w:numId w:val="32"/>
+        </w:numPr>
+      </w:pPr>
+      <w:r>
+        <w:t>CRUD de clases</w:t>
+      </w:r>
+    </w:p>
+    <w:p>
+      <w:pPr>
+        <w:numPr>
+          <w:ilvl w:val="0"/>
+          <w:numId w:val="32"/>
+        </w:numPr>
+      </w:pPr>
+      <w:r>
+        <w:t>CRUD de horarios</w:t>
+      </w:r>
+    </w:p>
+    <w:p>
+      <w:pPr>
+        <w:numPr>
+          <w:ilvl w:val="0"/>
+          <w:numId w:val="32"/>
+        </w:numPr>
+      </w:pPr>
+      <w:r>
+        <w:t>CRUD de sesiones</w:t>
+      </w:r>
+    </w:p>
+    <w:p>
+      <w:pPr>
+        <w:numPr>
+          <w:ilvl w:val="0"/>
+          <w:numId w:val="32"/>
+        </w:numPr>
+      </w:pPr>
+      <w:r>
+        <w:t>CRUD de reservas</w:t>
+      </w:r>
+    </w:p>
+    <w:p>
+      <w:pPr>
+        <w:numPr>
+          <w:ilvl w:val="0"/>
+          <w:numId w:val="32"/>
+        </w:numPr>
+      </w:pPr>
+      <w:r>
+        <w:t>CRUD de clientes</w:t>
+      </w:r>
+    </w:p>
+    <w:p>
+      <w:pPr>
+        <w:numPr>
+          <w:ilvl w:val="0"/>
+          <w:numId w:val="32"/>
+        </w:numPr>
+      </w:pPr>
+      <w:r>
+        <w:t>CRUD de profesores</w:t>
+      </w:r>
+    </w:p>
+    <w:p>
+      <w:pPr>
+        <w:numPr>
+          <w:ilvl w:val="0"/>
+          <w:numId w:val="32"/>
+        </w:numPr>
+      </w:pPr>
+      <w:r>
+        <w:t>CRUD de membresías</w:t>
+      </w:r>
+    </w:p>
+    <w:p>
+      <w:pPr>
+        <w:rPr>
+          <w:b/>
+          <w:bCs/>
+        </w:rPr>
+      </w:pPr>
+      <w:r>
+        <w:rPr>
+          <w:rFonts w:ascii="Segoe UI Symbol" w:hAnsi="Segoe UI Symbol" w:cs="Segoe UI Symbol"/>
+          <w:b/>
+          <w:bCs/>
+        </w:rPr>
+        <w:t>✔</w:t>
+      </w:r>
+      <w:r>
+        <w:rPr>
+          <w:b/>
+          <w:bCs/>
+        </w:rPr>
+        <w:t xml:space="preserve"> 7. Guardias de acceso</w:t>
+      </w:r>
+    </w:p>
+    <w:p>
+      <w:pPr>
+        <w:numPr>
+          <w:ilvl w:val="0"/>
+          <w:numId w:val="33"/>
+        </w:numPr>
+      </w:pPr>
+      <w:proofErr w:type="spellStart"/>
+      <w:r>
+        <w:t>require_admin</w:t>
+      </w:r>
+      <w:proofErr w:type="spellEnd"/>
+    </w:p>
+    <w:p>
+      <w:pPr>
+        <w:numPr>
+          <w:ilvl w:val="0"/>
+          <w:numId w:val="33"/>
+        </w:numPr>
+      </w:pPr>
+      <w:proofErr w:type="spellStart"/>
+      <w:r>
+        <w:t>require_teacher</w:t>
+      </w:r>
+      <w:proofErr w:type="spellEnd"/>
+    </w:p>
+    <w:p>
+      <w:pPr>
+        <w:numPr>
+          <w:ilvl w:val="0"/>
+          <w:numId w:val="33"/>
+        </w:numPr>
+      </w:pPr>
+      <w:proofErr w:type="spellStart"/>
+      <w:r>
+        <w:t>require_client</w:t>
+      </w:r>
+      <w:proofErr w:type="spellEnd"/>
+    </w:p>
+    <w:p>
+      <w:pPr>
+        <w:numPr>
+          <w:ilvl w:val="0"/>
+          <w:numId w:val="33"/>
+        </w:numPr>
+      </w:pPr>
+      <w:proofErr w:type="spellStart"/>
+      <w:r>
+        <w:t>require_front_desk</w:t>
+      </w:r>
+      <w:proofErr w:type="spellEnd"/>
+    </w:p>
+    <w:p>
+      <w:pPr>
+        <w:numPr>
+          <w:ilvl w:val="0"/>
+          <w:numId w:val="33"/>
+        </w:numPr>
+      </w:pPr>
+      <w:proofErr w:type="spellStart"/>
+      <w:r>
+        <w:t>require_admin_or_self</w:t>
+      </w:r>
+      <w:proofErr w:type="spellEnd"/>
+    </w:p>
+    <w:p>
+      <w:pPr>
+        <w:rPr>
+          <w:b/>
+          <w:bCs/>
+        </w:rPr>
+      </w:pPr>
+      <w:r>
+        <w:rPr>
+          <w:rFonts w:ascii="Segoe UI Emoji" w:hAnsi="Segoe UI Emoji" w:cs="Segoe UI Emoji"/>
+          <w:b/>
+          <w:bCs/>
+        </w:rPr>
+        <w:t>🟦</w:t>
+      </w:r>
+      <w:r>
+        <w:rPr>
+          <w:b/>
+          <w:bCs/>
+        </w:rPr>
+        <w:t xml:space="preserve"> Estado final del Sprint 5</w:t>
+      </w:r>
+    </w:p>
+    <w:p>
+      <w:r>
+        <w:t xml:space="preserve">El </w:t>
+      </w:r>
+      <w:proofErr w:type="spellStart"/>
+      <w:r>
+        <w:t>backend</w:t>
+      </w:r>
+      <w:proofErr w:type="spellEnd"/>
+      <w:r>
+        <w:t xml:space="preserve"> quedó </w:t>
+      </w:r>
+      <w:r>
+        <w:rPr>
+          <w:b/>
+          <w:bCs/>
+        </w:rPr>
+        <w:t>funcional</w:t>
+      </w:r>
+      <w:r>
+        <w:t>, pero:</w:t>
+      </w:r>
+    </w:p>
+    <w:p>
+      <w:pPr>
+        <w:numPr>
+          <w:ilvl w:val="0"/>
+          <w:numId w:val="34"/>
+        </w:numPr>
+      </w:pPr>
+      <w:r>
+        <w:t xml:space="preserve">mezclaba lógica de negocio en </w:t>
+      </w:r>
+      <w:proofErr w:type="spellStart"/>
+      <w:r>
+        <w:t>routers</w:t>
+      </w:r>
+      <w:proofErr w:type="spellEnd"/>
+    </w:p>
+    <w:p>
+      <w:pPr>
+        <w:numPr>
+          <w:ilvl w:val="0"/>
+          <w:numId w:val="34"/>
+        </w:numPr>
+      </w:pPr>
+      <w:r>
+        <w:t xml:space="preserve">no tenía </w:t>
+      </w:r>
+      <w:proofErr w:type="spellStart"/>
+      <w:r>
+        <w:t>services</w:t>
+      </w:r>
+      <w:proofErr w:type="spellEnd"/>
+    </w:p>
+    <w:p>
+      <w:pPr>
+        <w:numPr>
+          <w:ilvl w:val="0"/>
+          <w:numId w:val="34"/>
+        </w:numPr>
+      </w:pPr>
+      <w:r>
+        <w:lastRenderedPageBreak/>
+        <w:t xml:space="preserve">no tenía </w:t>
+      </w:r>
+      <w:proofErr w:type="spellStart"/>
+      <w:r>
+        <w:t>schemas</w:t>
+      </w:r>
+      <w:proofErr w:type="spellEnd"/>
+      <w:r>
+        <w:t xml:space="preserve"> públicos</w:t>
+      </w:r>
+    </w:p>
+    <w:p>
+      <w:pPr>
+        <w:numPr>
+          <w:ilvl w:val="0"/>
+          <w:numId w:val="34"/>
+        </w:numPr>
+      </w:pPr>
+      <w:r>
+        <w:t xml:space="preserve">no tenía </w:t>
+      </w:r>
+      <w:proofErr w:type="spellStart"/>
+      <w:r>
+        <w:t>endpoints</w:t>
+      </w:r>
+      <w:proofErr w:type="spellEnd"/>
+      <w:r>
+        <w:t xml:space="preserve"> públicos</w:t>
+      </w:r>
+    </w:p>
+    <w:p>
+      <w:pPr>
+        <w:numPr>
+          <w:ilvl w:val="0"/>
+          <w:numId w:val="34"/>
+        </w:numPr>
+      </w:pPr>
+      <w:r>
+        <w:t xml:space="preserve">no tenía </w:t>
+      </w:r>
+      <w:proofErr w:type="spellStart"/>
+      <w:r>
+        <w:t>endpoints</w:t>
+      </w:r>
+      <w:proofErr w:type="spellEnd"/>
+      <w:r>
+        <w:t xml:space="preserve"> operativos</w:t>
+      </w:r>
+    </w:p>
+    <w:p>
+      <w:pPr>
+        <w:numPr>
+          <w:ilvl w:val="0"/>
+          <w:numId w:val="34"/>
+        </w:numPr>
+      </w:pPr>
+      <w:r>
+        <w:t>no tenía transformaciones automáticas</w:t>
+      </w:r>
+    </w:p>
+    <w:p>
+      <w:pPr>
+        <w:numPr>
+          <w:ilvl w:val="0"/>
+          <w:numId w:val="34"/>
+        </w:numPr>
+      </w:pPr>
+      <w:r>
+        <w:t>no tenía disponibilidad real</w:t>
+      </w:r>
+    </w:p>
+    <w:p>
+      <w:pPr>
+        <w:numPr>
+          <w:ilvl w:val="0"/>
+          <w:numId w:val="34"/>
+        </w:numPr>
+      </w:pPr>
+      <w:r>
+        <w:t>no tenía próxima sesión</w:t>
+      </w:r>
+    </w:p>
+    <w:p>
+      <w:pPr>
+        <w:numPr>
+          <w:ilvl w:val="0"/>
+          <w:numId w:val="34"/>
+        </w:numPr>
+      </w:pPr>
+      <w:r>
+        <w:t xml:space="preserve">no tenía </w:t>
+      </w:r>
+      <w:proofErr w:type="spellStart"/>
+      <w:r>
+        <w:t>endpoints</w:t>
+      </w:r>
+      <w:proofErr w:type="spellEnd"/>
+      <w:r>
+        <w:t xml:space="preserve"> de perfil</w:t>
+      </w:r>
+    </w:p>
+    <w:p>
+      <w:pPr>
+        <w:numPr>
+          <w:ilvl w:val="0"/>
+          <w:numId w:val="34"/>
+        </w:numPr>
+      </w:pPr>
+      <w:r>
+        <w:t xml:space="preserve">no tenía </w:t>
+      </w:r>
+      <w:proofErr w:type="spellStart"/>
+      <w:r>
+        <w:t>endpoints</w:t>
+      </w:r>
+      <w:proofErr w:type="spellEnd"/>
+      <w:r>
+        <w:t xml:space="preserve"> de estadísticas</w:t>
+      </w:r>
+    </w:p>
+    <w:p>
+      <w:pPr>
+        <w:numPr>
+          <w:ilvl w:val="0"/>
+          <w:numId w:val="34"/>
+        </w:numPr>
+      </w:pPr>
+      <w:r>
+        <w:t xml:space="preserve">no tenía consistencia entre </w:t>
+      </w:r>
+      <w:proofErr w:type="spellStart"/>
+      <w:r>
+        <w:t>routers</w:t>
+      </w:r>
+      <w:proofErr w:type="spellEnd"/>
+    </w:p>
+    <w:p>
+      <w:r>
+        <w:t>Por eso Sprint 6 fue necesario.</w:t>
+      </w:r>
+    </w:p>
+    <w:p>
+      <w:pPr>
+        <w:rPr>
+          <w:b/>
+          <w:bCs/>
+          <w:lang w:val="en-US"/>
+        </w:rPr>
+      </w:pPr>
+      <w:r>
+        <w:rPr>
+          <w:rFonts w:ascii="Segoe UI Emoji" w:hAnsi="Segoe UI Emoji" w:cs="Segoe UI Emoji"/>
+          <w:b/>
+          <w:bCs/>
+        </w:rPr>
+        <w:t>🟩</w:t>
+      </w:r>
+      <w:r>
+        <w:rPr>
+          <w:b/>
+          <w:bCs/>
+          <w:lang w:val="en-US"/>
+        </w:rPr>
+        <w:t xml:space="preserve"> INFORME DE SPRINT 6 — FitFlow Backend (Refactor Total)</w:t>
+      </w:r>
+    </w:p>
+    <w:p>
+      <w:r>
+        <w:t xml:space="preserve">Sprint 6 fue </w:t>
+      </w:r>
+      <w:r>
+        <w:rPr>
+          <w:b/>
+          <w:bCs/>
+        </w:rPr>
+        <w:t xml:space="preserve">un </w:t>
+      </w:r>
+      <w:proofErr w:type="spellStart"/>
+      <w:r>
+        <w:rPr>
+          <w:b/>
+          <w:bCs/>
+        </w:rPr>
+        <w:t>refactor</w:t>
+      </w:r>
+      <w:proofErr w:type="spellEnd"/>
+      <w:r>
+        <w:rPr>
+          <w:b/>
+          <w:bCs/>
+        </w:rPr>
+        <w:t xml:space="preserve"> completo del </w:t>
+      </w:r>
+      <w:proofErr w:type="spellStart"/>
+      <w:r>
+        <w:rPr>
+          <w:b/>
+          <w:bCs/>
+        </w:rPr>
+        <w:t>backend</w:t>
+      </w:r>
+      <w:proofErr w:type="spellEnd"/>
+      <w:r>
+        <w:t>, elevando el producto a nivel profesional.</w:t>
+      </w:r>
+    </w:p>
+    <w:p>
+      <w:pPr>
+        <w:rPr>
+          <w:b/>
+          <w:bCs/>
+        </w:rPr>
+      </w:pPr>
+      <w:r>
+        <w:rPr>
+          <w:rFonts w:ascii="Segoe UI Emoji" w:hAnsi="Segoe UI Emoji" w:cs="Segoe UI Emoji"/>
+          <w:b/>
+          <w:bCs/>
+        </w:rPr>
+        <w:t>🟦</w:t>
+      </w:r>
+      <w:r>
+        <w:rPr>
+          <w:b/>
+          <w:bCs/>
+        </w:rPr>
+        <w:t xml:space="preserve"> Objetivo general del Sprint 6</w:t>
+      </w:r>
+    </w:p>
+    <w:p>
+      <w:r>
+        <w:t xml:space="preserve">Convertir el </w:t>
+      </w:r>
+      <w:proofErr w:type="spellStart"/>
+      <w:r>
+        <w:t>backend</w:t>
+      </w:r>
+      <w:proofErr w:type="spellEnd"/>
+      <w:r>
+        <w:t xml:space="preserve"> en una </w:t>
+      </w:r>
+      <w:r>
+        <w:rPr>
+          <w:b/>
+          <w:bCs/>
+        </w:rPr>
+        <w:t>arquitectura profesional</w:t>
+      </w:r>
+      <w:r>
+        <w:t>, con:</w:t>
+      </w:r>
+    </w:p>
+    <w:p>
+      <w:pPr>
+        <w:numPr>
+          <w:ilvl w:val="0"/>
+          <w:numId w:val="35"/>
+        </w:numPr>
+      </w:pPr>
+      <w:proofErr w:type="spellStart"/>
+      <w:r>
+        <w:t>services</w:t>
+      </w:r>
+      <w:proofErr w:type="spellEnd"/>
+    </w:p>
+    <w:p>
+      <w:pPr>
+        <w:numPr>
+          <w:ilvl w:val="0"/>
+          <w:numId w:val="35"/>
+        </w:numPr>
+      </w:pPr>
+      <w:proofErr w:type="spellStart"/>
+      <w:r>
+        <w:t>schemas</w:t>
+      </w:r>
+      <w:proofErr w:type="spellEnd"/>
+      <w:r>
+        <w:t xml:space="preserve"> públicos</w:t>
+      </w:r>
+    </w:p>
+    <w:p>
+      <w:pPr>
+        <w:numPr>
+          <w:ilvl w:val="0"/>
+          <w:numId w:val="35"/>
+        </w:numPr>
+      </w:pPr>
+      <w:proofErr w:type="spellStart"/>
+      <w:r>
+        <w:t>routers</w:t>
+      </w:r>
+      <w:proofErr w:type="spellEnd"/>
+      <w:r>
+        <w:t xml:space="preserve"> limpios</w:t>
+      </w:r>
+    </w:p>
+    <w:p>
+      <w:pPr>
+        <w:numPr>
+          <w:ilvl w:val="0"/>
+          <w:numId w:val="35"/>
+        </w:numPr>
+      </w:pPr>
+      <w:r>
+        <w:t>lógica centralizada</w:t>
+      </w:r>
+    </w:p>
+    <w:p>
+      <w:pPr>
+        <w:numPr>
+          <w:ilvl w:val="0"/>
+          <w:numId w:val="35"/>
+        </w:numPr>
+      </w:pPr>
+      <w:proofErr w:type="spellStart"/>
+      <w:r>
+        <w:t>endpoints</w:t>
+      </w:r>
+      <w:proofErr w:type="spellEnd"/>
+      <w:r>
+        <w:t xml:space="preserve"> públicos</w:t>
+      </w:r>
+    </w:p>
+    <w:p>
+      <w:pPr>
+        <w:numPr>
+          <w:ilvl w:val="0"/>
+          <w:numId w:val="35"/>
+        </w:numPr>
+      </w:pPr>
+      <w:proofErr w:type="spellStart"/>
+      <w:r>
+        <w:t>endpoints</w:t>
+      </w:r>
+      <w:proofErr w:type="spellEnd"/>
+      <w:r>
+        <w:t xml:space="preserve"> operativos</w:t>
+      </w:r>
+    </w:p>
+    <w:p>
+      <w:pPr>
+        <w:numPr>
+          <w:ilvl w:val="0"/>
+          <w:numId w:val="35"/>
+        </w:numPr>
+      </w:pPr>
+      <w:proofErr w:type="spellStart"/>
+      <w:r>
+        <w:t>endpoints</w:t>
+      </w:r>
+      <w:proofErr w:type="spellEnd"/>
+      <w:r>
+        <w:t xml:space="preserve"> de perfil</w:t>
+      </w:r>
+    </w:p>
+    <w:p>
+      <w:pPr>
+        <w:numPr>
+          <w:ilvl w:val="0"/>
+          <w:numId w:val="35"/>
+        </w:numPr>
+      </w:pPr>
+      <w:proofErr w:type="spellStart"/>
+      <w:r>
+        <w:t>endpoints</w:t>
+      </w:r>
+      <w:proofErr w:type="spellEnd"/>
+      <w:r>
+        <w:t xml:space="preserve"> de estadísticas</w:t>
+      </w:r>
+    </w:p>
+    <w:p>
+      <w:pPr>
+        <w:numPr>
+          <w:ilvl w:val="0"/>
+          <w:numId w:val="35"/>
+        </w:numPr>
+      </w:pPr>
+      <w:r>
+        <w:t>disponibilidad real</w:t>
+      </w:r>
+    </w:p>
+    <w:p>
+      <w:pPr>
+        <w:numPr>
+          <w:ilvl w:val="0"/>
+          <w:numId w:val="35"/>
+        </w:numPr>
+      </w:pPr>
+      <w:r>
+        <w:t>próxima sesión</w:t>
+      </w:r>
+    </w:p>
+    <w:p>
+      <w:pPr>
+        <w:numPr>
+          <w:ilvl w:val="0"/>
+          <w:numId w:val="35"/>
+        </w:numPr>
+      </w:pPr>
+      <w:r>
+        <w:t>transformaciones automáticas</w:t>
+      </w:r>
+    </w:p>
+    <w:p>
+      <w:pPr>
+        <w:numPr>
+          <w:ilvl w:val="0"/>
+          <w:numId w:val="35"/>
+        </w:numPr>
+      </w:pPr>
+      <w:proofErr w:type="spellStart"/>
+      <w:r>
+        <w:t>guards</w:t>
+      </w:r>
+      <w:proofErr w:type="spellEnd"/>
+      <w:r>
+        <w:t xml:space="preserve"> consistentes</w:t>
+      </w:r>
+    </w:p>
+    <w:p>
+      <w:pPr>
+        <w:numPr>
+          <w:ilvl w:val="0"/>
+          <w:numId w:val="35"/>
+        </w:numPr>
+      </w:pPr>
+      <w:r>
+        <w:t>documentación interna</w:t>
+      </w:r>
+    </w:p>
+    <w:p>
+      <w:pPr>
+        <w:rPr>
+          <w:b/>
+          <w:bCs/>
+        </w:rPr>
+      </w:pPr>
+      <w:r>
+        <w:rPr>
+          <w:rFonts w:ascii="Segoe UI Emoji" w:hAnsi="Segoe UI Emoji" w:cs="Segoe UI Emoji"/>
+          <w:b/>
+          <w:bCs/>
+        </w:rPr>
+        <w:t>🟦</w:t>
+      </w:r>
+      <w:r>
+        <w:rPr>
+          <w:b/>
+          <w:bCs/>
+        </w:rPr>
+        <w:t xml:space="preserve"> Entregables del Sprint 6</w:t>
+      </w:r>
+    </w:p>
+    <w:p>
+      <w:pPr>
+        <w:rPr>
+          <w:b/>
+          <w:bCs/>
+        </w:rPr>
+      </w:pPr>
+      <w:r>
+        <w:rPr>
+          <w:rFonts w:ascii="Segoe UI Symbol" w:hAnsi="Segoe UI Symbol" w:cs="Segoe UI Symbol"/>
+          <w:b/>
+          <w:bCs/>
+        </w:rPr>
+        <w:t>✔</w:t>
+      </w:r>
+      <w:r>
+        <w:rPr>
+          <w:b/>
+          <w:bCs/>
+        </w:rPr>
+        <w:t xml:space="preserve"> 1. </w:t>
+      </w:r>
+      <w:proofErr w:type="spellStart"/>
+      <w:r>
+        <w:rPr>
+          <w:b/>
+          <w:bCs/>
+        </w:rPr>
+        <w:t>Refactor</w:t>
+      </w:r>
+      <w:proofErr w:type="spellEnd"/>
+      <w:r>
+        <w:rPr>
+          <w:b/>
+          <w:bCs/>
+        </w:rPr>
+        <w:t xml:space="preserve"> completo de </w:t>
+      </w:r>
+      <w:proofErr w:type="spellStart"/>
+      <w:r>
+        <w:rPr>
+          <w:b/>
+          <w:bCs/>
+        </w:rPr>
+        <w:t>routers</w:t>
+      </w:r>
+      <w:proofErr w:type="spellEnd"/>
+    </w:p>
+    <w:p>
+      <w:pPr>
+        <w:numPr>
+          <w:ilvl w:val="0"/>
+          <w:numId w:val="36"/>
+        </w:numPr>
+      </w:pPr>
+      <w:proofErr w:type="spellStart"/>
+      <w:r>
+        <w:t>front_desk</w:t>
+      </w:r>
+      <w:proofErr w:type="spellEnd"/>
+    </w:p>
+    <w:p>
+      <w:pPr>
+        <w:numPr>
+          <w:ilvl w:val="0"/>
+          <w:numId w:val="36"/>
+        </w:numPr>
+      </w:pPr>
+      <w:proofErr w:type="spellStart"/>
+      <w:r>
+        <w:t>bookings</w:t>
+      </w:r>
+      <w:proofErr w:type="spellEnd"/>
+    </w:p>
+    <w:p>
+      <w:pPr>
+        <w:numPr>
+          <w:ilvl w:val="0"/>
+          <w:numId w:val="36"/>
+        </w:numPr>
+      </w:pPr>
+      <w:proofErr w:type="spellStart"/>
+      <w:r>
+        <w:lastRenderedPageBreak/>
+        <w:t>class_sessions</w:t>
+      </w:r>
+      <w:proofErr w:type="spellEnd"/>
+    </w:p>
+    <w:p>
+      <w:pPr>
+        <w:numPr>
+          <w:ilvl w:val="0"/>
+          <w:numId w:val="36"/>
+        </w:numPr>
+      </w:pPr>
+      <w:proofErr w:type="spellStart"/>
+      <w:r>
+        <w:t>class_schedules</w:t>
+      </w:r>
+      <w:proofErr w:type="spellEnd"/>
+    </w:p>
+    <w:p>
+      <w:pPr>
+        <w:numPr>
+          <w:ilvl w:val="0"/>
+          <w:numId w:val="36"/>
+        </w:numPr>
+      </w:pPr>
+      <w:proofErr w:type="spellStart"/>
+      <w:r>
+        <w:t>teachers</w:t>
+      </w:r>
+      <w:proofErr w:type="spellEnd"/>
+    </w:p>
+    <w:p>
+      <w:pPr>
+        <w:numPr>
+          <w:ilvl w:val="0"/>
+          <w:numId w:val="36"/>
+        </w:numPr>
+      </w:pPr>
+      <w:proofErr w:type="spellStart"/>
+      <w:r>
+        <w:t>gym_classes</w:t>
+      </w:r>
+      <w:proofErr w:type="spellEnd"/>
+    </w:p>
+    <w:p>
+      <w:pPr>
+        <w:numPr>
+          <w:ilvl w:val="0"/>
+          <w:numId w:val="36"/>
+        </w:numPr>
+      </w:pPr>
+      <w:proofErr w:type="spellStart"/>
+      <w:r>
+        <w:t>clients</w:t>
+      </w:r>
+      <w:proofErr w:type="spellEnd"/>
+    </w:p>
+    <w:p>
+      <w:pPr>
+        <w:numPr>
+          <w:ilvl w:val="0"/>
+          <w:numId w:val="36"/>
+        </w:numPr>
+      </w:pPr>
+      <w:proofErr w:type="spellStart"/>
+      <w:r>
+        <w:t>memberships</w:t>
+      </w:r>
+      <w:proofErr w:type="spellEnd"/>
+    </w:p>
+    <w:p>
+      <w:pPr>
+        <w:numPr>
+          <w:ilvl w:val="0"/>
+          <w:numId w:val="36"/>
+        </w:numPr>
+      </w:pPr>
+      <w:proofErr w:type="spellStart"/>
+      <w:r>
+        <w:t>users</w:t>
+      </w:r>
+      <w:proofErr w:type="spellEnd"/>
+    </w:p>
+    <w:p>
+      <w:r>
+        <w:t>Todos ahora:</w:t>
+      </w:r>
+    </w:p>
+    <w:p>
+      <w:pPr>
+        <w:numPr>
+          <w:ilvl w:val="0"/>
+          <w:numId w:val="37"/>
+        </w:numPr>
+      </w:pPr>
+      <w:r>
+        <w:t xml:space="preserve">usan </w:t>
+      </w:r>
+      <w:proofErr w:type="spellStart"/>
+      <w:r>
+        <w:t>services</w:t>
+      </w:r>
+      <w:proofErr w:type="spellEnd"/>
+    </w:p>
+    <w:p>
+      <w:pPr>
+        <w:numPr>
+          <w:ilvl w:val="0"/>
+          <w:numId w:val="37"/>
+        </w:numPr>
+      </w:pPr>
+      <w:r>
+        <w:t xml:space="preserve">usan </w:t>
+      </w:r>
+      <w:proofErr w:type="spellStart"/>
+      <w:r>
+        <w:t>schemas</w:t>
+      </w:r>
+      <w:proofErr w:type="spellEnd"/>
+      <w:r>
+        <w:t xml:space="preserve"> públicos</w:t>
+      </w:r>
+    </w:p>
+    <w:p>
+      <w:pPr>
+        <w:numPr>
+          <w:ilvl w:val="0"/>
+          <w:numId w:val="37"/>
+        </w:numPr>
+      </w:pPr>
+      <w:r>
+        <w:t>usan transformaciones automáticas</w:t>
+      </w:r>
+    </w:p>
+    <w:p>
+      <w:pPr>
+        <w:numPr>
+          <w:ilvl w:val="0"/>
+          <w:numId w:val="37"/>
+        </w:numPr>
+      </w:pPr>
+      <w:r>
+        <w:t>tienen descripciones breves</w:t>
+      </w:r>
+    </w:p>
+    <w:p>
+      <w:pPr>
+        <w:numPr>
+          <w:ilvl w:val="0"/>
+          <w:numId w:val="37"/>
+        </w:numPr>
+      </w:pPr>
+      <w:r>
+        <w:t xml:space="preserve">tienen </w:t>
+      </w:r>
+      <w:proofErr w:type="spellStart"/>
+      <w:r>
+        <w:t>guards</w:t>
+      </w:r>
+      <w:proofErr w:type="spellEnd"/>
+      <w:r>
+        <w:t xml:space="preserve"> correctos</w:t>
+      </w:r>
+    </w:p>
+    <w:p>
+      <w:pPr>
+        <w:numPr>
+          <w:ilvl w:val="0"/>
+          <w:numId w:val="37"/>
+        </w:numPr>
+      </w:pPr>
+      <w:r>
+        <w:t xml:space="preserve">tienen </w:t>
+      </w:r>
+      <w:proofErr w:type="spellStart"/>
+      <w:r>
+        <w:t>endpoints</w:t>
+      </w:r>
+      <w:proofErr w:type="spellEnd"/>
+      <w:r>
+        <w:t xml:space="preserve"> públicos</w:t>
+      </w:r>
+    </w:p>
+    <w:p>
+      <w:pPr>
+        <w:numPr>
+          <w:ilvl w:val="0"/>
+          <w:numId w:val="37"/>
+        </w:numPr>
+      </w:pPr>
+      <w:r>
+        <w:t xml:space="preserve">tienen </w:t>
+      </w:r>
+      <w:proofErr w:type="spellStart"/>
+      <w:r>
+        <w:t>endpoints</w:t>
+      </w:r>
+      <w:proofErr w:type="spellEnd"/>
+      <w:r>
+        <w:t xml:space="preserve"> operativos</w:t>
+      </w:r>
+    </w:p>
+    <w:p>
+      <w:pPr>
+        <w:numPr>
+          <w:ilvl w:val="0"/>
+          <w:numId w:val="37"/>
+        </w:numPr>
+      </w:pPr>
+      <w:r>
+        <w:t xml:space="preserve">tienen </w:t>
+      </w:r>
+      <w:proofErr w:type="spellStart"/>
+      <w:r>
+        <w:t>endpoints</w:t>
+      </w:r>
+      <w:proofErr w:type="spellEnd"/>
+      <w:r>
+        <w:t xml:space="preserve"> de perfil</w:t>
+      </w:r>
+    </w:p>
+    <w:p>
+      <w:pPr>
+        <w:numPr>
+          <w:ilvl w:val="0"/>
+          <w:numId w:val="37"/>
+        </w:numPr>
+      </w:pPr>
+      <w:r>
+        <w:t xml:space="preserve">tienen </w:t>
+      </w:r>
+      <w:proofErr w:type="spellStart"/>
+      <w:r>
+        <w:t>endpoints</w:t>
+      </w:r>
+      <w:proofErr w:type="spellEnd"/>
+      <w:r>
+        <w:t xml:space="preserve"> de estadísticas</w:t>
+      </w:r>
+    </w:p>
+    <w:p>
+      <w:pPr>
+        <w:numPr>
+          <w:ilvl w:val="0"/>
+          <w:numId w:val="37"/>
+        </w:numPr>
+      </w:pPr>
+      <w:r>
+        <w:t xml:space="preserve">están preparados para </w:t>
+      </w:r>
+      <w:proofErr w:type="spellStart"/>
+      <w:r>
+        <w:t>TanStack</w:t>
+      </w:r>
+      <w:proofErr w:type="spellEnd"/>
+      <w:r>
+        <w:t xml:space="preserve"> Query</w:t>
+      </w:r>
+    </w:p>
+    <w:p>
+      <w:pPr>
+        <w:numPr>
+          <w:ilvl w:val="0"/>
+          <w:numId w:val="37"/>
+        </w:numPr>
+      </w:pPr>
+      <w:r>
+        <w:t>están preparados para Sprint 7</w:t>
+      </w:r>
+    </w:p>
+    <w:p>
+      <w:pPr>
+        <w:rPr>
+          <w:b/>
+          <w:bCs/>
+        </w:rPr>
+      </w:pPr>
+      <w:r>
+        <w:rPr>
+          <w:rFonts w:ascii="Segoe UI Symbol" w:hAnsi="Segoe UI Symbol" w:cs="Segoe UI Symbol"/>
+          <w:b/>
+          <w:bCs/>
+        </w:rPr>
+        <w:t>✔</w:t>
+      </w:r>
+      <w:r>
+        <w:rPr>
+          <w:b/>
+          <w:bCs/>
+        </w:rPr>
+        <w:t xml:space="preserve"> 2. Creación de todos los </w:t>
+      </w:r>
+      <w:proofErr w:type="spellStart"/>
+      <w:r>
+        <w:rPr>
+          <w:b/>
+          <w:bCs/>
+        </w:rPr>
+        <w:t>services</w:t>
+      </w:r>
+      <w:proofErr w:type="spellEnd"/>
+    </w:p>
+    <w:p>
+      <w:pPr>
+        <w:numPr>
+          <w:ilvl w:val="0"/>
+          <w:numId w:val="38"/>
+        </w:numPr>
+      </w:pPr>
+      <w:proofErr w:type="spellStart"/>
+      <w:r>
+        <w:t>booking_service</w:t>
+      </w:r>
+      <w:proofErr w:type="spellEnd"/>
+    </w:p>
+    <w:p>
+      <w:pPr>
+        <w:numPr>
+          <w:ilvl w:val="0"/>
+          <w:numId w:val="38"/>
+        </w:numPr>
+      </w:pPr>
+      <w:proofErr w:type="spellStart"/>
+      <w:r>
+        <w:t>class_session_service</w:t>
+      </w:r>
+      <w:proofErr w:type="spellEnd"/>
+    </w:p>
+    <w:p>
+      <w:pPr>
+        <w:numPr>
+          <w:ilvl w:val="0"/>
+          <w:numId w:val="38"/>
+        </w:numPr>
+      </w:pPr>
+      <w:proofErr w:type="spellStart"/>
+      <w:r>
+        <w:t>class_schedule_service</w:t>
+      </w:r>
+      <w:proofErr w:type="spellEnd"/>
+    </w:p>
+    <w:p>
+      <w:pPr>
+        <w:numPr>
+          <w:ilvl w:val="0"/>
+          <w:numId w:val="38"/>
+        </w:numPr>
+      </w:pPr>
+      <w:proofErr w:type="spellStart"/>
+      <w:r>
+        <w:t>teacher_service</w:t>
+      </w:r>
+      <w:proofErr w:type="spellEnd"/>
+    </w:p>
+    <w:p>
+      <w:pPr>
+        <w:numPr>
+          <w:ilvl w:val="0"/>
+          <w:numId w:val="38"/>
+        </w:numPr>
+      </w:pPr>
+      <w:proofErr w:type="spellStart"/>
+      <w:r>
+        <w:t>gym_class_service</w:t>
+      </w:r>
+      <w:proofErr w:type="spellEnd"/>
+    </w:p>
+    <w:p>
+      <w:pPr>
+        <w:numPr>
+          <w:ilvl w:val="0"/>
+          <w:numId w:val="38"/>
+        </w:numPr>
+      </w:pPr>
+      <w:proofErr w:type="spellStart"/>
+      <w:r>
+        <w:t>client_service</w:t>
+      </w:r>
+      <w:proofErr w:type="spellEnd"/>
+    </w:p>
+    <w:p>
+      <w:pPr>
+        <w:numPr>
+          <w:ilvl w:val="0"/>
+          <w:numId w:val="38"/>
+        </w:numPr>
+      </w:pPr>
+      <w:proofErr w:type="spellStart"/>
+      <w:r>
+        <w:t>membership_service</w:t>
+      </w:r>
+      <w:proofErr w:type="spellEnd"/>
+    </w:p>
+    <w:p>
+      <w:pPr>
+        <w:numPr>
+          <w:ilvl w:val="0"/>
+          <w:numId w:val="38"/>
+        </w:numPr>
+      </w:pPr>
+      <w:proofErr w:type="spellStart"/>
+      <w:r>
+        <w:t>user_service</w:t>
+      </w:r>
+      <w:proofErr w:type="spellEnd"/>
+    </w:p>
+    <w:p>
+      <w:r>
+        <w:t>Cada uno:</w:t>
+      </w:r>
+    </w:p>
+    <w:p>
+      <w:pPr>
+        <w:numPr>
+          <w:ilvl w:val="0"/>
+          <w:numId w:val="39"/>
+        </w:numPr>
+      </w:pPr>
+      <w:r>
+        <w:t xml:space="preserve">transforma ORM → </w:t>
+      </w:r>
+      <w:proofErr w:type="spellStart"/>
+      <w:r>
+        <w:t>schema</w:t>
+      </w:r>
+      <w:proofErr w:type="spellEnd"/>
+      <w:r>
+        <w:t xml:space="preserve"> público</w:t>
+      </w:r>
+    </w:p>
+    <w:p>
+      <w:pPr>
+        <w:numPr>
+          <w:ilvl w:val="0"/>
+          <w:numId w:val="39"/>
+        </w:numPr>
+      </w:pPr>
+      <w:r>
+        <w:t>centraliza lógica de negocio</w:t>
+      </w:r>
+    </w:p>
+    <w:p>
+      <w:pPr>
+        <w:numPr>
+          <w:ilvl w:val="0"/>
+          <w:numId w:val="39"/>
+        </w:numPr>
+      </w:pPr>
+      <w:r>
+        <w:lastRenderedPageBreak/>
+        <w:t>evita duplicación</w:t>
+      </w:r>
+    </w:p>
+    <w:p>
+      <w:pPr>
+        <w:numPr>
+          <w:ilvl w:val="0"/>
+          <w:numId w:val="39"/>
+        </w:numPr>
+      </w:pPr>
+      <w:r>
+        <w:t xml:space="preserve">prepara datos para </w:t>
+      </w:r>
+      <w:proofErr w:type="spellStart"/>
+      <w:r>
+        <w:t>frontend</w:t>
+      </w:r>
+      <w:proofErr w:type="spellEnd"/>
+    </w:p>
+    <w:p>
+      <w:pPr>
+        <w:numPr>
+          <w:ilvl w:val="0"/>
+          <w:numId w:val="39"/>
+        </w:numPr>
+      </w:pPr>
+      <w:r>
+        <w:t xml:space="preserve">prepara datos para </w:t>
+      </w:r>
+      <w:proofErr w:type="spellStart"/>
+      <w:r>
+        <w:t>front_desk</w:t>
+      </w:r>
+      <w:proofErr w:type="spellEnd"/>
+    </w:p>
+    <w:p>
+      <w:pPr>
+        <w:numPr>
+          <w:ilvl w:val="0"/>
+          <w:numId w:val="39"/>
+        </w:numPr>
+      </w:pPr>
+      <w:r>
+        <w:t xml:space="preserve">prepara datos para </w:t>
+      </w:r>
+      <w:proofErr w:type="spellStart"/>
+      <w:r>
+        <w:t>dashboards</w:t>
+      </w:r>
+      <w:proofErr w:type="spellEnd"/>
+    </w:p>
+    <w:p>
+      <w:pPr>
+        <w:rPr>
+          <w:b/>
+          <w:bCs/>
+        </w:rPr>
+      </w:pPr>
+      <w:r>
+        <w:rPr>
+          <w:rFonts w:ascii="Segoe UI Symbol" w:hAnsi="Segoe UI Symbol" w:cs="Segoe UI Symbol"/>
+          <w:b/>
+          <w:bCs/>
+        </w:rPr>
+        <w:t>✔</w:t>
+      </w:r>
+      <w:r>
+        <w:rPr>
+          <w:b/>
+          <w:bCs/>
+        </w:rPr>
+        <w:t xml:space="preserve"> 3. </w:t>
+      </w:r>
+      <w:proofErr w:type="spellStart"/>
+      <w:r>
+        <w:rPr>
+          <w:b/>
+          <w:bCs/>
+        </w:rPr>
+        <w:t>Schemas</w:t>
+      </w:r>
+      <w:proofErr w:type="spellEnd"/>
+      <w:r>
+        <w:rPr>
+          <w:b/>
+          <w:bCs/>
+        </w:rPr>
+        <w:t xml:space="preserve"> públicos y operativos</w:t>
+      </w:r>
+    </w:p>
+    <w:p>
+      <w:pPr>
+        <w:numPr>
+          <w:ilvl w:val="0"/>
+          <w:numId w:val="40"/>
+        </w:numPr>
+      </w:pPr>
+      <w:proofErr w:type="spellStart"/>
+      <w:r>
+        <w:t>GymClassPublic</w:t>
+      </w:r>
+      <w:proofErr w:type="spellEnd"/>
+    </w:p>
+    <w:p>
+      <w:pPr>
+        <w:numPr>
+          <w:ilvl w:val="0"/>
+          <w:numId w:val="40"/>
+        </w:numPr>
+      </w:pPr>
+      <w:proofErr w:type="spellStart"/>
+      <w:r>
+        <w:t>TeacherPublic</w:t>
+      </w:r>
+      <w:proofErr w:type="spellEnd"/>
+    </w:p>
+    <w:p>
+      <w:pPr>
+        <w:numPr>
+          <w:ilvl w:val="0"/>
+          <w:numId w:val="40"/>
+        </w:numPr>
+      </w:pPr>
+      <w:proofErr w:type="spellStart"/>
+      <w:r>
+        <w:t>ClassSchedulePublic</w:t>
+      </w:r>
+      <w:proofErr w:type="spellEnd"/>
+    </w:p>
+    <w:p>
+      <w:pPr>
+        <w:numPr>
+          <w:ilvl w:val="0"/>
+          <w:numId w:val="40"/>
+        </w:numPr>
+      </w:pPr>
+      <w:proofErr w:type="spellStart"/>
+      <w:r>
+        <w:t>ClassSessionInResponse</w:t>
+      </w:r>
+      <w:proofErr w:type="spellEnd"/>
+    </w:p>
+    <w:p>
+      <w:pPr>
+        <w:numPr>
+          <w:ilvl w:val="0"/>
+          <w:numId w:val="40"/>
+        </w:numPr>
+      </w:pPr>
+      <w:proofErr w:type="spellStart"/>
+      <w:r>
+        <w:t>BookingPublic</w:t>
+      </w:r>
+      <w:proofErr w:type="spellEnd"/>
+    </w:p>
+    <w:p>
+      <w:pPr>
+        <w:numPr>
+          <w:ilvl w:val="0"/>
+          <w:numId w:val="40"/>
+        </w:numPr>
+      </w:pPr>
+      <w:proofErr w:type="spellStart"/>
+      <w:r>
+        <w:t>ClientPublic</w:t>
+      </w:r>
+      <w:proofErr w:type="spellEnd"/>
+    </w:p>
+    <w:p>
+      <w:pPr>
+        <w:numPr>
+          <w:ilvl w:val="0"/>
+          <w:numId w:val="40"/>
+        </w:numPr>
+      </w:pPr>
+      <w:proofErr w:type="spellStart"/>
+      <w:r>
+        <w:t>MembershipPublic</w:t>
+      </w:r>
+      <w:proofErr w:type="spellEnd"/>
+    </w:p>
+    <w:p>
+      <w:pPr>
+        <w:numPr>
+          <w:ilvl w:val="0"/>
+          <w:numId w:val="40"/>
+        </w:numPr>
+      </w:pPr>
+      <w:proofErr w:type="spellStart"/>
+      <w:r>
+        <w:t>UserPublic</w:t>
+      </w:r>
+      <w:proofErr w:type="spellEnd"/>
+    </w:p>
+    <w:p>
+      <w:pPr>
+        <w:rPr>
+          <w:b/>
+          <w:bCs/>
+        </w:rPr>
+      </w:pPr>
+      <w:r>
+        <w:rPr>
+          <w:rFonts w:ascii="Segoe UI Symbol" w:hAnsi="Segoe UI Symbol" w:cs="Segoe UI Symbol"/>
+          <w:b/>
+          <w:bCs/>
+        </w:rPr>
+        <w:t>✔</w:t>
+      </w:r>
+      <w:r>
+        <w:rPr>
+          <w:b/>
+          <w:bCs/>
+        </w:rPr>
+        <w:t xml:space="preserve"> 4. Nuevos </w:t>
+      </w:r>
+      <w:proofErr w:type="spellStart"/>
+      <w:r>
+        <w:rPr>
+          <w:b/>
+          <w:bCs/>
+        </w:rPr>
+        <w:t>endpoints</w:t>
+      </w:r>
+      <w:proofErr w:type="spellEnd"/>
+      <w:r>
+        <w:rPr>
+          <w:b/>
+          <w:bCs/>
+        </w:rPr>
+        <w:t xml:space="preserve"> públicos</w:t>
+      </w:r>
+    </w:p>
+    <w:p>
+      <w:pPr>
+        <w:numPr>
+          <w:ilvl w:val="0"/>
+          <w:numId w:val="41"/>
+        </w:numPr>
+      </w:pPr>
+      <w:r>
+        <w:t>catálogo</w:t>
+      </w:r>
+    </w:p>
+    <w:p>
+      <w:pPr>
+        <w:numPr>
+          <w:ilvl w:val="0"/>
+          <w:numId w:val="41"/>
+        </w:numPr>
+      </w:pPr>
+      <w:r>
+        <w:t>horarios</w:t>
+      </w:r>
+    </w:p>
+    <w:p>
+      <w:pPr>
+        <w:numPr>
+          <w:ilvl w:val="0"/>
+          <w:numId w:val="41"/>
+        </w:numPr>
+      </w:pPr>
+      <w:r>
+        <w:t>profesores</w:t>
+      </w:r>
+    </w:p>
+    <w:p>
+      <w:pPr>
+        <w:numPr>
+          <w:ilvl w:val="0"/>
+          <w:numId w:val="41"/>
+        </w:numPr>
+      </w:pPr>
+      <w:r>
+        <w:t>próximas sesiones</w:t>
+      </w:r>
+    </w:p>
+    <w:p>
+      <w:pPr>
+        <w:numPr>
+          <w:ilvl w:val="0"/>
+          <w:numId w:val="41"/>
+        </w:numPr>
+      </w:pPr>
+      <w:r>
+        <w:t>clases por día</w:t>
+      </w:r>
+    </w:p>
+    <w:p>
+      <w:pPr>
+        <w:numPr>
+          <w:ilvl w:val="0"/>
+          <w:numId w:val="41"/>
+        </w:numPr>
+      </w:pPr>
+      <w:r>
+        <w:t>clases por profesor</w:t>
+      </w:r>
+    </w:p>
+    <w:p>
+      <w:pPr>
+        <w:rPr>
+          <w:b/>
+          <w:bCs/>
+        </w:rPr>
+      </w:pPr>
+      <w:r>
+        <w:rPr>
+          <w:rFonts w:ascii="Segoe UI Symbol" w:hAnsi="Segoe UI Symbol" w:cs="Segoe UI Symbol"/>
+          <w:b/>
+          <w:bCs/>
+        </w:rPr>
+        <w:t>✔</w:t>
+      </w:r>
+      <w:r>
+        <w:rPr>
+          <w:b/>
+          <w:bCs/>
+        </w:rPr>
+        <w:t xml:space="preserve"> 5. Nuevos </w:t>
+      </w:r>
+      <w:proofErr w:type="spellStart"/>
+      <w:r>
+        <w:rPr>
+          <w:b/>
+          <w:bCs/>
+        </w:rPr>
+        <w:t>endpoints</w:t>
+      </w:r>
+      <w:proofErr w:type="spellEnd"/>
+      <w:r>
+        <w:rPr>
+          <w:b/>
+          <w:bCs/>
+        </w:rPr>
+        <w:t xml:space="preserve"> operativos</w:t>
+      </w:r>
+    </w:p>
+    <w:p>
+      <w:pPr>
+        <w:numPr>
+          <w:ilvl w:val="0"/>
+          <w:numId w:val="42"/>
+        </w:numPr>
+      </w:pPr>
+      <w:r>
+        <w:t>sesiones del día</w:t>
+      </w:r>
+    </w:p>
+    <w:p>
+      <w:pPr>
+        <w:numPr>
+          <w:ilvl w:val="0"/>
+          <w:numId w:val="42"/>
+        </w:numPr>
+      </w:pPr>
+      <w:r>
+        <w:t>disponibilidad</w:t>
+      </w:r>
+    </w:p>
+    <w:p>
+      <w:pPr>
+        <w:numPr>
+          <w:ilvl w:val="0"/>
+          <w:numId w:val="42"/>
+        </w:numPr>
+      </w:pPr>
+      <w:r>
+        <w:t>reservas por sesión</w:t>
+      </w:r>
+    </w:p>
+    <w:p>
+      <w:pPr>
+        <w:numPr>
+          <w:ilvl w:val="0"/>
+          <w:numId w:val="42"/>
+        </w:numPr>
+      </w:pPr>
+      <w:r>
+        <w:t>reservas por clase</w:t>
+      </w:r>
+    </w:p>
+    <w:p>
+      <w:pPr>
+        <w:numPr>
+          <w:ilvl w:val="0"/>
+          <w:numId w:val="42"/>
+        </w:numPr>
+      </w:pPr>
+      <w:r>
+        <w:t>reservas por horario</w:t>
+      </w:r>
+    </w:p>
+    <w:p>
+      <w:pPr>
+        <w:numPr>
+          <w:ilvl w:val="0"/>
+          <w:numId w:val="42"/>
+        </w:numPr>
+      </w:pPr>
+      <w:r>
+        <w:t>reservas por rango</w:t>
+      </w:r>
+    </w:p>
+    <w:p>
+      <w:pPr>
+        <w:numPr>
+          <w:ilvl w:val="0"/>
+          <w:numId w:val="42"/>
+        </w:numPr>
+      </w:pPr>
+      <w:r>
+        <w:t>sesiones por profesor</w:t>
+      </w:r>
+    </w:p>
+    <w:p>
+      <w:pPr>
+        <w:numPr>
+          <w:ilvl w:val="0"/>
+          <w:numId w:val="42"/>
+        </w:numPr>
+      </w:pPr>
+      <w:r>
+        <w:t>sesiones por clase</w:t>
+      </w:r>
+    </w:p>
+    <w:p>
+      <w:pPr>
+        <w:rPr>
+          <w:b/>
+          <w:bCs/>
+        </w:rPr>
+      </w:pPr>
+      <w:r>
+        <w:rPr>
+          <w:rFonts w:ascii="Segoe UI Symbol" w:hAnsi="Segoe UI Symbol" w:cs="Segoe UI Symbol"/>
+          <w:b/>
+          <w:bCs/>
+        </w:rPr>
+        <w:t>✔</w:t>
+      </w:r>
+      <w:r>
+        <w:rPr>
+          <w:b/>
+          <w:bCs/>
+        </w:rPr>
+        <w:t xml:space="preserve"> 6. Nuevos </w:t>
+      </w:r>
+      <w:proofErr w:type="spellStart"/>
+      <w:r>
+        <w:rPr>
+          <w:b/>
+          <w:bCs/>
+        </w:rPr>
+        <w:t>endpoints</w:t>
+      </w:r>
+      <w:proofErr w:type="spellEnd"/>
+      <w:r>
+        <w:rPr>
+          <w:b/>
+          <w:bCs/>
+        </w:rPr>
+        <w:t xml:space="preserve"> de perfil</w:t>
+      </w:r>
+    </w:p>
+    <w:p>
+      <w:pPr>
+        <w:numPr>
+          <w:ilvl w:val="0"/>
+          <w:numId w:val="43"/>
+        </w:numPr>
+      </w:pPr>
+      <w:r>
+        <w:t>/</w:t>
+      </w:r>
+      <w:proofErr w:type="spellStart"/>
+      <w:r>
+        <w:t>users</w:t>
+      </w:r>
+      <w:proofErr w:type="spellEnd"/>
+      <w:r>
+        <w:t>/me</w:t>
+      </w:r>
+    </w:p>
+    <w:p>
+      <w:pPr>
+        <w:numPr>
+          <w:ilvl w:val="0"/>
+          <w:numId w:val="43"/>
+        </w:numPr>
+      </w:pPr>
+      <w:r>
+        <w:lastRenderedPageBreak/>
+        <w:t>/</w:t>
+      </w:r>
+      <w:proofErr w:type="spellStart"/>
+      <w:r>
+        <w:t>clients</w:t>
+      </w:r>
+      <w:proofErr w:type="spellEnd"/>
+      <w:r>
+        <w:t>/me</w:t>
+      </w:r>
+    </w:p>
+    <w:p>
+      <w:pPr>
+        <w:numPr>
+          <w:ilvl w:val="0"/>
+          <w:numId w:val="43"/>
+        </w:numPr>
+      </w:pPr>
+      <w:r>
+        <w:t>/</w:t>
+      </w:r>
+      <w:proofErr w:type="spellStart"/>
+      <w:r>
+        <w:t>clients</w:t>
+      </w:r>
+      <w:proofErr w:type="spellEnd"/>
+      <w:r>
+        <w:t>/me/</w:t>
+      </w:r>
+      <w:proofErr w:type="spellStart"/>
+      <w:r>
+        <w:t>bookings</w:t>
+      </w:r>
+      <w:proofErr w:type="spellEnd"/>
+    </w:p>
+    <w:p>
+      <w:pPr>
+        <w:numPr>
+          <w:ilvl w:val="0"/>
+          <w:numId w:val="43"/>
+        </w:numPr>
+      </w:pPr>
+      <w:r>
+        <w:t>/</w:t>
+      </w:r>
+      <w:proofErr w:type="spellStart"/>
+      <w:r>
+        <w:t>clients</w:t>
+      </w:r>
+      <w:proofErr w:type="spellEnd"/>
+      <w:r>
+        <w:t>/me/</w:t>
+      </w:r>
+      <w:proofErr w:type="spellStart"/>
+      <w:r>
+        <w:t>membership</w:t>
+      </w:r>
+      <w:proofErr w:type="spellEnd"/>
+    </w:p>
+    <w:p>
+      <w:pPr>
+        <w:numPr>
+          <w:ilvl w:val="0"/>
+          <w:numId w:val="43"/>
+        </w:numPr>
+      </w:pPr>
+      <w:r>
+        <w:t>/</w:t>
+      </w:r>
+      <w:proofErr w:type="spellStart"/>
+      <w:r>
+        <w:t>clients</w:t>
+      </w:r>
+      <w:proofErr w:type="spellEnd"/>
+      <w:r>
+        <w:t>/me/</w:t>
+      </w:r>
+      <w:proofErr w:type="spellStart"/>
+      <w:r>
+        <w:t>stats</w:t>
+      </w:r>
+      <w:proofErr w:type="spellEnd"/>
+    </w:p>
+    <w:p>
+      <w:pPr>
+        <w:rPr>
+          <w:b/>
+          <w:bCs/>
+        </w:rPr>
+      </w:pPr>
+      <w:r>
+        <w:rPr>
+          <w:rFonts w:ascii="Segoe UI Symbol" w:hAnsi="Segoe UI Symbol" w:cs="Segoe UI Symbol"/>
+          <w:b/>
+          <w:bCs/>
+        </w:rPr>
+        <w:t>✔</w:t>
+      </w:r>
+      <w:r>
+        <w:rPr>
+          <w:b/>
+          <w:bCs/>
+        </w:rPr>
+        <w:t xml:space="preserve"> 7. Nuevos </w:t>
+      </w:r>
+      <w:proofErr w:type="spellStart"/>
+      <w:r>
+        <w:rPr>
+          <w:b/>
+          <w:bCs/>
+        </w:rPr>
+        <w:t>endpoints</w:t>
+      </w:r>
+      <w:proofErr w:type="spellEnd"/>
+      <w:r>
+        <w:rPr>
+          <w:b/>
+          <w:bCs/>
+        </w:rPr>
+        <w:t xml:space="preserve"> de estadísticas</w:t>
+      </w:r>
+    </w:p>
+    <w:p>
+      <w:pPr>
+        <w:numPr>
+          <w:ilvl w:val="0"/>
+          <w:numId w:val="44"/>
+        </w:numPr>
+      </w:pPr>
+      <w:r>
+        <w:t>/</w:t>
+      </w:r>
+      <w:proofErr w:type="spellStart"/>
+      <w:r>
+        <w:t>users</w:t>
+      </w:r>
+      <w:proofErr w:type="spellEnd"/>
+      <w:r>
+        <w:t>/me/</w:t>
+      </w:r>
+      <w:proofErr w:type="spellStart"/>
+      <w:r>
+        <w:t>stats</w:t>
+      </w:r>
+      <w:proofErr w:type="spellEnd"/>
+    </w:p>
+    <w:p>
+      <w:pPr>
+        <w:numPr>
+          <w:ilvl w:val="0"/>
+          <w:numId w:val="44"/>
+        </w:numPr>
+      </w:pPr>
+      <w:r>
+        <w:t>/</w:t>
+      </w:r>
+      <w:proofErr w:type="spellStart"/>
+      <w:r>
+        <w:t>memberships</w:t>
+      </w:r>
+      <w:proofErr w:type="spellEnd"/>
+      <w:r>
+        <w:t>/</w:t>
+      </w:r>
+      <w:proofErr w:type="spellStart"/>
+      <w:r>
+        <w:t>stats</w:t>
+      </w:r>
+      <w:proofErr w:type="spellEnd"/>
+    </w:p>
+    <w:p>
+      <w:pPr>
+        <w:rPr>
+          <w:b/>
+          <w:bCs/>
+        </w:rPr>
+      </w:pPr>
+      <w:r>
+        <w:rPr>
+          <w:rFonts w:ascii="Segoe UI Symbol" w:hAnsi="Segoe UI Symbol" w:cs="Segoe UI Symbol"/>
+          <w:b/>
+          <w:bCs/>
+        </w:rPr>
+        <w:t>✔</w:t>
+      </w:r>
+      <w:r>
+        <w:rPr>
+          <w:b/>
+          <w:bCs/>
+        </w:rPr>
+        <w:t xml:space="preserve"> 8. </w:t>
+      </w:r>
+      <w:proofErr w:type="spellStart"/>
+      <w:r>
+        <w:rPr>
+          <w:b/>
+          <w:bCs/>
+        </w:rPr>
+        <w:t>Refactor</w:t>
+      </w:r>
+      <w:proofErr w:type="spellEnd"/>
+      <w:r>
+        <w:rPr>
+          <w:b/>
+          <w:bCs/>
+        </w:rPr>
+        <w:t xml:space="preserve"> completo de deps.py</w:t>
+      </w:r>
+    </w:p>
+    <w:p>
+      <w:pPr>
+        <w:numPr>
+          <w:ilvl w:val="0"/>
+          <w:numId w:val="45"/>
+        </w:numPr>
+      </w:pPr>
+      <w:proofErr w:type="spellStart"/>
+      <w:r>
+        <w:t>guards</w:t>
+      </w:r>
+      <w:proofErr w:type="spellEnd"/>
+      <w:r>
+        <w:t xml:space="preserve"> consistentes</w:t>
+      </w:r>
+    </w:p>
+    <w:p>
+      <w:pPr>
+        <w:numPr>
+          <w:ilvl w:val="0"/>
+          <w:numId w:val="45"/>
+        </w:numPr>
+      </w:pPr>
+      <w:proofErr w:type="spellStart"/>
+      <w:r>
+        <w:t>guards</w:t>
+      </w:r>
+      <w:proofErr w:type="spellEnd"/>
+      <w:r>
+        <w:t xml:space="preserve"> operativos</w:t>
+      </w:r>
+    </w:p>
+    <w:p>
+      <w:pPr>
+        <w:numPr>
+          <w:ilvl w:val="0"/>
+          <w:numId w:val="45"/>
+        </w:numPr>
+      </w:pPr>
+      <w:proofErr w:type="spellStart"/>
+      <w:r>
+        <w:t>guards</w:t>
+      </w:r>
+      <w:proofErr w:type="spellEnd"/>
+      <w:r>
+        <w:t xml:space="preserve"> públicos</w:t>
+      </w:r>
+    </w:p>
+    <w:p>
+      <w:pPr>
+        <w:numPr>
+          <w:ilvl w:val="0"/>
+          <w:numId w:val="45"/>
+        </w:numPr>
+      </w:pPr>
+      <w:proofErr w:type="spellStart"/>
+      <w:r>
+        <w:t>guards</w:t>
+      </w:r>
+      <w:proofErr w:type="spellEnd"/>
+      <w:r>
+        <w:t xml:space="preserve"> de perfil</w:t>
+      </w:r>
+    </w:p>
+    <w:p>
+      <w:pPr>
+        <w:numPr>
+          <w:ilvl w:val="0"/>
+          <w:numId w:val="45"/>
+        </w:numPr>
+      </w:pPr>
+      <w:proofErr w:type="spellStart"/>
+      <w:r>
+        <w:t>guards</w:t>
+      </w:r>
+      <w:proofErr w:type="spellEnd"/>
+      <w:r>
+        <w:t xml:space="preserve"> </w:t>
+      </w:r>
+      <w:proofErr w:type="spellStart"/>
+      <w:r>
+        <w:t>admin</w:t>
+      </w:r>
+      <w:proofErr w:type="spellEnd"/>
+      <w:r>
+        <w:t>/</w:t>
+      </w:r>
+      <w:proofErr w:type="spellStart"/>
+      <w:r>
+        <w:t>self</w:t>
+      </w:r>
+      <w:proofErr w:type="spellEnd"/>
+    </w:p>
+    <w:p>
+      <w:pPr>
+        <w:numPr>
+          <w:ilvl w:val="0"/>
+          <w:numId w:val="45"/>
+        </w:numPr>
+      </w:pPr>
+      <w:r>
+        <w:t>validación de usuario activo integrada</w:t>
+      </w:r>
+    </w:p>
+    <w:p>
+      <w:pPr>
+        <w:rPr>
+          <w:b/>
+          <w:bCs/>
+        </w:rPr>
+      </w:pPr>
+      <w:r>
+        <w:rPr>
+          <w:rFonts w:ascii="Segoe UI Emoji" w:hAnsi="Segoe UI Emoji" w:cs="Segoe UI Emoji"/>
+          <w:b/>
+          <w:bCs/>
+        </w:rPr>
+        <w:t>🟦</w:t>
+      </w:r>
+      <w:r>
+        <w:rPr>
+          <w:b/>
+          <w:bCs/>
+        </w:rPr>
+        <w:t xml:space="preserve"> Estado final del Sprint 6</w:t>
+      </w:r>
+    </w:p>
+    <w:p>
+      <w:r>
+        <w:t xml:space="preserve">El </w:t>
+      </w:r>
+      <w:proofErr w:type="spellStart"/>
+      <w:r>
+        <w:t>backend</w:t>
+      </w:r>
+      <w:proofErr w:type="spellEnd"/>
+      <w:r>
+        <w:t xml:space="preserve"> quedó:</w:t>
+      </w:r>
+    </w:p>
+    <w:p>
+      <w:pPr>
+        <w:rPr>
+          <w:b/>
+          <w:bCs/>
+        </w:rPr>
+      </w:pPr>
+      <w:r>
+        <w:rPr>
+          <w:rFonts w:ascii="Segoe UI Symbol" w:hAnsi="Segoe UI Symbol" w:cs="Segoe UI Symbol"/>
+          <w:b/>
+          <w:bCs/>
+        </w:rPr>
+        <w:t>✔</w:t>
+      </w:r>
+      <w:r>
+        <w:rPr>
+          <w:b/>
+          <w:bCs/>
+        </w:rPr>
+        <w:t xml:space="preserve"> profesional</w:t>
+      </w:r>
+    </w:p>
+    <w:p>
+      <w:pPr>
+        <w:rPr>
+          <w:b/>
+          <w:bCs/>
+        </w:rPr>
+      </w:pPr>
+      <w:r>
+        <w:rPr>
+          <w:rFonts w:ascii="Segoe UI Symbol" w:hAnsi="Segoe UI Symbol" w:cs="Segoe UI Symbol"/>
+          <w:b/>
+          <w:bCs/>
+        </w:rPr>
+        <w:t>✔</w:t>
+      </w:r>
+      <w:r>
+        <w:rPr>
+          <w:b/>
+          <w:bCs/>
+        </w:rPr>
+        <w:t xml:space="preserve"> modular</w:t>
+      </w:r>
+    </w:p>
+    <w:p>
+      <w:pPr>
+        <w:rPr>
+          <w:b/>
+          <w:bCs/>
+        </w:rPr>
+      </w:pPr>
+      <w:r>
+        <w:rPr>
+          <w:rFonts w:ascii="Segoe UI Symbol" w:hAnsi="Segoe UI Symbol" w:cs="Segoe UI Symbol"/>
+          <w:b/>
+          <w:bCs/>
+        </w:rPr>
+        <w:t>✔</w:t>
+      </w:r>
+      <w:r>
+        <w:rPr>
+          <w:b/>
+          <w:bCs/>
+        </w:rPr>
+        <w:t xml:space="preserve"> consistente</w:t>
+      </w:r>
+    </w:p>
+    <w:p>
+      <w:pPr>
+        <w:rPr>
+          <w:b/>
+          <w:bCs/>
+        </w:rPr>
+      </w:pPr>
+      <w:r>
+        <w:rPr>
+          <w:rFonts w:ascii="Segoe UI Symbol" w:hAnsi="Segoe UI Symbol" w:cs="Segoe UI Symbol"/>
+          <w:b/>
+          <w:bCs/>
+        </w:rPr>
+        <w:t>✔</w:t>
+      </w:r>
+      <w:r>
+        <w:rPr>
+          <w:b/>
+          <w:bCs/>
+        </w:rPr>
+        <w:t xml:space="preserve"> escalable</w:t>
+      </w:r>
+    </w:p>
+    <w:p>
+      <w:pPr>
+        <w:rPr>
+          <w:b/>
+          <w:bCs/>
+        </w:rPr>
+      </w:pPr>
+      <w:r>
+        <w:rPr>
+          <w:rFonts w:ascii="Segoe UI Symbol" w:hAnsi="Segoe UI Symbol" w:cs="Segoe UI Symbol"/>
+          <w:b/>
+          <w:bCs/>
+        </w:rPr>
+        <w:t>✔</w:t>
+      </w:r>
+      <w:r>
+        <w:rPr>
+          <w:b/>
+          <w:bCs/>
+        </w:rPr>
+        <w:t xml:space="preserve"> preparado para </w:t>
+      </w:r>
+      <w:proofErr w:type="spellStart"/>
+      <w:r>
+        <w:rPr>
+          <w:b/>
+          <w:bCs/>
+        </w:rPr>
+        <w:t>frontend</w:t>
+      </w:r>
+      <w:proofErr w:type="spellEnd"/>
+    </w:p>
+    <w:p>
+      <w:pPr>
+        <w:rPr>
+          <w:b/>
+          <w:bCs/>
+        </w:rPr>
+      </w:pPr>
+      <w:r>
+        <w:rPr>
+          <w:rFonts w:ascii="Segoe UI Symbol" w:hAnsi="Segoe UI Symbol" w:cs="Segoe UI Symbol"/>
+          <w:b/>
+          <w:bCs/>
+        </w:rPr>
+        <w:t>✔</w:t>
+      </w:r>
+      <w:r>
+        <w:rPr>
+          <w:b/>
+          <w:bCs/>
+        </w:rPr>
+        <w:t xml:space="preserve"> preparado para Sprint 7</w:t>
+      </w:r>
+    </w:p>
+    <w:p>
+      <w:pPr>
+        <w:rPr>
+          <w:b/>
+          <w:bCs/>
+        </w:rPr>
+      </w:pPr>
+      <w:r>
+        <w:rPr>
+          <w:rFonts w:ascii="Segoe UI Symbol" w:hAnsi="Segoe UI Symbol" w:cs="Segoe UI Symbol"/>
+          <w:b/>
+          <w:bCs/>
+        </w:rPr>
+        <w:t>✔</w:t>
+      </w:r>
+      <w:r>
+        <w:rPr>
+          <w:b/>
+          <w:bCs/>
+        </w:rPr>
+        <w:t xml:space="preserve"> preparado para </w:t>
+      </w:r>
+      <w:proofErr w:type="spellStart"/>
+      <w:r>
+        <w:rPr>
+          <w:b/>
+          <w:bCs/>
+        </w:rPr>
+        <w:t>deploy</w:t>
+      </w:r>
+      <w:proofErr w:type="spellEnd"/>
+    </w:p>
     <w:p/>
     <w:sectPr>
       <w:pgSz w:w="11906" w:h="16838"/>
@@ -3906,6 +6922,304 @@
 <file path=word/numbering.xml><?xml version="1.0" encoding="utf-8"?>
 <w:numbering xmlns:wpc="http://schemas.microsoft.com/office/word/2010/wordprocessingCanvas" xmlns:cx="http://schemas.microsoft.com/office/drawing/2014/chartex" xmlns:cx1="http://schemas.microsoft.com/office/drawing/2015/9/8/chartex" xmlns:cx2="http://schemas.microsoft.com/office/drawing/2015/10/21/chartex" xmlns:cx3="http://schemas.microsoft.com/office/drawing/2016/5/9/chartex" xmlns:cx4="http://schemas.microsoft.com/office/drawing/2016/5/10/chartex" xmlns:cx5="http://schemas.microsoft.com/office/drawing/2016/5/11/chartex" xmlns:cx6="http://schemas.microsoft.com/office/drawing/2016/5/12/chartex" xmlns:cx7="http://schemas.microsoft.com/office/drawing/2016/5/13/chartex" xmlns:cx8="http://schemas.microsoft.com/office/drawing/2016/5/14/chartex" xmlns:mc="http://schemas.openxmlformats.org/markup-compatibility/2006" xmlns:aink="http://schemas.microsoft.com/office/drawing/2016/ink" xmlns:am3d="http://schemas.microsoft.com/office/drawing/2017/model3d" xmlns:o="urn:schemas-microsoft-com:office:office" xmlns:oel="http://schemas.microsoft.com/office/2019/extlst" xmlns:r="http://schemas.openxmlformats.org/officeDocument/2006/relationships" xmlns:m="http://schemas.openxmlformats.org/officeDocument/2006/math" xmlns:v="urn:schemas-microsoft-com:vml" xmlns:wp14="http://schemas.microsoft.com/office/word/2010/wordprocessingDrawing" xmlns:wp="http://schemas.openxmlformats.org/drawingml/2006/wordprocessingDrawing" xmlns:w10="urn:schemas-microsoft-com:office:word" xmlns:w="http://schemas.openxmlformats.org/wordprocessingml/2006/main" xmlns:w14="http://schemas.microsoft.com/office/word/2010/wordml" xmlns:w15="http://schemas.microsoft.com/office/word/2012/wordml" xmlns:w16cei="http://schemas.microsoft.com/office/word/2026/wordml/cei" xmlns:w16cex="http://schemas.microsoft.com/office/word/2018/wordml/cex" xmlns:w16cid="http://schemas.microsoft.com/office/word/2016/wordml/cid" xmlns:w16="http://schemas.microsoft.com/office/word/2018/wordml" xmlns:w16du="http://schemas.microsoft.com/office/word/2023/wordml/word16du" xmlns:w16sdtdh="http://schemas.microsoft.com/office/word/2020/wordml/sdtdatahash" xmlns:w16sdtfl="http://schemas.microsoft.com/office/word/2024/wordml/sdtformatlock" xmlns:w16se="http://schemas.microsoft.com/office/word/2015/wordml/symex" xmlns:wpg="http://schemas.microsoft.com/office/word/2010/wordprocessingGroup" xmlns:wpi="http://schemas.microsoft.com/office/word/2010/wordprocessingInk" xmlns:wne="http://schemas.microsoft.com/office/word/2006/wordml" xmlns:wps="http://schemas.microsoft.com/office/word/2010/wordprocessingShape" mc:Ignorable="w14 w15 w16se w16cid w16 w16cex w16sdtdh w16sdtfl w16du wp14">
   <w:abstractNum w:abstractNumId="0" w15:restartNumberingAfterBreak="0">
+    <w:nsid w:val="021A4EEE"/>
+    <w:multiLevelType w:val="multilevel"/>
+    <w:tmpl w:val="75F248F2"/>
+    <w:lvl w:ilvl="0">
+      <w:start w:val="1"/>
+      <w:numFmt w:val="bullet"/>
+      <w:lvlText w:val=""/>
+      <w:lvlJc w:val="left"/>
+      <w:pPr>
+        <w:tabs>
+          <w:tab w:val="num" w:pos="720"/>
+        </w:tabs>
+        <w:ind w:left="720" w:hanging="360"/>
+      </w:pPr>
+      <w:rPr>
+        <w:rFonts w:ascii="Symbol" w:hAnsi="Symbol" w:hint="default"/>
+        <w:sz w:val="20"/>
+      </w:rPr>
+    </w:lvl>
+    <w:lvl w:ilvl="1" w:tentative="1">
+      <w:start w:val="1"/>
+      <w:numFmt w:val="bullet"/>
+      <w:lvlText w:val="o"/>
+      <w:lvlJc w:val="left"/>
+      <w:pPr>
+        <w:tabs>
+          <w:tab w:val="num" w:pos="1440"/>
+        </w:tabs>
+        <w:ind w:left="1440" w:hanging="360"/>
+      </w:pPr>
+      <w:rPr>
+        <w:rFonts w:ascii="Courier New" w:hAnsi="Courier New" w:hint="default"/>
+        <w:sz w:val="20"/>
+      </w:rPr>
+    </w:lvl>
+    <w:lvl w:ilvl="2" w:tentative="1">
+      <w:start w:val="1"/>
+      <w:numFmt w:val="bullet"/>
+      <w:lvlText w:val=""/>
+      <w:lvlJc w:val="left"/>
+      <w:pPr>
+        <w:tabs>
+          <w:tab w:val="num" w:pos="2160"/>
+        </w:tabs>
+        <w:ind w:left="2160" w:hanging="360"/>
+      </w:pPr>
+      <w:rPr>
+        <w:rFonts w:ascii="Wingdings" w:hAnsi="Wingdings" w:hint="default"/>
+        <w:sz w:val="20"/>
+      </w:rPr>
+    </w:lvl>
+    <w:lvl w:ilvl="3" w:tentative="1">
+      <w:start w:val="1"/>
+      <w:numFmt w:val="bullet"/>
+      <w:lvlText w:val=""/>
+      <w:lvlJc w:val="left"/>
+      <w:pPr>
+        <w:tabs>
+          <w:tab w:val="num" w:pos="2880"/>
+        </w:tabs>
+        <w:ind w:left="2880" w:hanging="360"/>
+      </w:pPr>
+      <w:rPr>
+        <w:rFonts w:ascii="Wingdings" w:hAnsi="Wingdings" w:hint="default"/>
+        <w:sz w:val="20"/>
+      </w:rPr>
+    </w:lvl>
+    <w:lvl w:ilvl="4" w:tentative="1">
+      <w:start w:val="1"/>
+      <w:numFmt w:val="bullet"/>
+      <w:lvlText w:val=""/>
+      <w:lvlJc w:val="left"/>
+      <w:pPr>
+        <w:tabs>
+          <w:tab w:val="num" w:pos="3600"/>
+        </w:tabs>
+        <w:ind w:left="3600" w:hanging="360"/>
+      </w:pPr>
+      <w:rPr>
+        <w:rFonts w:ascii="Wingdings" w:hAnsi="Wingdings" w:hint="default"/>
+        <w:sz w:val="20"/>
+      </w:rPr>
+    </w:lvl>
+    <w:lvl w:ilvl="5" w:tentative="1">
+      <w:start w:val="1"/>
+      <w:numFmt w:val="bullet"/>
+      <w:lvlText w:val=""/>
+      <w:lvlJc w:val="left"/>
+      <w:pPr>
+        <w:tabs>
+          <w:tab w:val="num" w:pos="4320"/>
+        </w:tabs>
+        <w:ind w:left="4320" w:hanging="360"/>
+      </w:pPr>
+      <w:rPr>
+        <w:rFonts w:ascii="Wingdings" w:hAnsi="Wingdings" w:hint="default"/>
+        <w:sz w:val="20"/>
+      </w:rPr>
+    </w:lvl>
+    <w:lvl w:ilvl="6" w:tentative="1">
+      <w:start w:val="1"/>
+      <w:numFmt w:val="bullet"/>
+      <w:lvlText w:val=""/>
+      <w:lvlJc w:val="left"/>
+      <w:pPr>
+        <w:tabs>
+          <w:tab w:val="num" w:pos="5040"/>
+        </w:tabs>
+        <w:ind w:left="5040" w:hanging="360"/>
+      </w:pPr>
+      <w:rPr>
+        <w:rFonts w:ascii="Wingdings" w:hAnsi="Wingdings" w:hint="default"/>
+        <w:sz w:val="20"/>
+      </w:rPr>
+    </w:lvl>
+    <w:lvl w:ilvl="7" w:tentative="1">
+      <w:start w:val="1"/>
+      <w:numFmt w:val="bullet"/>
+      <w:lvlText w:val=""/>
+      <w:lvlJc w:val="left"/>
+      <w:pPr>
+        <w:tabs>
+          <w:tab w:val="num" w:pos="5760"/>
+        </w:tabs>
+        <w:ind w:left="5760" w:hanging="360"/>
+      </w:pPr>
+      <w:rPr>
+        <w:rFonts w:ascii="Wingdings" w:hAnsi="Wingdings" w:hint="default"/>
+        <w:sz w:val="20"/>
+      </w:rPr>
+    </w:lvl>
+    <w:lvl w:ilvl="8" w:tentative="1">
+      <w:start w:val="1"/>
+      <w:numFmt w:val="bullet"/>
+      <w:lvlText w:val=""/>
+      <w:lvlJc w:val="left"/>
+      <w:pPr>
+        <w:tabs>
+          <w:tab w:val="num" w:pos="6480"/>
+        </w:tabs>
+        <w:ind w:left="6480" w:hanging="360"/>
+      </w:pPr>
+      <w:rPr>
+        <w:rFonts w:ascii="Wingdings" w:hAnsi="Wingdings" w:hint="default"/>
+        <w:sz w:val="20"/>
+      </w:rPr>
+    </w:lvl>
+  </w:abstractNum>
+  <w:abstractNum w:abstractNumId="1" w15:restartNumberingAfterBreak="0">
+    <w:nsid w:val="07091797"/>
+    <w:multiLevelType w:val="multilevel"/>
+    <w:tmpl w:val="67BC331E"/>
+    <w:lvl w:ilvl="0">
+      <w:start w:val="1"/>
+      <w:numFmt w:val="bullet"/>
+      <w:lvlText w:val=""/>
+      <w:lvlJc w:val="left"/>
+      <w:pPr>
+        <w:tabs>
+          <w:tab w:val="num" w:pos="720"/>
+        </w:tabs>
+        <w:ind w:left="720" w:hanging="360"/>
+      </w:pPr>
+      <w:rPr>
+        <w:rFonts w:ascii="Symbol" w:hAnsi="Symbol" w:hint="default"/>
+        <w:sz w:val="20"/>
+      </w:rPr>
+    </w:lvl>
+    <w:lvl w:ilvl="1" w:tentative="1">
+      <w:start w:val="1"/>
+      <w:numFmt w:val="bullet"/>
+      <w:lvlText w:val="o"/>
+      <w:lvlJc w:val="left"/>
+      <w:pPr>
+        <w:tabs>
+          <w:tab w:val="num" w:pos="1440"/>
+        </w:tabs>
+        <w:ind w:left="1440" w:hanging="360"/>
+      </w:pPr>
+      <w:rPr>
+        <w:rFonts w:ascii="Courier New" w:hAnsi="Courier New" w:hint="default"/>
+        <w:sz w:val="20"/>
+      </w:rPr>
+    </w:lvl>
+    <w:lvl w:ilvl="2" w:tentative="1">
+      <w:start w:val="1"/>
+      <w:numFmt w:val="bullet"/>
+      <w:lvlText w:val=""/>
+      <w:lvlJc w:val="left"/>
+      <w:pPr>
+        <w:tabs>
+          <w:tab w:val="num" w:pos="2160"/>
+        </w:tabs>
+        <w:ind w:left="2160" w:hanging="360"/>
+      </w:pPr>
+      <w:rPr>
+        <w:rFonts w:ascii="Wingdings" w:hAnsi="Wingdings" w:hint="default"/>
+        <w:sz w:val="20"/>
+      </w:rPr>
+    </w:lvl>
+    <w:lvl w:ilvl="3" w:tentative="1">
+      <w:start w:val="1"/>
+      <w:numFmt w:val="bullet"/>
+      <w:lvlText w:val=""/>
+      <w:lvlJc w:val="left"/>
+      <w:pPr>
+        <w:tabs>
+          <w:tab w:val="num" w:pos="2880"/>
+        </w:tabs>
+        <w:ind w:left="2880" w:hanging="360"/>
+      </w:pPr>
+      <w:rPr>
+        <w:rFonts w:ascii="Wingdings" w:hAnsi="Wingdings" w:hint="default"/>
+        <w:sz w:val="20"/>
+      </w:rPr>
+    </w:lvl>
+    <w:lvl w:ilvl="4" w:tentative="1">
+      <w:start w:val="1"/>
+      <w:numFmt w:val="bullet"/>
+      <w:lvlText w:val=""/>
+      <w:lvlJc w:val="left"/>
+      <w:pPr>
+        <w:tabs>
+          <w:tab w:val="num" w:pos="3600"/>
+        </w:tabs>
+        <w:ind w:left="3600" w:hanging="360"/>
+      </w:pPr>
+      <w:rPr>
+        <w:rFonts w:ascii="Wingdings" w:hAnsi="Wingdings" w:hint="default"/>
+        <w:sz w:val="20"/>
+      </w:rPr>
+    </w:lvl>
+    <w:lvl w:ilvl="5" w:tentative="1">
+      <w:start w:val="1"/>
+      <w:numFmt w:val="bullet"/>
+      <w:lvlText w:val=""/>
+      <w:lvlJc w:val="left"/>
+      <w:pPr>
+        <w:tabs>
+          <w:tab w:val="num" w:pos="4320"/>
+        </w:tabs>
+        <w:ind w:left="4320" w:hanging="360"/>
+      </w:pPr>
+      <w:rPr>
+        <w:rFonts w:ascii="Wingdings" w:hAnsi="Wingdings" w:hint="default"/>
+        <w:sz w:val="20"/>
+      </w:rPr>
+    </w:lvl>
+    <w:lvl w:ilvl="6" w:tentative="1">
+      <w:start w:val="1"/>
+      <w:numFmt w:val="bullet"/>
+      <w:lvlText w:val=""/>
+      <w:lvlJc w:val="left"/>
+      <w:pPr>
+        <w:tabs>
+          <w:tab w:val="num" w:pos="5040"/>
+        </w:tabs>
+        <w:ind w:left="5040" w:hanging="360"/>
+      </w:pPr>
+      <w:rPr>
+        <w:rFonts w:ascii="Wingdings" w:hAnsi="Wingdings" w:hint="default"/>
+        <w:sz w:val="20"/>
+      </w:rPr>
+    </w:lvl>
+    <w:lvl w:ilvl="7" w:tentative="1">
+      <w:start w:val="1"/>
+      <w:numFmt w:val="bullet"/>
+      <w:lvlText w:val=""/>
+      <w:lvlJc w:val="left"/>
+      <w:pPr>
+        <w:tabs>
+          <w:tab w:val="num" w:pos="5760"/>
+        </w:tabs>
+        <w:ind w:left="5760" w:hanging="360"/>
+      </w:pPr>
+      <w:rPr>
+        <w:rFonts w:ascii="Wingdings" w:hAnsi="Wingdings" w:hint="default"/>
+        <w:sz w:val="20"/>
+      </w:rPr>
+    </w:lvl>
+    <w:lvl w:ilvl="8" w:tentative="1">
+      <w:start w:val="1"/>
+      <w:numFmt w:val="bullet"/>
+      <w:lvlText w:val=""/>
+      <w:lvlJc w:val="left"/>
+      <w:pPr>
+        <w:tabs>
+          <w:tab w:val="num" w:pos="6480"/>
+        </w:tabs>
+        <w:ind w:left="6480" w:hanging="360"/>
+      </w:pPr>
+      <w:rPr>
+        <w:rFonts w:ascii="Wingdings" w:hAnsi="Wingdings" w:hint="default"/>
+        <w:sz w:val="20"/>
+      </w:rPr>
+    </w:lvl>
+  </w:abstractNum>
+  <w:abstractNum w:abstractNumId="2" w15:restartNumberingAfterBreak="0">
     <w:nsid w:val="07A33A74"/>
     <w:multiLevelType w:val="multilevel"/>
     <w:tmpl w:val="4DD42C8A"/>
@@ -4054,7 +7368,7 @@
       </w:rPr>
     </w:lvl>
   </w:abstractNum>
-  <w:abstractNum w:abstractNumId="1" w15:restartNumberingAfterBreak="0">
+  <w:abstractNum w:abstractNumId="3" w15:restartNumberingAfterBreak="0">
     <w:nsid w:val="0A516EAB"/>
     <w:multiLevelType w:val="multilevel"/>
     <w:tmpl w:val="D354D5D2"/>
@@ -4203,7 +7517,454 @@
       </w:rPr>
     </w:lvl>
   </w:abstractNum>
-  <w:abstractNum w:abstractNumId="2" w15:restartNumberingAfterBreak="0">
+  <w:abstractNum w:abstractNumId="4" w15:restartNumberingAfterBreak="0">
+    <w:nsid w:val="0DF935FC"/>
+    <w:multiLevelType w:val="multilevel"/>
+    <w:tmpl w:val="93362764"/>
+    <w:lvl w:ilvl="0">
+      <w:start w:val="1"/>
+      <w:numFmt w:val="bullet"/>
+      <w:lvlText w:val=""/>
+      <w:lvlJc w:val="left"/>
+      <w:pPr>
+        <w:tabs>
+          <w:tab w:val="num" w:pos="720"/>
+        </w:tabs>
+        <w:ind w:left="720" w:hanging="360"/>
+      </w:pPr>
+      <w:rPr>
+        <w:rFonts w:ascii="Symbol" w:hAnsi="Symbol" w:hint="default"/>
+        <w:sz w:val="20"/>
+      </w:rPr>
+    </w:lvl>
+    <w:lvl w:ilvl="1" w:tentative="1">
+      <w:start w:val="1"/>
+      <w:numFmt w:val="bullet"/>
+      <w:lvlText w:val="o"/>
+      <w:lvlJc w:val="left"/>
+      <w:pPr>
+        <w:tabs>
+          <w:tab w:val="num" w:pos="1440"/>
+        </w:tabs>
+        <w:ind w:left="1440" w:hanging="360"/>
+      </w:pPr>
+      <w:rPr>
+        <w:rFonts w:ascii="Courier New" w:hAnsi="Courier New" w:hint="default"/>
+        <w:sz w:val="20"/>
+      </w:rPr>
+    </w:lvl>
+    <w:lvl w:ilvl="2" w:tentative="1">
+      <w:start w:val="1"/>
+      <w:numFmt w:val="bullet"/>
+      <w:lvlText w:val=""/>
+      <w:lvlJc w:val="left"/>
+      <w:pPr>
+        <w:tabs>
+          <w:tab w:val="num" w:pos="2160"/>
+        </w:tabs>
+        <w:ind w:left="2160" w:hanging="360"/>
+      </w:pPr>
+      <w:rPr>
+        <w:rFonts w:ascii="Wingdings" w:hAnsi="Wingdings" w:hint="default"/>
+        <w:sz w:val="20"/>
+      </w:rPr>
+    </w:lvl>
+    <w:lvl w:ilvl="3" w:tentative="1">
+      <w:start w:val="1"/>
+      <w:numFmt w:val="bullet"/>
+      <w:lvlText w:val=""/>
+      <w:lvlJc w:val="left"/>
+      <w:pPr>
+        <w:tabs>
+          <w:tab w:val="num" w:pos="2880"/>
+        </w:tabs>
+        <w:ind w:left="2880" w:hanging="360"/>
+      </w:pPr>
+      <w:rPr>
+        <w:rFonts w:ascii="Wingdings" w:hAnsi="Wingdings" w:hint="default"/>
+        <w:sz w:val="20"/>
+      </w:rPr>
+    </w:lvl>
+    <w:lvl w:ilvl="4" w:tentative="1">
+      <w:start w:val="1"/>
+      <w:numFmt w:val="bullet"/>
+      <w:lvlText w:val=""/>
+      <w:lvlJc w:val="left"/>
+      <w:pPr>
+        <w:tabs>
+          <w:tab w:val="num" w:pos="3600"/>
+        </w:tabs>
+        <w:ind w:left="3600" w:hanging="360"/>
+      </w:pPr>
+      <w:rPr>
+        <w:rFonts w:ascii="Wingdings" w:hAnsi="Wingdings" w:hint="default"/>
+        <w:sz w:val="20"/>
+      </w:rPr>
+    </w:lvl>
+    <w:lvl w:ilvl="5" w:tentative="1">
+      <w:start w:val="1"/>
+      <w:numFmt w:val="bullet"/>
+      <w:lvlText w:val=""/>
+      <w:lvlJc w:val="left"/>
+      <w:pPr>
+        <w:tabs>
+          <w:tab w:val="num" w:pos="4320"/>
+        </w:tabs>
+        <w:ind w:left="4320" w:hanging="360"/>
+      </w:pPr>
+      <w:rPr>
+        <w:rFonts w:ascii="Wingdings" w:hAnsi="Wingdings" w:hint="default"/>
+        <w:sz w:val="20"/>
+      </w:rPr>
+    </w:lvl>
+    <w:lvl w:ilvl="6" w:tentative="1">
+      <w:start w:val="1"/>
+      <w:numFmt w:val="bullet"/>
+      <w:lvlText w:val=""/>
+      <w:lvlJc w:val="left"/>
+      <w:pPr>
+        <w:tabs>
+          <w:tab w:val="num" w:pos="5040"/>
+        </w:tabs>
+        <w:ind w:left="5040" w:hanging="360"/>
+      </w:pPr>
+      <w:rPr>
+        <w:rFonts w:ascii="Wingdings" w:hAnsi="Wingdings" w:hint="default"/>
+        <w:sz w:val="20"/>
+      </w:rPr>
+    </w:lvl>
+    <w:lvl w:ilvl="7" w:tentative="1">
+      <w:start w:val="1"/>
+      <w:numFmt w:val="bullet"/>
+      <w:lvlText w:val=""/>
+      <w:lvlJc w:val="left"/>
+      <w:pPr>
+        <w:tabs>
+          <w:tab w:val="num" w:pos="5760"/>
+        </w:tabs>
+        <w:ind w:left="5760" w:hanging="360"/>
+      </w:pPr>
+      <w:rPr>
+        <w:rFonts w:ascii="Wingdings" w:hAnsi="Wingdings" w:hint="default"/>
+        <w:sz w:val="20"/>
+      </w:rPr>
+    </w:lvl>
+    <w:lvl w:ilvl="8" w:tentative="1">
+      <w:start w:val="1"/>
+      <w:numFmt w:val="bullet"/>
+      <w:lvlText w:val=""/>
+      <w:lvlJc w:val="left"/>
+      <w:pPr>
+        <w:tabs>
+          <w:tab w:val="num" w:pos="6480"/>
+        </w:tabs>
+        <w:ind w:left="6480" w:hanging="360"/>
+      </w:pPr>
+      <w:rPr>
+        <w:rFonts w:ascii="Wingdings" w:hAnsi="Wingdings" w:hint="default"/>
+        <w:sz w:val="20"/>
+      </w:rPr>
+    </w:lvl>
+  </w:abstractNum>
+  <w:abstractNum w:abstractNumId="5" w15:restartNumberingAfterBreak="0">
+    <w:nsid w:val="12A20BDC"/>
+    <w:multiLevelType w:val="multilevel"/>
+    <w:tmpl w:val="5A782840"/>
+    <w:lvl w:ilvl="0">
+      <w:start w:val="1"/>
+      <w:numFmt w:val="bullet"/>
+      <w:lvlText w:val=""/>
+      <w:lvlJc w:val="left"/>
+      <w:pPr>
+        <w:tabs>
+          <w:tab w:val="num" w:pos="720"/>
+        </w:tabs>
+        <w:ind w:left="720" w:hanging="360"/>
+      </w:pPr>
+      <w:rPr>
+        <w:rFonts w:ascii="Symbol" w:hAnsi="Symbol" w:hint="default"/>
+        <w:sz w:val="20"/>
+      </w:rPr>
+    </w:lvl>
+    <w:lvl w:ilvl="1" w:tentative="1">
+      <w:start w:val="1"/>
+      <w:numFmt w:val="bullet"/>
+      <w:lvlText w:val="o"/>
+      <w:lvlJc w:val="left"/>
+      <w:pPr>
+        <w:tabs>
+          <w:tab w:val="num" w:pos="1440"/>
+        </w:tabs>
+        <w:ind w:left="1440" w:hanging="360"/>
+      </w:pPr>
+      <w:rPr>
+        <w:rFonts w:ascii="Courier New" w:hAnsi="Courier New" w:hint="default"/>
+        <w:sz w:val="20"/>
+      </w:rPr>
+    </w:lvl>
+    <w:lvl w:ilvl="2" w:tentative="1">
+      <w:start w:val="1"/>
+      <w:numFmt w:val="bullet"/>
+      <w:lvlText w:val=""/>
+      <w:lvlJc w:val="left"/>
+      <w:pPr>
+        <w:tabs>
+          <w:tab w:val="num" w:pos="2160"/>
+        </w:tabs>
+        <w:ind w:left="2160" w:hanging="360"/>
+      </w:pPr>
+      <w:rPr>
+        <w:rFonts w:ascii="Wingdings" w:hAnsi="Wingdings" w:hint="default"/>
+        <w:sz w:val="20"/>
+      </w:rPr>
+    </w:lvl>
+    <w:lvl w:ilvl="3" w:tentative="1">
+      <w:start w:val="1"/>
+      <w:numFmt w:val="bullet"/>
+      <w:lvlText w:val=""/>
+      <w:lvlJc w:val="left"/>
+      <w:pPr>
+        <w:tabs>
+          <w:tab w:val="num" w:pos="2880"/>
+        </w:tabs>
+        <w:ind w:left="2880" w:hanging="360"/>
+      </w:pPr>
+      <w:rPr>
+        <w:rFonts w:ascii="Wingdings" w:hAnsi="Wingdings" w:hint="default"/>
+        <w:sz w:val="20"/>
+      </w:rPr>
+    </w:lvl>
+    <w:lvl w:ilvl="4" w:tentative="1">
+      <w:start w:val="1"/>
+      <w:numFmt w:val="bullet"/>
+      <w:lvlText w:val=""/>
+      <w:lvlJc w:val="left"/>
+      <w:pPr>
+        <w:tabs>
+          <w:tab w:val="num" w:pos="3600"/>
+        </w:tabs>
+        <w:ind w:left="3600" w:hanging="360"/>
+      </w:pPr>
+      <w:rPr>
+        <w:rFonts w:ascii="Wingdings" w:hAnsi="Wingdings" w:hint="default"/>
+        <w:sz w:val="20"/>
+      </w:rPr>
+    </w:lvl>
+    <w:lvl w:ilvl="5" w:tentative="1">
+      <w:start w:val="1"/>
+      <w:numFmt w:val="bullet"/>
+      <w:lvlText w:val=""/>
+      <w:lvlJc w:val="left"/>
+      <w:pPr>
+        <w:tabs>
+          <w:tab w:val="num" w:pos="4320"/>
+        </w:tabs>
+        <w:ind w:left="4320" w:hanging="360"/>
+      </w:pPr>
+      <w:rPr>
+        <w:rFonts w:ascii="Wingdings" w:hAnsi="Wingdings" w:hint="default"/>
+        <w:sz w:val="20"/>
+      </w:rPr>
+    </w:lvl>
+    <w:lvl w:ilvl="6" w:tentative="1">
+      <w:start w:val="1"/>
+      <w:numFmt w:val="bullet"/>
+      <w:lvlText w:val=""/>
+      <w:lvlJc w:val="left"/>
+      <w:pPr>
+        <w:tabs>
+          <w:tab w:val="num" w:pos="5040"/>
+        </w:tabs>
+        <w:ind w:left="5040" w:hanging="360"/>
+      </w:pPr>
+      <w:rPr>
+        <w:rFonts w:ascii="Wingdings" w:hAnsi="Wingdings" w:hint="default"/>
+        <w:sz w:val="20"/>
+      </w:rPr>
+    </w:lvl>
+    <w:lvl w:ilvl="7" w:tentative="1">
+      <w:start w:val="1"/>
+      <w:numFmt w:val="bullet"/>
+      <w:lvlText w:val=""/>
+      <w:lvlJc w:val="left"/>
+      <w:pPr>
+        <w:tabs>
+          <w:tab w:val="num" w:pos="5760"/>
+        </w:tabs>
+        <w:ind w:left="5760" w:hanging="360"/>
+      </w:pPr>
+      <w:rPr>
+        <w:rFonts w:ascii="Wingdings" w:hAnsi="Wingdings" w:hint="default"/>
+        <w:sz w:val="20"/>
+      </w:rPr>
+    </w:lvl>
+    <w:lvl w:ilvl="8" w:tentative="1">
+      <w:start w:val="1"/>
+      <w:numFmt w:val="bullet"/>
+      <w:lvlText w:val=""/>
+      <w:lvlJc w:val="left"/>
+      <w:pPr>
+        <w:tabs>
+          <w:tab w:val="num" w:pos="6480"/>
+        </w:tabs>
+        <w:ind w:left="6480" w:hanging="360"/>
+      </w:pPr>
+      <w:rPr>
+        <w:rFonts w:ascii="Wingdings" w:hAnsi="Wingdings" w:hint="default"/>
+        <w:sz w:val="20"/>
+      </w:rPr>
+    </w:lvl>
+  </w:abstractNum>
+  <w:abstractNum w:abstractNumId="6" w15:restartNumberingAfterBreak="0">
+    <w:nsid w:val="139F0058"/>
+    <w:multiLevelType w:val="multilevel"/>
+    <w:tmpl w:val="979A9390"/>
+    <w:lvl w:ilvl="0">
+      <w:start w:val="1"/>
+      <w:numFmt w:val="bullet"/>
+      <w:lvlText w:val=""/>
+      <w:lvlJc w:val="left"/>
+      <w:pPr>
+        <w:tabs>
+          <w:tab w:val="num" w:pos="720"/>
+        </w:tabs>
+        <w:ind w:left="720" w:hanging="360"/>
+      </w:pPr>
+      <w:rPr>
+        <w:rFonts w:ascii="Symbol" w:hAnsi="Symbol" w:hint="default"/>
+        <w:sz w:val="20"/>
+      </w:rPr>
+    </w:lvl>
+    <w:lvl w:ilvl="1" w:tentative="1">
+      <w:start w:val="1"/>
+      <w:numFmt w:val="bullet"/>
+      <w:lvlText w:val="o"/>
+      <w:lvlJc w:val="left"/>
+      <w:pPr>
+        <w:tabs>
+          <w:tab w:val="num" w:pos="1440"/>
+        </w:tabs>
+        <w:ind w:left="1440" w:hanging="360"/>
+      </w:pPr>
+      <w:rPr>
+        <w:rFonts w:ascii="Courier New" w:hAnsi="Courier New" w:hint="default"/>
+        <w:sz w:val="20"/>
+      </w:rPr>
+    </w:lvl>
+    <w:lvl w:ilvl="2" w:tentative="1">
+      <w:start w:val="1"/>
+      <w:numFmt w:val="bullet"/>
+      <w:lvlText w:val=""/>
+      <w:lvlJc w:val="left"/>
+      <w:pPr>
+        <w:tabs>
+          <w:tab w:val="num" w:pos="2160"/>
+        </w:tabs>
+        <w:ind w:left="2160" w:hanging="360"/>
+      </w:pPr>
+      <w:rPr>
+        <w:rFonts w:ascii="Wingdings" w:hAnsi="Wingdings" w:hint="default"/>
+        <w:sz w:val="20"/>
+      </w:rPr>
+    </w:lvl>
+    <w:lvl w:ilvl="3" w:tentative="1">
+      <w:start w:val="1"/>
+      <w:numFmt w:val="bullet"/>
+      <w:lvlText w:val=""/>
+      <w:lvlJc w:val="left"/>
+      <w:pPr>
+        <w:tabs>
+          <w:tab w:val="num" w:pos="2880"/>
+        </w:tabs>
+        <w:ind w:left="2880" w:hanging="360"/>
+      </w:pPr>
+      <w:rPr>
+        <w:rFonts w:ascii="Wingdings" w:hAnsi="Wingdings" w:hint="default"/>
+        <w:sz w:val="20"/>
+      </w:rPr>
+    </w:lvl>
+    <w:lvl w:ilvl="4" w:tentative="1">
+      <w:start w:val="1"/>
+      <w:numFmt w:val="bullet"/>
+      <w:lvlText w:val=""/>
+      <w:lvlJc w:val="left"/>
+      <w:pPr>
+        <w:tabs>
+          <w:tab w:val="num" w:pos="3600"/>
+        </w:tabs>
+        <w:ind w:left="3600" w:hanging="360"/>
+      </w:pPr>
+      <w:rPr>
+        <w:rFonts w:ascii="Wingdings" w:hAnsi="Wingdings" w:hint="default"/>
+        <w:sz w:val="20"/>
+      </w:rPr>
+    </w:lvl>
+    <w:lvl w:ilvl="5" w:tentative="1">
+      <w:start w:val="1"/>
+      <w:numFmt w:val="bullet"/>
+      <w:lvlText w:val=""/>
+      <w:lvlJc w:val="left"/>
+      <w:pPr>
+        <w:tabs>
+          <w:tab w:val="num" w:pos="4320"/>
+        </w:tabs>
+        <w:ind w:left="4320" w:hanging="360"/>
+      </w:pPr>
+      <w:rPr>
+        <w:rFonts w:ascii="Wingdings" w:hAnsi="Wingdings" w:hint="default"/>
+        <w:sz w:val="20"/>
+      </w:rPr>
+    </w:lvl>
+    <w:lvl w:ilvl="6" w:tentative="1">
+      <w:start w:val="1"/>
+      <w:numFmt w:val="bullet"/>
+      <w:lvlText w:val=""/>
+      <w:lvlJc w:val="left"/>
+      <w:pPr>
+        <w:tabs>
+          <w:tab w:val="num" w:pos="5040"/>
+        </w:tabs>
+        <w:ind w:left="5040" w:hanging="360"/>
+      </w:pPr>
+      <w:rPr>
+        <w:rFonts w:ascii="Wingdings" w:hAnsi="Wingdings" w:hint="default"/>
+        <w:sz w:val="20"/>
+      </w:rPr>
+    </w:lvl>
+    <w:lvl w:ilvl="7" w:tentative="1">
+      <w:start w:val="1"/>
+      <w:numFmt w:val="bullet"/>
+      <w:lvlText w:val=""/>
+      <w:lvlJc w:val="left"/>
+      <w:pPr>
+        <w:tabs>
+          <w:tab w:val="num" w:pos="5760"/>
+        </w:tabs>
+        <w:ind w:left="5760" w:hanging="360"/>
+      </w:pPr>
+      <w:rPr>
+        <w:rFonts w:ascii="Wingdings" w:hAnsi="Wingdings" w:hint="default"/>
+        <w:sz w:val="20"/>
+      </w:rPr>
+    </w:lvl>
+    <w:lvl w:ilvl="8" w:tentative="1">
+      <w:start w:val="1"/>
+      <w:numFmt w:val="bullet"/>
+      <w:lvlText w:val=""/>
+      <w:lvlJc w:val="left"/>
+      <w:pPr>
+        <w:tabs>
+          <w:tab w:val="num" w:pos="6480"/>
+        </w:tabs>
+        <w:ind w:left="6480" w:hanging="360"/>
+      </w:pPr>
+      <w:rPr>
+        <w:rFonts w:ascii="Wingdings" w:hAnsi="Wingdings" w:hint="default"/>
+        <w:sz w:val="20"/>
+      </w:rPr>
+    </w:lvl>
+  </w:abstractNum>
+  <w:abstractNum w:abstractNumId="7" w15:restartNumberingAfterBreak="0">
     <w:nsid w:val="14250242"/>
     <w:multiLevelType w:val="multilevel"/>
     <w:tmpl w:val="75C8DBC0"/>
@@ -4352,7 +8113,454 @@
       </w:rPr>
     </w:lvl>
   </w:abstractNum>
-  <w:abstractNum w:abstractNumId="3" w15:restartNumberingAfterBreak="0">
+  <w:abstractNum w:abstractNumId="8" w15:restartNumberingAfterBreak="0">
+    <w:nsid w:val="15EB1E57"/>
+    <w:multiLevelType w:val="multilevel"/>
+    <w:tmpl w:val="31C6EF3C"/>
+    <w:lvl w:ilvl="0">
+      <w:start w:val="1"/>
+      <w:numFmt w:val="bullet"/>
+      <w:lvlText w:val=""/>
+      <w:lvlJc w:val="left"/>
+      <w:pPr>
+        <w:tabs>
+          <w:tab w:val="num" w:pos="720"/>
+        </w:tabs>
+        <w:ind w:left="720" w:hanging="360"/>
+      </w:pPr>
+      <w:rPr>
+        <w:rFonts w:ascii="Symbol" w:hAnsi="Symbol" w:hint="default"/>
+        <w:sz w:val="20"/>
+      </w:rPr>
+    </w:lvl>
+    <w:lvl w:ilvl="1" w:tentative="1">
+      <w:start w:val="1"/>
+      <w:numFmt w:val="bullet"/>
+      <w:lvlText w:val="o"/>
+      <w:lvlJc w:val="left"/>
+      <w:pPr>
+        <w:tabs>
+          <w:tab w:val="num" w:pos="1440"/>
+        </w:tabs>
+        <w:ind w:left="1440" w:hanging="360"/>
+      </w:pPr>
+      <w:rPr>
+        <w:rFonts w:ascii="Courier New" w:hAnsi="Courier New" w:hint="default"/>
+        <w:sz w:val="20"/>
+      </w:rPr>
+    </w:lvl>
+    <w:lvl w:ilvl="2" w:tentative="1">
+      <w:start w:val="1"/>
+      <w:numFmt w:val="bullet"/>
+      <w:lvlText w:val=""/>
+      <w:lvlJc w:val="left"/>
+      <w:pPr>
+        <w:tabs>
+          <w:tab w:val="num" w:pos="2160"/>
+        </w:tabs>
+        <w:ind w:left="2160" w:hanging="360"/>
+      </w:pPr>
+      <w:rPr>
+        <w:rFonts w:ascii="Wingdings" w:hAnsi="Wingdings" w:hint="default"/>
+        <w:sz w:val="20"/>
+      </w:rPr>
+    </w:lvl>
+    <w:lvl w:ilvl="3" w:tentative="1">
+      <w:start w:val="1"/>
+      <w:numFmt w:val="bullet"/>
+      <w:lvlText w:val=""/>
+      <w:lvlJc w:val="left"/>
+      <w:pPr>
+        <w:tabs>
+          <w:tab w:val="num" w:pos="2880"/>
+        </w:tabs>
+        <w:ind w:left="2880" w:hanging="360"/>
+      </w:pPr>
+      <w:rPr>
+        <w:rFonts w:ascii="Wingdings" w:hAnsi="Wingdings" w:hint="default"/>
+        <w:sz w:val="20"/>
+      </w:rPr>
+    </w:lvl>
+    <w:lvl w:ilvl="4" w:tentative="1">
+      <w:start w:val="1"/>
+      <w:numFmt w:val="bullet"/>
+      <w:lvlText w:val=""/>
+      <w:lvlJc w:val="left"/>
+      <w:pPr>
+        <w:tabs>
+          <w:tab w:val="num" w:pos="3600"/>
+        </w:tabs>
+        <w:ind w:left="3600" w:hanging="360"/>
+      </w:pPr>
+      <w:rPr>
+        <w:rFonts w:ascii="Wingdings" w:hAnsi="Wingdings" w:hint="default"/>
+        <w:sz w:val="20"/>
+      </w:rPr>
+    </w:lvl>
+    <w:lvl w:ilvl="5" w:tentative="1">
+      <w:start w:val="1"/>
+      <w:numFmt w:val="bullet"/>
+      <w:lvlText w:val=""/>
+      <w:lvlJc w:val="left"/>
+      <w:pPr>
+        <w:tabs>
+          <w:tab w:val="num" w:pos="4320"/>
+        </w:tabs>
+        <w:ind w:left="4320" w:hanging="360"/>
+      </w:pPr>
+      <w:rPr>
+        <w:rFonts w:ascii="Wingdings" w:hAnsi="Wingdings" w:hint="default"/>
+        <w:sz w:val="20"/>
+      </w:rPr>
+    </w:lvl>
+    <w:lvl w:ilvl="6" w:tentative="1">
+      <w:start w:val="1"/>
+      <w:numFmt w:val="bullet"/>
+      <w:lvlText w:val=""/>
+      <w:lvlJc w:val="left"/>
+      <w:pPr>
+        <w:tabs>
+          <w:tab w:val="num" w:pos="5040"/>
+        </w:tabs>
+        <w:ind w:left="5040" w:hanging="360"/>
+      </w:pPr>
+      <w:rPr>
+        <w:rFonts w:ascii="Wingdings" w:hAnsi="Wingdings" w:hint="default"/>
+        <w:sz w:val="20"/>
+      </w:rPr>
+    </w:lvl>
+    <w:lvl w:ilvl="7" w:tentative="1">
+      <w:start w:val="1"/>
+      <w:numFmt w:val="bullet"/>
+      <w:lvlText w:val=""/>
+      <w:lvlJc w:val="left"/>
+      <w:pPr>
+        <w:tabs>
+          <w:tab w:val="num" w:pos="5760"/>
+        </w:tabs>
+        <w:ind w:left="5760" w:hanging="360"/>
+      </w:pPr>
+      <w:rPr>
+        <w:rFonts w:ascii="Wingdings" w:hAnsi="Wingdings" w:hint="default"/>
+        <w:sz w:val="20"/>
+      </w:rPr>
+    </w:lvl>
+    <w:lvl w:ilvl="8" w:tentative="1">
+      <w:start w:val="1"/>
+      <w:numFmt w:val="bullet"/>
+      <w:lvlText w:val=""/>
+      <w:lvlJc w:val="left"/>
+      <w:pPr>
+        <w:tabs>
+          <w:tab w:val="num" w:pos="6480"/>
+        </w:tabs>
+        <w:ind w:left="6480" w:hanging="360"/>
+      </w:pPr>
+      <w:rPr>
+        <w:rFonts w:ascii="Wingdings" w:hAnsi="Wingdings" w:hint="default"/>
+        <w:sz w:val="20"/>
+      </w:rPr>
+    </w:lvl>
+  </w:abstractNum>
+  <w:abstractNum w:abstractNumId="9" w15:restartNumberingAfterBreak="0">
+    <w:nsid w:val="1742611E"/>
+    <w:multiLevelType w:val="multilevel"/>
+    <w:tmpl w:val="22A0BE6E"/>
+    <w:lvl w:ilvl="0">
+      <w:start w:val="1"/>
+      <w:numFmt w:val="bullet"/>
+      <w:lvlText w:val=""/>
+      <w:lvlJc w:val="left"/>
+      <w:pPr>
+        <w:tabs>
+          <w:tab w:val="num" w:pos="720"/>
+        </w:tabs>
+        <w:ind w:left="720" w:hanging="360"/>
+      </w:pPr>
+      <w:rPr>
+        <w:rFonts w:ascii="Symbol" w:hAnsi="Symbol" w:hint="default"/>
+        <w:sz w:val="20"/>
+      </w:rPr>
+    </w:lvl>
+    <w:lvl w:ilvl="1" w:tentative="1">
+      <w:start w:val="1"/>
+      <w:numFmt w:val="bullet"/>
+      <w:lvlText w:val="o"/>
+      <w:lvlJc w:val="left"/>
+      <w:pPr>
+        <w:tabs>
+          <w:tab w:val="num" w:pos="1440"/>
+        </w:tabs>
+        <w:ind w:left="1440" w:hanging="360"/>
+      </w:pPr>
+      <w:rPr>
+        <w:rFonts w:ascii="Courier New" w:hAnsi="Courier New" w:hint="default"/>
+        <w:sz w:val="20"/>
+      </w:rPr>
+    </w:lvl>
+    <w:lvl w:ilvl="2" w:tentative="1">
+      <w:start w:val="1"/>
+      <w:numFmt w:val="bullet"/>
+      <w:lvlText w:val=""/>
+      <w:lvlJc w:val="left"/>
+      <w:pPr>
+        <w:tabs>
+          <w:tab w:val="num" w:pos="2160"/>
+        </w:tabs>
+        <w:ind w:left="2160" w:hanging="360"/>
+      </w:pPr>
+      <w:rPr>
+        <w:rFonts w:ascii="Wingdings" w:hAnsi="Wingdings" w:hint="default"/>
+        <w:sz w:val="20"/>
+      </w:rPr>
+    </w:lvl>
+    <w:lvl w:ilvl="3" w:tentative="1">
+      <w:start w:val="1"/>
+      <w:numFmt w:val="bullet"/>
+      <w:lvlText w:val=""/>
+      <w:lvlJc w:val="left"/>
+      <w:pPr>
+        <w:tabs>
+          <w:tab w:val="num" w:pos="2880"/>
+        </w:tabs>
+        <w:ind w:left="2880" w:hanging="360"/>
+      </w:pPr>
+      <w:rPr>
+        <w:rFonts w:ascii="Wingdings" w:hAnsi="Wingdings" w:hint="default"/>
+        <w:sz w:val="20"/>
+      </w:rPr>
+    </w:lvl>
+    <w:lvl w:ilvl="4" w:tentative="1">
+      <w:start w:val="1"/>
+      <w:numFmt w:val="bullet"/>
+      <w:lvlText w:val=""/>
+      <w:lvlJc w:val="left"/>
+      <w:pPr>
+        <w:tabs>
+          <w:tab w:val="num" w:pos="3600"/>
+        </w:tabs>
+        <w:ind w:left="3600" w:hanging="360"/>
+      </w:pPr>
+      <w:rPr>
+        <w:rFonts w:ascii="Wingdings" w:hAnsi="Wingdings" w:hint="default"/>
+        <w:sz w:val="20"/>
+      </w:rPr>
+    </w:lvl>
+    <w:lvl w:ilvl="5" w:tentative="1">
+      <w:start w:val="1"/>
+      <w:numFmt w:val="bullet"/>
+      <w:lvlText w:val=""/>
+      <w:lvlJc w:val="left"/>
+      <w:pPr>
+        <w:tabs>
+          <w:tab w:val="num" w:pos="4320"/>
+        </w:tabs>
+        <w:ind w:left="4320" w:hanging="360"/>
+      </w:pPr>
+      <w:rPr>
+        <w:rFonts w:ascii="Wingdings" w:hAnsi="Wingdings" w:hint="default"/>
+        <w:sz w:val="20"/>
+      </w:rPr>
+    </w:lvl>
+    <w:lvl w:ilvl="6" w:tentative="1">
+      <w:start w:val="1"/>
+      <w:numFmt w:val="bullet"/>
+      <w:lvlText w:val=""/>
+      <w:lvlJc w:val="left"/>
+      <w:pPr>
+        <w:tabs>
+          <w:tab w:val="num" w:pos="5040"/>
+        </w:tabs>
+        <w:ind w:left="5040" w:hanging="360"/>
+      </w:pPr>
+      <w:rPr>
+        <w:rFonts w:ascii="Wingdings" w:hAnsi="Wingdings" w:hint="default"/>
+        <w:sz w:val="20"/>
+      </w:rPr>
+    </w:lvl>
+    <w:lvl w:ilvl="7" w:tentative="1">
+      <w:start w:val="1"/>
+      <w:numFmt w:val="bullet"/>
+      <w:lvlText w:val=""/>
+      <w:lvlJc w:val="left"/>
+      <w:pPr>
+        <w:tabs>
+          <w:tab w:val="num" w:pos="5760"/>
+        </w:tabs>
+        <w:ind w:left="5760" w:hanging="360"/>
+      </w:pPr>
+      <w:rPr>
+        <w:rFonts w:ascii="Wingdings" w:hAnsi="Wingdings" w:hint="default"/>
+        <w:sz w:val="20"/>
+      </w:rPr>
+    </w:lvl>
+    <w:lvl w:ilvl="8" w:tentative="1">
+      <w:start w:val="1"/>
+      <w:numFmt w:val="bullet"/>
+      <w:lvlText w:val=""/>
+      <w:lvlJc w:val="left"/>
+      <w:pPr>
+        <w:tabs>
+          <w:tab w:val="num" w:pos="6480"/>
+        </w:tabs>
+        <w:ind w:left="6480" w:hanging="360"/>
+      </w:pPr>
+      <w:rPr>
+        <w:rFonts w:ascii="Wingdings" w:hAnsi="Wingdings" w:hint="default"/>
+        <w:sz w:val="20"/>
+      </w:rPr>
+    </w:lvl>
+  </w:abstractNum>
+  <w:abstractNum w:abstractNumId="10" w15:restartNumberingAfterBreak="0">
+    <w:nsid w:val="189707D8"/>
+    <w:multiLevelType w:val="multilevel"/>
+    <w:tmpl w:val="4B440712"/>
+    <w:lvl w:ilvl="0">
+      <w:start w:val="1"/>
+      <w:numFmt w:val="bullet"/>
+      <w:lvlText w:val=""/>
+      <w:lvlJc w:val="left"/>
+      <w:pPr>
+        <w:tabs>
+          <w:tab w:val="num" w:pos="720"/>
+        </w:tabs>
+        <w:ind w:left="720" w:hanging="360"/>
+      </w:pPr>
+      <w:rPr>
+        <w:rFonts w:ascii="Symbol" w:hAnsi="Symbol" w:hint="default"/>
+        <w:sz w:val="20"/>
+      </w:rPr>
+    </w:lvl>
+    <w:lvl w:ilvl="1" w:tentative="1">
+      <w:start w:val="1"/>
+      <w:numFmt w:val="bullet"/>
+      <w:lvlText w:val="o"/>
+      <w:lvlJc w:val="left"/>
+      <w:pPr>
+        <w:tabs>
+          <w:tab w:val="num" w:pos="1440"/>
+        </w:tabs>
+        <w:ind w:left="1440" w:hanging="360"/>
+      </w:pPr>
+      <w:rPr>
+        <w:rFonts w:ascii="Courier New" w:hAnsi="Courier New" w:hint="default"/>
+        <w:sz w:val="20"/>
+      </w:rPr>
+    </w:lvl>
+    <w:lvl w:ilvl="2" w:tentative="1">
+      <w:start w:val="1"/>
+      <w:numFmt w:val="bullet"/>
+      <w:lvlText w:val=""/>
+      <w:lvlJc w:val="left"/>
+      <w:pPr>
+        <w:tabs>
+          <w:tab w:val="num" w:pos="2160"/>
+        </w:tabs>
+        <w:ind w:left="2160" w:hanging="360"/>
+      </w:pPr>
+      <w:rPr>
+        <w:rFonts w:ascii="Wingdings" w:hAnsi="Wingdings" w:hint="default"/>
+        <w:sz w:val="20"/>
+      </w:rPr>
+    </w:lvl>
+    <w:lvl w:ilvl="3" w:tentative="1">
+      <w:start w:val="1"/>
+      <w:numFmt w:val="bullet"/>
+      <w:lvlText w:val=""/>
+      <w:lvlJc w:val="left"/>
+      <w:pPr>
+        <w:tabs>
+          <w:tab w:val="num" w:pos="2880"/>
+        </w:tabs>
+        <w:ind w:left="2880" w:hanging="360"/>
+      </w:pPr>
+      <w:rPr>
+        <w:rFonts w:ascii="Wingdings" w:hAnsi="Wingdings" w:hint="default"/>
+        <w:sz w:val="20"/>
+      </w:rPr>
+    </w:lvl>
+    <w:lvl w:ilvl="4" w:tentative="1">
+      <w:start w:val="1"/>
+      <w:numFmt w:val="bullet"/>
+      <w:lvlText w:val=""/>
+      <w:lvlJc w:val="left"/>
+      <w:pPr>
+        <w:tabs>
+          <w:tab w:val="num" w:pos="3600"/>
+        </w:tabs>
+        <w:ind w:left="3600" w:hanging="360"/>
+      </w:pPr>
+      <w:rPr>
+        <w:rFonts w:ascii="Wingdings" w:hAnsi="Wingdings" w:hint="default"/>
+        <w:sz w:val="20"/>
+      </w:rPr>
+    </w:lvl>
+    <w:lvl w:ilvl="5" w:tentative="1">
+      <w:start w:val="1"/>
+      <w:numFmt w:val="bullet"/>
+      <w:lvlText w:val=""/>
+      <w:lvlJc w:val="left"/>
+      <w:pPr>
+        <w:tabs>
+          <w:tab w:val="num" w:pos="4320"/>
+        </w:tabs>
+        <w:ind w:left="4320" w:hanging="360"/>
+      </w:pPr>
+      <w:rPr>
+        <w:rFonts w:ascii="Wingdings" w:hAnsi="Wingdings" w:hint="default"/>
+        <w:sz w:val="20"/>
+      </w:rPr>
+    </w:lvl>
+    <w:lvl w:ilvl="6" w:tentative="1">
+      <w:start w:val="1"/>
+      <w:numFmt w:val="bullet"/>
+      <w:lvlText w:val=""/>
+      <w:lvlJc w:val="left"/>
+      <w:pPr>
+        <w:tabs>
+          <w:tab w:val="num" w:pos="5040"/>
+        </w:tabs>
+        <w:ind w:left="5040" w:hanging="360"/>
+      </w:pPr>
+      <w:rPr>
+        <w:rFonts w:ascii="Wingdings" w:hAnsi="Wingdings" w:hint="default"/>
+        <w:sz w:val="20"/>
+      </w:rPr>
+    </w:lvl>
+    <w:lvl w:ilvl="7" w:tentative="1">
+      <w:start w:val="1"/>
+      <w:numFmt w:val="bullet"/>
+      <w:lvlText w:val=""/>
+      <w:lvlJc w:val="left"/>
+      <w:pPr>
+        <w:tabs>
+          <w:tab w:val="num" w:pos="5760"/>
+        </w:tabs>
+        <w:ind w:left="5760" w:hanging="360"/>
+      </w:pPr>
+      <w:rPr>
+        <w:rFonts w:ascii="Wingdings" w:hAnsi="Wingdings" w:hint="default"/>
+        <w:sz w:val="20"/>
+      </w:rPr>
+    </w:lvl>
+    <w:lvl w:ilvl="8" w:tentative="1">
+      <w:start w:val="1"/>
+      <w:numFmt w:val="bullet"/>
+      <w:lvlText w:val=""/>
+      <w:lvlJc w:val="left"/>
+      <w:pPr>
+        <w:tabs>
+          <w:tab w:val="num" w:pos="6480"/>
+        </w:tabs>
+        <w:ind w:left="6480" w:hanging="360"/>
+      </w:pPr>
+      <w:rPr>
+        <w:rFonts w:ascii="Wingdings" w:hAnsi="Wingdings" w:hint="default"/>
+        <w:sz w:val="20"/>
+      </w:rPr>
+    </w:lvl>
+  </w:abstractNum>
+  <w:abstractNum w:abstractNumId="11" w15:restartNumberingAfterBreak="0">
     <w:nsid w:val="19586B9D"/>
     <w:multiLevelType w:val="multilevel"/>
     <w:tmpl w:val="430A51BC"/>
@@ -4501,7 +8709,7 @@
       </w:rPr>
     </w:lvl>
   </w:abstractNum>
-  <w:abstractNum w:abstractNumId="4" w15:restartNumberingAfterBreak="0">
+  <w:abstractNum w:abstractNumId="12" w15:restartNumberingAfterBreak="0">
     <w:nsid w:val="1C50700C"/>
     <w:multiLevelType w:val="multilevel"/>
     <w:tmpl w:val="AF3C1024"/>
@@ -4650,7 +8858,7 @@
       </w:rPr>
     </w:lvl>
   </w:abstractNum>
-  <w:abstractNum w:abstractNumId="5" w15:restartNumberingAfterBreak="0">
+  <w:abstractNum w:abstractNumId="13" w15:restartNumberingAfterBreak="0">
     <w:nsid w:val="25AC7961"/>
     <w:multiLevelType w:val="multilevel"/>
     <w:tmpl w:val="981855F8"/>
@@ -4799,7 +9007,7 @@
       </w:rPr>
     </w:lvl>
   </w:abstractNum>
-  <w:abstractNum w:abstractNumId="6" w15:restartNumberingAfterBreak="0">
+  <w:abstractNum w:abstractNumId="14" w15:restartNumberingAfterBreak="0">
     <w:nsid w:val="2813296D"/>
     <w:multiLevelType w:val="multilevel"/>
     <w:tmpl w:val="D53C1040"/>
@@ -4948,7 +9156,156 @@
       </w:rPr>
     </w:lvl>
   </w:abstractNum>
-  <w:abstractNum w:abstractNumId="7" w15:restartNumberingAfterBreak="0">
+  <w:abstractNum w:abstractNumId="15" w15:restartNumberingAfterBreak="0">
+    <w:nsid w:val="2C1F5D36"/>
+    <w:multiLevelType w:val="multilevel"/>
+    <w:tmpl w:val="449ECAA6"/>
+    <w:lvl w:ilvl="0">
+      <w:start w:val="1"/>
+      <w:numFmt w:val="bullet"/>
+      <w:lvlText w:val=""/>
+      <w:lvlJc w:val="left"/>
+      <w:pPr>
+        <w:tabs>
+          <w:tab w:val="num" w:pos="720"/>
+        </w:tabs>
+        <w:ind w:left="720" w:hanging="360"/>
+      </w:pPr>
+      <w:rPr>
+        <w:rFonts w:ascii="Symbol" w:hAnsi="Symbol" w:hint="default"/>
+        <w:sz w:val="20"/>
+      </w:rPr>
+    </w:lvl>
+    <w:lvl w:ilvl="1" w:tentative="1">
+      <w:start w:val="1"/>
+      <w:numFmt w:val="bullet"/>
+      <w:lvlText w:val="o"/>
+      <w:lvlJc w:val="left"/>
+      <w:pPr>
+        <w:tabs>
+          <w:tab w:val="num" w:pos="1440"/>
+        </w:tabs>
+        <w:ind w:left="1440" w:hanging="360"/>
+      </w:pPr>
+      <w:rPr>
+        <w:rFonts w:ascii="Courier New" w:hAnsi="Courier New" w:hint="default"/>
+        <w:sz w:val="20"/>
+      </w:rPr>
+    </w:lvl>
+    <w:lvl w:ilvl="2" w:tentative="1">
+      <w:start w:val="1"/>
+      <w:numFmt w:val="bullet"/>
+      <w:lvlText w:val=""/>
+      <w:lvlJc w:val="left"/>
+      <w:pPr>
+        <w:tabs>
+          <w:tab w:val="num" w:pos="2160"/>
+        </w:tabs>
+        <w:ind w:left="2160" w:hanging="360"/>
+      </w:pPr>
+      <w:rPr>
+        <w:rFonts w:ascii="Wingdings" w:hAnsi="Wingdings" w:hint="default"/>
+        <w:sz w:val="20"/>
+      </w:rPr>
+    </w:lvl>
+    <w:lvl w:ilvl="3" w:tentative="1">
+      <w:start w:val="1"/>
+      <w:numFmt w:val="bullet"/>
+      <w:lvlText w:val=""/>
+      <w:lvlJc w:val="left"/>
+      <w:pPr>
+        <w:tabs>
+          <w:tab w:val="num" w:pos="2880"/>
+        </w:tabs>
+        <w:ind w:left="2880" w:hanging="360"/>
+      </w:pPr>
+      <w:rPr>
+        <w:rFonts w:ascii="Wingdings" w:hAnsi="Wingdings" w:hint="default"/>
+        <w:sz w:val="20"/>
+      </w:rPr>
+    </w:lvl>
+    <w:lvl w:ilvl="4" w:tentative="1">
+      <w:start w:val="1"/>
+      <w:numFmt w:val="bullet"/>
+      <w:lvlText w:val=""/>
+      <w:lvlJc w:val="left"/>
+      <w:pPr>
+        <w:tabs>
+          <w:tab w:val="num" w:pos="3600"/>
+        </w:tabs>
+        <w:ind w:left="3600" w:hanging="360"/>
+      </w:pPr>
+      <w:rPr>
+        <w:rFonts w:ascii="Wingdings" w:hAnsi="Wingdings" w:hint="default"/>
+        <w:sz w:val="20"/>
+      </w:rPr>
+    </w:lvl>
+    <w:lvl w:ilvl="5" w:tentative="1">
+      <w:start w:val="1"/>
+      <w:numFmt w:val="bullet"/>
+      <w:lvlText w:val=""/>
+      <w:lvlJc w:val="left"/>
+      <w:pPr>
+        <w:tabs>
+          <w:tab w:val="num" w:pos="4320"/>
+        </w:tabs>
+        <w:ind w:left="4320" w:hanging="360"/>
+      </w:pPr>
+      <w:rPr>
+        <w:rFonts w:ascii="Wingdings" w:hAnsi="Wingdings" w:hint="default"/>
+        <w:sz w:val="20"/>
+      </w:rPr>
+    </w:lvl>
+    <w:lvl w:ilvl="6" w:tentative="1">
+      <w:start w:val="1"/>
+      <w:numFmt w:val="bullet"/>
+      <w:lvlText w:val=""/>
+      <w:lvlJc w:val="left"/>
+      <w:pPr>
+        <w:tabs>
+          <w:tab w:val="num" w:pos="5040"/>
+        </w:tabs>
+        <w:ind w:left="5040" w:hanging="360"/>
+      </w:pPr>
+      <w:rPr>
+        <w:rFonts w:ascii="Wingdings" w:hAnsi="Wingdings" w:hint="default"/>
+        <w:sz w:val="20"/>
+      </w:rPr>
+    </w:lvl>
+    <w:lvl w:ilvl="7" w:tentative="1">
+      <w:start w:val="1"/>
+      <w:numFmt w:val="bullet"/>
+      <w:lvlText w:val=""/>
+      <w:lvlJc w:val="left"/>
+      <w:pPr>
+        <w:tabs>
+          <w:tab w:val="num" w:pos="5760"/>
+        </w:tabs>
+        <w:ind w:left="5760" w:hanging="360"/>
+      </w:pPr>
+      <w:rPr>
+        <w:rFonts w:ascii="Wingdings" w:hAnsi="Wingdings" w:hint="default"/>
+        <w:sz w:val="20"/>
+      </w:rPr>
+    </w:lvl>
+    <w:lvl w:ilvl="8" w:tentative="1">
+      <w:start w:val="1"/>
+      <w:numFmt w:val="bullet"/>
+      <w:lvlText w:val=""/>
+      <w:lvlJc w:val="left"/>
+      <w:pPr>
+        <w:tabs>
+          <w:tab w:val="num" w:pos="6480"/>
+        </w:tabs>
+        <w:ind w:left="6480" w:hanging="360"/>
+      </w:pPr>
+      <w:rPr>
+        <w:rFonts w:ascii="Wingdings" w:hAnsi="Wingdings" w:hint="default"/>
+        <w:sz w:val="20"/>
+      </w:rPr>
+    </w:lvl>
+  </w:abstractNum>
+  <w:abstractNum w:abstractNumId="16" w15:restartNumberingAfterBreak="0">
     <w:nsid w:val="34F27734"/>
     <w:multiLevelType w:val="multilevel"/>
     <w:tmpl w:val="8B688262"/>
@@ -5061,7 +9418,156 @@
       </w:pPr>
     </w:lvl>
   </w:abstractNum>
-  <w:abstractNum w:abstractNumId="8" w15:restartNumberingAfterBreak="0">
+  <w:abstractNum w:abstractNumId="17" w15:restartNumberingAfterBreak="0">
+    <w:nsid w:val="36A93B4B"/>
+    <w:multiLevelType w:val="multilevel"/>
+    <w:tmpl w:val="BABA11C8"/>
+    <w:lvl w:ilvl="0">
+      <w:start w:val="1"/>
+      <w:numFmt w:val="bullet"/>
+      <w:lvlText w:val=""/>
+      <w:lvlJc w:val="left"/>
+      <w:pPr>
+        <w:tabs>
+          <w:tab w:val="num" w:pos="720"/>
+        </w:tabs>
+        <w:ind w:left="720" w:hanging="360"/>
+      </w:pPr>
+      <w:rPr>
+        <w:rFonts w:ascii="Symbol" w:hAnsi="Symbol" w:hint="default"/>
+        <w:sz w:val="20"/>
+      </w:rPr>
+    </w:lvl>
+    <w:lvl w:ilvl="1" w:tentative="1">
+      <w:start w:val="1"/>
+      <w:numFmt w:val="bullet"/>
+      <w:lvlText w:val="o"/>
+      <w:lvlJc w:val="left"/>
+      <w:pPr>
+        <w:tabs>
+          <w:tab w:val="num" w:pos="1440"/>
+        </w:tabs>
+        <w:ind w:left="1440" w:hanging="360"/>
+      </w:pPr>
+      <w:rPr>
+        <w:rFonts w:ascii="Courier New" w:hAnsi="Courier New" w:hint="default"/>
+        <w:sz w:val="20"/>
+      </w:rPr>
+    </w:lvl>
+    <w:lvl w:ilvl="2" w:tentative="1">
+      <w:start w:val="1"/>
+      <w:numFmt w:val="bullet"/>
+      <w:lvlText w:val=""/>
+      <w:lvlJc w:val="left"/>
+      <w:pPr>
+        <w:tabs>
+          <w:tab w:val="num" w:pos="2160"/>
+        </w:tabs>
+        <w:ind w:left="2160" w:hanging="360"/>
+      </w:pPr>
+      <w:rPr>
+        <w:rFonts w:ascii="Wingdings" w:hAnsi="Wingdings" w:hint="default"/>
+        <w:sz w:val="20"/>
+      </w:rPr>
+    </w:lvl>
+    <w:lvl w:ilvl="3" w:tentative="1">
+      <w:start w:val="1"/>
+      <w:numFmt w:val="bullet"/>
+      <w:lvlText w:val=""/>
+      <w:lvlJc w:val="left"/>
+      <w:pPr>
+        <w:tabs>
+          <w:tab w:val="num" w:pos="2880"/>
+        </w:tabs>
+        <w:ind w:left="2880" w:hanging="360"/>
+      </w:pPr>
+      <w:rPr>
+        <w:rFonts w:ascii="Wingdings" w:hAnsi="Wingdings" w:hint="default"/>
+        <w:sz w:val="20"/>
+      </w:rPr>
+    </w:lvl>
+    <w:lvl w:ilvl="4" w:tentative="1">
+      <w:start w:val="1"/>
+      <w:numFmt w:val="bullet"/>
+      <w:lvlText w:val=""/>
+      <w:lvlJc w:val="left"/>
+      <w:pPr>
+        <w:tabs>
+          <w:tab w:val="num" w:pos="3600"/>
+        </w:tabs>
+        <w:ind w:left="3600" w:hanging="360"/>
+      </w:pPr>
+      <w:rPr>
+        <w:rFonts w:ascii="Wingdings" w:hAnsi="Wingdings" w:hint="default"/>
+        <w:sz w:val="20"/>
+      </w:rPr>
+    </w:lvl>
+    <w:lvl w:ilvl="5" w:tentative="1">
+      <w:start w:val="1"/>
+      <w:numFmt w:val="bullet"/>
+      <w:lvlText w:val=""/>
+      <w:lvlJc w:val="left"/>
+      <w:pPr>
+        <w:tabs>
+          <w:tab w:val="num" w:pos="4320"/>
+        </w:tabs>
+        <w:ind w:left="4320" w:hanging="360"/>
+      </w:pPr>
+      <w:rPr>
+        <w:rFonts w:ascii="Wingdings" w:hAnsi="Wingdings" w:hint="default"/>
+        <w:sz w:val="20"/>
+      </w:rPr>
+    </w:lvl>
+    <w:lvl w:ilvl="6" w:tentative="1">
+      <w:start w:val="1"/>
+      <w:numFmt w:val="bullet"/>
+      <w:lvlText w:val=""/>
+      <w:lvlJc w:val="left"/>
+      <w:pPr>
+        <w:tabs>
+          <w:tab w:val="num" w:pos="5040"/>
+        </w:tabs>
+        <w:ind w:left="5040" w:hanging="360"/>
+      </w:pPr>
+      <w:rPr>
+        <w:rFonts w:ascii="Wingdings" w:hAnsi="Wingdings" w:hint="default"/>
+        <w:sz w:val="20"/>
+      </w:rPr>
+    </w:lvl>
+    <w:lvl w:ilvl="7" w:tentative="1">
+      <w:start w:val="1"/>
+      <w:numFmt w:val="bullet"/>
+      <w:lvlText w:val=""/>
+      <w:lvlJc w:val="left"/>
+      <w:pPr>
+        <w:tabs>
+          <w:tab w:val="num" w:pos="5760"/>
+        </w:tabs>
+        <w:ind w:left="5760" w:hanging="360"/>
+      </w:pPr>
+      <w:rPr>
+        <w:rFonts w:ascii="Wingdings" w:hAnsi="Wingdings" w:hint="default"/>
+        <w:sz w:val="20"/>
+      </w:rPr>
+    </w:lvl>
+    <w:lvl w:ilvl="8" w:tentative="1">
+      <w:start w:val="1"/>
+      <w:numFmt w:val="bullet"/>
+      <w:lvlText w:val=""/>
+      <w:lvlJc w:val="left"/>
+      <w:pPr>
+        <w:tabs>
+          <w:tab w:val="num" w:pos="6480"/>
+        </w:tabs>
+        <w:ind w:left="6480" w:hanging="360"/>
+      </w:pPr>
+      <w:rPr>
+        <w:rFonts w:ascii="Wingdings" w:hAnsi="Wingdings" w:hint="default"/>
+        <w:sz w:val="20"/>
+      </w:rPr>
+    </w:lvl>
+  </w:abstractNum>
+  <w:abstractNum w:abstractNumId="18" w15:restartNumberingAfterBreak="0">
     <w:nsid w:val="37587392"/>
     <w:multiLevelType w:val="multilevel"/>
     <w:tmpl w:val="ED34771C"/>
@@ -5210,7 +9716,156 @@
       </w:rPr>
     </w:lvl>
   </w:abstractNum>
-  <w:abstractNum w:abstractNumId="9" w15:restartNumberingAfterBreak="0">
+  <w:abstractNum w:abstractNumId="19" w15:restartNumberingAfterBreak="0">
+    <w:nsid w:val="37E1012C"/>
+    <w:multiLevelType w:val="multilevel"/>
+    <w:tmpl w:val="4C8039D4"/>
+    <w:lvl w:ilvl="0">
+      <w:start w:val="1"/>
+      <w:numFmt w:val="bullet"/>
+      <w:lvlText w:val=""/>
+      <w:lvlJc w:val="left"/>
+      <w:pPr>
+        <w:tabs>
+          <w:tab w:val="num" w:pos="720"/>
+        </w:tabs>
+        <w:ind w:left="720" w:hanging="360"/>
+      </w:pPr>
+      <w:rPr>
+        <w:rFonts w:ascii="Symbol" w:hAnsi="Symbol" w:hint="default"/>
+        <w:sz w:val="20"/>
+      </w:rPr>
+    </w:lvl>
+    <w:lvl w:ilvl="1" w:tentative="1">
+      <w:start w:val="1"/>
+      <w:numFmt w:val="bullet"/>
+      <w:lvlText w:val="o"/>
+      <w:lvlJc w:val="left"/>
+      <w:pPr>
+        <w:tabs>
+          <w:tab w:val="num" w:pos="1440"/>
+        </w:tabs>
+        <w:ind w:left="1440" w:hanging="360"/>
+      </w:pPr>
+      <w:rPr>
+        <w:rFonts w:ascii="Courier New" w:hAnsi="Courier New" w:hint="default"/>
+        <w:sz w:val="20"/>
+      </w:rPr>
+    </w:lvl>
+    <w:lvl w:ilvl="2" w:tentative="1">
+      <w:start w:val="1"/>
+      <w:numFmt w:val="bullet"/>
+      <w:lvlText w:val=""/>
+      <w:lvlJc w:val="left"/>
+      <w:pPr>
+        <w:tabs>
+          <w:tab w:val="num" w:pos="2160"/>
+        </w:tabs>
+        <w:ind w:left="2160" w:hanging="360"/>
+      </w:pPr>
+      <w:rPr>
+        <w:rFonts w:ascii="Wingdings" w:hAnsi="Wingdings" w:hint="default"/>
+        <w:sz w:val="20"/>
+      </w:rPr>
+    </w:lvl>
+    <w:lvl w:ilvl="3" w:tentative="1">
+      <w:start w:val="1"/>
+      <w:numFmt w:val="bullet"/>
+      <w:lvlText w:val=""/>
+      <w:lvlJc w:val="left"/>
+      <w:pPr>
+        <w:tabs>
+          <w:tab w:val="num" w:pos="2880"/>
+        </w:tabs>
+        <w:ind w:left="2880" w:hanging="360"/>
+      </w:pPr>
+      <w:rPr>
+        <w:rFonts w:ascii="Wingdings" w:hAnsi="Wingdings" w:hint="default"/>
+        <w:sz w:val="20"/>
+      </w:rPr>
+    </w:lvl>
+    <w:lvl w:ilvl="4" w:tentative="1">
+      <w:start w:val="1"/>
+      <w:numFmt w:val="bullet"/>
+      <w:lvlText w:val=""/>
+      <w:lvlJc w:val="left"/>
+      <w:pPr>
+        <w:tabs>
+          <w:tab w:val="num" w:pos="3600"/>
+        </w:tabs>
+        <w:ind w:left="3600" w:hanging="360"/>
+      </w:pPr>
+      <w:rPr>
+        <w:rFonts w:ascii="Wingdings" w:hAnsi="Wingdings" w:hint="default"/>
+        <w:sz w:val="20"/>
+      </w:rPr>
+    </w:lvl>
+    <w:lvl w:ilvl="5" w:tentative="1">
+      <w:start w:val="1"/>
+      <w:numFmt w:val="bullet"/>
+      <w:lvlText w:val=""/>
+      <w:lvlJc w:val="left"/>
+      <w:pPr>
+        <w:tabs>
+          <w:tab w:val="num" w:pos="4320"/>
+        </w:tabs>
+        <w:ind w:left="4320" w:hanging="360"/>
+      </w:pPr>
+      <w:rPr>
+        <w:rFonts w:ascii="Wingdings" w:hAnsi="Wingdings" w:hint="default"/>
+        <w:sz w:val="20"/>
+      </w:rPr>
+    </w:lvl>
+    <w:lvl w:ilvl="6" w:tentative="1">
+      <w:start w:val="1"/>
+      <w:numFmt w:val="bullet"/>
+      <w:lvlText w:val=""/>
+      <w:lvlJc w:val="left"/>
+      <w:pPr>
+        <w:tabs>
+          <w:tab w:val="num" w:pos="5040"/>
+        </w:tabs>
+        <w:ind w:left="5040" w:hanging="360"/>
+      </w:pPr>
+      <w:rPr>
+        <w:rFonts w:ascii="Wingdings" w:hAnsi="Wingdings" w:hint="default"/>
+        <w:sz w:val="20"/>
+      </w:rPr>
+    </w:lvl>
+    <w:lvl w:ilvl="7" w:tentative="1">
+      <w:start w:val="1"/>
+      <w:numFmt w:val="bullet"/>
+      <w:lvlText w:val=""/>
+      <w:lvlJc w:val="left"/>
+      <w:pPr>
+        <w:tabs>
+          <w:tab w:val="num" w:pos="5760"/>
+        </w:tabs>
+        <w:ind w:left="5760" w:hanging="360"/>
+      </w:pPr>
+      <w:rPr>
+        <w:rFonts w:ascii="Wingdings" w:hAnsi="Wingdings" w:hint="default"/>
+        <w:sz w:val="20"/>
+      </w:rPr>
+    </w:lvl>
+    <w:lvl w:ilvl="8" w:tentative="1">
+      <w:start w:val="1"/>
+      <w:numFmt w:val="bullet"/>
+      <w:lvlText w:val=""/>
+      <w:lvlJc w:val="left"/>
+      <w:pPr>
+        <w:tabs>
+          <w:tab w:val="num" w:pos="6480"/>
+        </w:tabs>
+        <w:ind w:left="6480" w:hanging="360"/>
+      </w:pPr>
+      <w:rPr>
+        <w:rFonts w:ascii="Wingdings" w:hAnsi="Wingdings" w:hint="default"/>
+        <w:sz w:val="20"/>
+      </w:rPr>
+    </w:lvl>
+  </w:abstractNum>
+  <w:abstractNum w:abstractNumId="20" w15:restartNumberingAfterBreak="0">
     <w:nsid w:val="39792068"/>
     <w:multiLevelType w:val="multilevel"/>
     <w:tmpl w:val="F3CC66E2"/>
@@ -5359,7 +10014,7 @@
       </w:rPr>
     </w:lvl>
   </w:abstractNum>
-  <w:abstractNum w:abstractNumId="10" w15:restartNumberingAfterBreak="0">
+  <w:abstractNum w:abstractNumId="21" w15:restartNumberingAfterBreak="0">
     <w:nsid w:val="399A03B9"/>
     <w:multiLevelType w:val="multilevel"/>
     <w:tmpl w:val="1D4AF1BC"/>
@@ -5508,7 +10163,7 @@
       </w:rPr>
     </w:lvl>
   </w:abstractNum>
-  <w:abstractNum w:abstractNumId="11" w15:restartNumberingAfterBreak="0">
+  <w:abstractNum w:abstractNumId="22" w15:restartNumberingAfterBreak="0">
     <w:nsid w:val="4018171A"/>
     <w:multiLevelType w:val="multilevel"/>
     <w:tmpl w:val="ED1E1C10"/>
@@ -5657,7 +10312,7 @@
       </w:rPr>
     </w:lvl>
   </w:abstractNum>
-  <w:abstractNum w:abstractNumId="12" w15:restartNumberingAfterBreak="0">
+  <w:abstractNum w:abstractNumId="23" w15:restartNumberingAfterBreak="0">
     <w:nsid w:val="45A87008"/>
     <w:multiLevelType w:val="multilevel"/>
     <w:tmpl w:val="4EE075A0"/>
@@ -5770,7 +10425,7 @@
       </w:pPr>
     </w:lvl>
   </w:abstractNum>
-  <w:abstractNum w:abstractNumId="13" w15:restartNumberingAfterBreak="0">
+  <w:abstractNum w:abstractNumId="24" w15:restartNumberingAfterBreak="0">
     <w:nsid w:val="462A0CDE"/>
     <w:multiLevelType w:val="multilevel"/>
     <w:tmpl w:val="ABD0BA02"/>
@@ -5919,7 +10574,305 @@
       </w:rPr>
     </w:lvl>
   </w:abstractNum>
-  <w:abstractNum w:abstractNumId="14" w15:restartNumberingAfterBreak="0">
+  <w:abstractNum w:abstractNumId="25" w15:restartNumberingAfterBreak="0">
+    <w:nsid w:val="49BF73AF"/>
+    <w:multiLevelType w:val="multilevel"/>
+    <w:tmpl w:val="A3CC6770"/>
+    <w:lvl w:ilvl="0">
+      <w:start w:val="1"/>
+      <w:numFmt w:val="bullet"/>
+      <w:lvlText w:val=""/>
+      <w:lvlJc w:val="left"/>
+      <w:pPr>
+        <w:tabs>
+          <w:tab w:val="num" w:pos="720"/>
+        </w:tabs>
+        <w:ind w:left="720" w:hanging="360"/>
+      </w:pPr>
+      <w:rPr>
+        <w:rFonts w:ascii="Symbol" w:hAnsi="Symbol" w:hint="default"/>
+        <w:sz w:val="20"/>
+      </w:rPr>
+    </w:lvl>
+    <w:lvl w:ilvl="1" w:tentative="1">
+      <w:start w:val="1"/>
+      <w:numFmt w:val="bullet"/>
+      <w:lvlText w:val="o"/>
+      <w:lvlJc w:val="left"/>
+      <w:pPr>
+        <w:tabs>
+          <w:tab w:val="num" w:pos="1440"/>
+        </w:tabs>
+        <w:ind w:left="1440" w:hanging="360"/>
+      </w:pPr>
+      <w:rPr>
+        <w:rFonts w:ascii="Courier New" w:hAnsi="Courier New" w:hint="default"/>
+        <w:sz w:val="20"/>
+      </w:rPr>
+    </w:lvl>
+    <w:lvl w:ilvl="2" w:tentative="1">
+      <w:start w:val="1"/>
+      <w:numFmt w:val="bullet"/>
+      <w:lvlText w:val=""/>
+      <w:lvlJc w:val="left"/>
+      <w:pPr>
+        <w:tabs>
+          <w:tab w:val="num" w:pos="2160"/>
+        </w:tabs>
+        <w:ind w:left="2160" w:hanging="360"/>
+      </w:pPr>
+      <w:rPr>
+        <w:rFonts w:ascii="Wingdings" w:hAnsi="Wingdings" w:hint="default"/>
+        <w:sz w:val="20"/>
+      </w:rPr>
+    </w:lvl>
+    <w:lvl w:ilvl="3" w:tentative="1">
+      <w:start w:val="1"/>
+      <w:numFmt w:val="bullet"/>
+      <w:lvlText w:val=""/>
+      <w:lvlJc w:val="left"/>
+      <w:pPr>
+        <w:tabs>
+          <w:tab w:val="num" w:pos="2880"/>
+        </w:tabs>
+        <w:ind w:left="2880" w:hanging="360"/>
+      </w:pPr>
+      <w:rPr>
+        <w:rFonts w:ascii="Wingdings" w:hAnsi="Wingdings" w:hint="default"/>
+        <w:sz w:val="20"/>
+      </w:rPr>
+    </w:lvl>
+    <w:lvl w:ilvl="4" w:tentative="1">
+      <w:start w:val="1"/>
+      <w:numFmt w:val="bullet"/>
+      <w:lvlText w:val=""/>
+      <w:lvlJc w:val="left"/>
+      <w:pPr>
+        <w:tabs>
+          <w:tab w:val="num" w:pos="3600"/>
+        </w:tabs>
+        <w:ind w:left="3600" w:hanging="360"/>
+      </w:pPr>
+      <w:rPr>
+        <w:rFonts w:ascii="Wingdings" w:hAnsi="Wingdings" w:hint="default"/>
+        <w:sz w:val="20"/>
+      </w:rPr>
+    </w:lvl>
+    <w:lvl w:ilvl="5" w:tentative="1">
+      <w:start w:val="1"/>
+      <w:numFmt w:val="bullet"/>
+      <w:lvlText w:val=""/>
+      <w:lvlJc w:val="left"/>
+      <w:pPr>
+        <w:tabs>
+          <w:tab w:val="num" w:pos="4320"/>
+        </w:tabs>
+        <w:ind w:left="4320" w:hanging="360"/>
+      </w:pPr>
+      <w:rPr>
+        <w:rFonts w:ascii="Wingdings" w:hAnsi="Wingdings" w:hint="default"/>
+        <w:sz w:val="20"/>
+      </w:rPr>
+    </w:lvl>
+    <w:lvl w:ilvl="6" w:tentative="1">
+      <w:start w:val="1"/>
+      <w:numFmt w:val="bullet"/>
+      <w:lvlText w:val=""/>
+      <w:lvlJc w:val="left"/>
+      <w:pPr>
+        <w:tabs>
+          <w:tab w:val="num" w:pos="5040"/>
+        </w:tabs>
+        <w:ind w:left="5040" w:hanging="360"/>
+      </w:pPr>
+      <w:rPr>
+        <w:rFonts w:ascii="Wingdings" w:hAnsi="Wingdings" w:hint="default"/>
+        <w:sz w:val="20"/>
+      </w:rPr>
+    </w:lvl>
+    <w:lvl w:ilvl="7" w:tentative="1">
+      <w:start w:val="1"/>
+      <w:numFmt w:val="bullet"/>
+      <w:lvlText w:val=""/>
+      <w:lvlJc w:val="left"/>
+      <w:pPr>
+        <w:tabs>
+          <w:tab w:val="num" w:pos="5760"/>
+        </w:tabs>
+        <w:ind w:left="5760" w:hanging="360"/>
+      </w:pPr>
+      <w:rPr>
+        <w:rFonts w:ascii="Wingdings" w:hAnsi="Wingdings" w:hint="default"/>
+        <w:sz w:val="20"/>
+      </w:rPr>
+    </w:lvl>
+    <w:lvl w:ilvl="8" w:tentative="1">
+      <w:start w:val="1"/>
+      <w:numFmt w:val="bullet"/>
+      <w:lvlText w:val=""/>
+      <w:lvlJc w:val="left"/>
+      <w:pPr>
+        <w:tabs>
+          <w:tab w:val="num" w:pos="6480"/>
+        </w:tabs>
+        <w:ind w:left="6480" w:hanging="360"/>
+      </w:pPr>
+      <w:rPr>
+        <w:rFonts w:ascii="Wingdings" w:hAnsi="Wingdings" w:hint="default"/>
+        <w:sz w:val="20"/>
+      </w:rPr>
+    </w:lvl>
+  </w:abstractNum>
+  <w:abstractNum w:abstractNumId="26" w15:restartNumberingAfterBreak="0">
+    <w:nsid w:val="4CEA7092"/>
+    <w:multiLevelType w:val="multilevel"/>
+    <w:tmpl w:val="A57AD52E"/>
+    <w:lvl w:ilvl="0">
+      <w:start w:val="1"/>
+      <w:numFmt w:val="bullet"/>
+      <w:lvlText w:val=""/>
+      <w:lvlJc w:val="left"/>
+      <w:pPr>
+        <w:tabs>
+          <w:tab w:val="num" w:pos="720"/>
+        </w:tabs>
+        <w:ind w:left="720" w:hanging="360"/>
+      </w:pPr>
+      <w:rPr>
+        <w:rFonts w:ascii="Symbol" w:hAnsi="Symbol" w:hint="default"/>
+        <w:sz w:val="20"/>
+      </w:rPr>
+    </w:lvl>
+    <w:lvl w:ilvl="1" w:tentative="1">
+      <w:start w:val="1"/>
+      <w:numFmt w:val="bullet"/>
+      <w:lvlText w:val="o"/>
+      <w:lvlJc w:val="left"/>
+      <w:pPr>
+        <w:tabs>
+          <w:tab w:val="num" w:pos="1440"/>
+        </w:tabs>
+        <w:ind w:left="1440" w:hanging="360"/>
+      </w:pPr>
+      <w:rPr>
+        <w:rFonts w:ascii="Courier New" w:hAnsi="Courier New" w:hint="default"/>
+        <w:sz w:val="20"/>
+      </w:rPr>
+    </w:lvl>
+    <w:lvl w:ilvl="2" w:tentative="1">
+      <w:start w:val="1"/>
+      <w:numFmt w:val="bullet"/>
+      <w:lvlText w:val=""/>
+      <w:lvlJc w:val="left"/>
+      <w:pPr>
+        <w:tabs>
+          <w:tab w:val="num" w:pos="2160"/>
+        </w:tabs>
+        <w:ind w:left="2160" w:hanging="360"/>
+      </w:pPr>
+      <w:rPr>
+        <w:rFonts w:ascii="Wingdings" w:hAnsi="Wingdings" w:hint="default"/>
+        <w:sz w:val="20"/>
+      </w:rPr>
+    </w:lvl>
+    <w:lvl w:ilvl="3" w:tentative="1">
+      <w:start w:val="1"/>
+      <w:numFmt w:val="bullet"/>
+      <w:lvlText w:val=""/>
+      <w:lvlJc w:val="left"/>
+      <w:pPr>
+        <w:tabs>
+          <w:tab w:val="num" w:pos="2880"/>
+        </w:tabs>
+        <w:ind w:left="2880" w:hanging="360"/>
+      </w:pPr>
+      <w:rPr>
+        <w:rFonts w:ascii="Wingdings" w:hAnsi="Wingdings" w:hint="default"/>
+        <w:sz w:val="20"/>
+      </w:rPr>
+    </w:lvl>
+    <w:lvl w:ilvl="4" w:tentative="1">
+      <w:start w:val="1"/>
+      <w:numFmt w:val="bullet"/>
+      <w:lvlText w:val=""/>
+      <w:lvlJc w:val="left"/>
+      <w:pPr>
+        <w:tabs>
+          <w:tab w:val="num" w:pos="3600"/>
+        </w:tabs>
+        <w:ind w:left="3600" w:hanging="360"/>
+      </w:pPr>
+      <w:rPr>
+        <w:rFonts w:ascii="Wingdings" w:hAnsi="Wingdings" w:hint="default"/>
+        <w:sz w:val="20"/>
+      </w:rPr>
+    </w:lvl>
+    <w:lvl w:ilvl="5" w:tentative="1">
+      <w:start w:val="1"/>
+      <w:numFmt w:val="bullet"/>
+      <w:lvlText w:val=""/>
+      <w:lvlJc w:val="left"/>
+      <w:pPr>
+        <w:tabs>
+          <w:tab w:val="num" w:pos="4320"/>
+        </w:tabs>
+        <w:ind w:left="4320" w:hanging="360"/>
+      </w:pPr>
+      <w:rPr>
+        <w:rFonts w:ascii="Wingdings" w:hAnsi="Wingdings" w:hint="default"/>
+        <w:sz w:val="20"/>
+      </w:rPr>
+    </w:lvl>
+    <w:lvl w:ilvl="6" w:tentative="1">
+      <w:start w:val="1"/>
+      <w:numFmt w:val="bullet"/>
+      <w:lvlText w:val=""/>
+      <w:lvlJc w:val="left"/>
+      <w:pPr>
+        <w:tabs>
+          <w:tab w:val="num" w:pos="5040"/>
+        </w:tabs>
+        <w:ind w:left="5040" w:hanging="360"/>
+      </w:pPr>
+      <w:rPr>
+        <w:rFonts w:ascii="Wingdings" w:hAnsi="Wingdings" w:hint="default"/>
+        <w:sz w:val="20"/>
+      </w:rPr>
+    </w:lvl>
+    <w:lvl w:ilvl="7" w:tentative="1">
+      <w:start w:val="1"/>
+      <w:numFmt w:val="bullet"/>
+      <w:lvlText w:val=""/>
+      <w:lvlJc w:val="left"/>
+      <w:pPr>
+        <w:tabs>
+          <w:tab w:val="num" w:pos="5760"/>
+        </w:tabs>
+        <w:ind w:left="5760" w:hanging="360"/>
+      </w:pPr>
+      <w:rPr>
+        <w:rFonts w:ascii="Wingdings" w:hAnsi="Wingdings" w:hint="default"/>
+        <w:sz w:val="20"/>
+      </w:rPr>
+    </w:lvl>
+    <w:lvl w:ilvl="8" w:tentative="1">
+      <w:start w:val="1"/>
+      <w:numFmt w:val="bullet"/>
+      <w:lvlText w:val=""/>
+      <w:lvlJc w:val="left"/>
+      <w:pPr>
+        <w:tabs>
+          <w:tab w:val="num" w:pos="6480"/>
+        </w:tabs>
+        <w:ind w:left="6480" w:hanging="360"/>
+      </w:pPr>
+      <w:rPr>
+        <w:rFonts w:ascii="Wingdings" w:hAnsi="Wingdings" w:hint="default"/>
+        <w:sz w:val="20"/>
+      </w:rPr>
+    </w:lvl>
+  </w:abstractNum>
+  <w:abstractNum w:abstractNumId="27" w15:restartNumberingAfterBreak="0">
     <w:nsid w:val="4FD15665"/>
     <w:multiLevelType w:val="multilevel"/>
     <w:tmpl w:val="2F34289A"/>
@@ -6068,7 +11021,7 @@
       </w:rPr>
     </w:lvl>
   </w:abstractNum>
-  <w:abstractNum w:abstractNumId="15" w15:restartNumberingAfterBreak="0">
+  <w:abstractNum w:abstractNumId="28" w15:restartNumberingAfterBreak="0">
     <w:nsid w:val="51D04C24"/>
     <w:multiLevelType w:val="multilevel"/>
     <w:tmpl w:val="6ACECCB8"/>
@@ -6217,7 +11170,156 @@
       </w:rPr>
     </w:lvl>
   </w:abstractNum>
-  <w:abstractNum w:abstractNumId="16" w15:restartNumberingAfterBreak="0">
+  <w:abstractNum w:abstractNumId="29" w15:restartNumberingAfterBreak="0">
+    <w:nsid w:val="53D8573F"/>
+    <w:multiLevelType w:val="multilevel"/>
+    <w:tmpl w:val="85DA5B48"/>
+    <w:lvl w:ilvl="0">
+      <w:start w:val="1"/>
+      <w:numFmt w:val="bullet"/>
+      <w:lvlText w:val=""/>
+      <w:lvlJc w:val="left"/>
+      <w:pPr>
+        <w:tabs>
+          <w:tab w:val="num" w:pos="720"/>
+        </w:tabs>
+        <w:ind w:left="720" w:hanging="360"/>
+      </w:pPr>
+      <w:rPr>
+        <w:rFonts w:ascii="Symbol" w:hAnsi="Symbol" w:hint="default"/>
+        <w:sz w:val="20"/>
+      </w:rPr>
+    </w:lvl>
+    <w:lvl w:ilvl="1" w:tentative="1">
+      <w:start w:val="1"/>
+      <w:numFmt w:val="bullet"/>
+      <w:lvlText w:val="o"/>
+      <w:lvlJc w:val="left"/>
+      <w:pPr>
+        <w:tabs>
+          <w:tab w:val="num" w:pos="1440"/>
+        </w:tabs>
+        <w:ind w:left="1440" w:hanging="360"/>
+      </w:pPr>
+      <w:rPr>
+        <w:rFonts w:ascii="Courier New" w:hAnsi="Courier New" w:hint="default"/>
+        <w:sz w:val="20"/>
+      </w:rPr>
+    </w:lvl>
+    <w:lvl w:ilvl="2" w:tentative="1">
+      <w:start w:val="1"/>
+      <w:numFmt w:val="bullet"/>
+      <w:lvlText w:val=""/>
+      <w:lvlJc w:val="left"/>
+      <w:pPr>
+        <w:tabs>
+          <w:tab w:val="num" w:pos="2160"/>
+        </w:tabs>
+        <w:ind w:left="2160" w:hanging="360"/>
+      </w:pPr>
+      <w:rPr>
+        <w:rFonts w:ascii="Wingdings" w:hAnsi="Wingdings" w:hint="default"/>
+        <w:sz w:val="20"/>
+      </w:rPr>
+    </w:lvl>
+    <w:lvl w:ilvl="3" w:tentative="1">
+      <w:start w:val="1"/>
+      <w:numFmt w:val="bullet"/>
+      <w:lvlText w:val=""/>
+      <w:lvlJc w:val="left"/>
+      <w:pPr>
+        <w:tabs>
+          <w:tab w:val="num" w:pos="2880"/>
+        </w:tabs>
+        <w:ind w:left="2880" w:hanging="360"/>
+      </w:pPr>
+      <w:rPr>
+        <w:rFonts w:ascii="Wingdings" w:hAnsi="Wingdings" w:hint="default"/>
+        <w:sz w:val="20"/>
+      </w:rPr>
+    </w:lvl>
+    <w:lvl w:ilvl="4" w:tentative="1">
+      <w:start w:val="1"/>
+      <w:numFmt w:val="bullet"/>
+      <w:lvlText w:val=""/>
+      <w:lvlJc w:val="left"/>
+      <w:pPr>
+        <w:tabs>
+          <w:tab w:val="num" w:pos="3600"/>
+        </w:tabs>
+        <w:ind w:left="3600" w:hanging="360"/>
+      </w:pPr>
+      <w:rPr>
+        <w:rFonts w:ascii="Wingdings" w:hAnsi="Wingdings" w:hint="default"/>
+        <w:sz w:val="20"/>
+      </w:rPr>
+    </w:lvl>
+    <w:lvl w:ilvl="5" w:tentative="1">
+      <w:start w:val="1"/>
+      <w:numFmt w:val="bullet"/>
+      <w:lvlText w:val=""/>
+      <w:lvlJc w:val="left"/>
+      <w:pPr>
+        <w:tabs>
+          <w:tab w:val="num" w:pos="4320"/>
+        </w:tabs>
+        <w:ind w:left="4320" w:hanging="360"/>
+      </w:pPr>
+      <w:rPr>
+        <w:rFonts w:ascii="Wingdings" w:hAnsi="Wingdings" w:hint="default"/>
+        <w:sz w:val="20"/>
+      </w:rPr>
+    </w:lvl>
+    <w:lvl w:ilvl="6" w:tentative="1">
+      <w:start w:val="1"/>
+      <w:numFmt w:val="bullet"/>
+      <w:lvlText w:val=""/>
+      <w:lvlJc w:val="left"/>
+      <w:pPr>
+        <w:tabs>
+          <w:tab w:val="num" w:pos="5040"/>
+        </w:tabs>
+        <w:ind w:left="5040" w:hanging="360"/>
+      </w:pPr>
+      <w:rPr>
+        <w:rFonts w:ascii="Wingdings" w:hAnsi="Wingdings" w:hint="default"/>
+        <w:sz w:val="20"/>
+      </w:rPr>
+    </w:lvl>
+    <w:lvl w:ilvl="7" w:tentative="1">
+      <w:start w:val="1"/>
+      <w:numFmt w:val="bullet"/>
+      <w:lvlText w:val=""/>
+      <w:lvlJc w:val="left"/>
+      <w:pPr>
+        <w:tabs>
+          <w:tab w:val="num" w:pos="5760"/>
+        </w:tabs>
+        <w:ind w:left="5760" w:hanging="360"/>
+      </w:pPr>
+      <w:rPr>
+        <w:rFonts w:ascii="Wingdings" w:hAnsi="Wingdings" w:hint="default"/>
+        <w:sz w:val="20"/>
+      </w:rPr>
+    </w:lvl>
+    <w:lvl w:ilvl="8" w:tentative="1">
+      <w:start w:val="1"/>
+      <w:numFmt w:val="bullet"/>
+      <w:lvlText w:val=""/>
+      <w:lvlJc w:val="left"/>
+      <w:pPr>
+        <w:tabs>
+          <w:tab w:val="num" w:pos="6480"/>
+        </w:tabs>
+        <w:ind w:left="6480" w:hanging="360"/>
+      </w:pPr>
+      <w:rPr>
+        <w:rFonts w:ascii="Wingdings" w:hAnsi="Wingdings" w:hint="default"/>
+        <w:sz w:val="20"/>
+      </w:rPr>
+    </w:lvl>
+  </w:abstractNum>
+  <w:abstractNum w:abstractNumId="30" w15:restartNumberingAfterBreak="0">
     <w:nsid w:val="56A5424C"/>
     <w:multiLevelType w:val="multilevel"/>
     <w:tmpl w:val="1FBE366C"/>
@@ -6366,7 +11468,156 @@
       </w:rPr>
     </w:lvl>
   </w:abstractNum>
-  <w:abstractNum w:abstractNumId="17" w15:restartNumberingAfterBreak="0">
+  <w:abstractNum w:abstractNumId="31" w15:restartNumberingAfterBreak="0">
+    <w:nsid w:val="5A0E030C"/>
+    <w:multiLevelType w:val="multilevel"/>
+    <w:tmpl w:val="2CD695A4"/>
+    <w:lvl w:ilvl="0">
+      <w:start w:val="1"/>
+      <w:numFmt w:val="bullet"/>
+      <w:lvlText w:val=""/>
+      <w:lvlJc w:val="left"/>
+      <w:pPr>
+        <w:tabs>
+          <w:tab w:val="num" w:pos="720"/>
+        </w:tabs>
+        <w:ind w:left="720" w:hanging="360"/>
+      </w:pPr>
+      <w:rPr>
+        <w:rFonts w:ascii="Symbol" w:hAnsi="Symbol" w:hint="default"/>
+        <w:sz w:val="20"/>
+      </w:rPr>
+    </w:lvl>
+    <w:lvl w:ilvl="1" w:tentative="1">
+      <w:start w:val="1"/>
+      <w:numFmt w:val="bullet"/>
+      <w:lvlText w:val="o"/>
+      <w:lvlJc w:val="left"/>
+      <w:pPr>
+        <w:tabs>
+          <w:tab w:val="num" w:pos="1440"/>
+        </w:tabs>
+        <w:ind w:left="1440" w:hanging="360"/>
+      </w:pPr>
+      <w:rPr>
+        <w:rFonts w:ascii="Courier New" w:hAnsi="Courier New" w:hint="default"/>
+        <w:sz w:val="20"/>
+      </w:rPr>
+    </w:lvl>
+    <w:lvl w:ilvl="2" w:tentative="1">
+      <w:start w:val="1"/>
+      <w:numFmt w:val="bullet"/>
+      <w:lvlText w:val=""/>
+      <w:lvlJc w:val="left"/>
+      <w:pPr>
+        <w:tabs>
+          <w:tab w:val="num" w:pos="2160"/>
+        </w:tabs>
+        <w:ind w:left="2160" w:hanging="360"/>
+      </w:pPr>
+      <w:rPr>
+        <w:rFonts w:ascii="Wingdings" w:hAnsi="Wingdings" w:hint="default"/>
+        <w:sz w:val="20"/>
+      </w:rPr>
+    </w:lvl>
+    <w:lvl w:ilvl="3" w:tentative="1">
+      <w:start w:val="1"/>
+      <w:numFmt w:val="bullet"/>
+      <w:lvlText w:val=""/>
+      <w:lvlJc w:val="left"/>
+      <w:pPr>
+        <w:tabs>
+          <w:tab w:val="num" w:pos="2880"/>
+        </w:tabs>
+        <w:ind w:left="2880" w:hanging="360"/>
+      </w:pPr>
+      <w:rPr>
+        <w:rFonts w:ascii="Wingdings" w:hAnsi="Wingdings" w:hint="default"/>
+        <w:sz w:val="20"/>
+      </w:rPr>
+    </w:lvl>
+    <w:lvl w:ilvl="4" w:tentative="1">
+      <w:start w:val="1"/>
+      <w:numFmt w:val="bullet"/>
+      <w:lvlText w:val=""/>
+      <w:lvlJc w:val="left"/>
+      <w:pPr>
+        <w:tabs>
+          <w:tab w:val="num" w:pos="3600"/>
+        </w:tabs>
+        <w:ind w:left="3600" w:hanging="360"/>
+      </w:pPr>
+      <w:rPr>
+        <w:rFonts w:ascii="Wingdings" w:hAnsi="Wingdings" w:hint="default"/>
+        <w:sz w:val="20"/>
+      </w:rPr>
+    </w:lvl>
+    <w:lvl w:ilvl="5" w:tentative="1">
+      <w:start w:val="1"/>
+      <w:numFmt w:val="bullet"/>
+      <w:lvlText w:val=""/>
+      <w:lvlJc w:val="left"/>
+      <w:pPr>
+        <w:tabs>
+          <w:tab w:val="num" w:pos="4320"/>
+        </w:tabs>
+        <w:ind w:left="4320" w:hanging="360"/>
+      </w:pPr>
+      <w:rPr>
+        <w:rFonts w:ascii="Wingdings" w:hAnsi="Wingdings" w:hint="default"/>
+        <w:sz w:val="20"/>
+      </w:rPr>
+    </w:lvl>
+    <w:lvl w:ilvl="6" w:tentative="1">
+      <w:start w:val="1"/>
+      <w:numFmt w:val="bullet"/>
+      <w:lvlText w:val=""/>
+      <w:lvlJc w:val="left"/>
+      <w:pPr>
+        <w:tabs>
+          <w:tab w:val="num" w:pos="5040"/>
+        </w:tabs>
+        <w:ind w:left="5040" w:hanging="360"/>
+      </w:pPr>
+      <w:rPr>
+        <w:rFonts w:ascii="Wingdings" w:hAnsi="Wingdings" w:hint="default"/>
+        <w:sz w:val="20"/>
+      </w:rPr>
+    </w:lvl>
+    <w:lvl w:ilvl="7" w:tentative="1">
+      <w:start w:val="1"/>
+      <w:numFmt w:val="bullet"/>
+      <w:lvlText w:val=""/>
+      <w:lvlJc w:val="left"/>
+      <w:pPr>
+        <w:tabs>
+          <w:tab w:val="num" w:pos="5760"/>
+        </w:tabs>
+        <w:ind w:left="5760" w:hanging="360"/>
+      </w:pPr>
+      <w:rPr>
+        <w:rFonts w:ascii="Wingdings" w:hAnsi="Wingdings" w:hint="default"/>
+        <w:sz w:val="20"/>
+      </w:rPr>
+    </w:lvl>
+    <w:lvl w:ilvl="8" w:tentative="1">
+      <w:start w:val="1"/>
+      <w:numFmt w:val="bullet"/>
+      <w:lvlText w:val=""/>
+      <w:lvlJc w:val="left"/>
+      <w:pPr>
+        <w:tabs>
+          <w:tab w:val="num" w:pos="6480"/>
+        </w:tabs>
+        <w:ind w:left="6480" w:hanging="360"/>
+      </w:pPr>
+      <w:rPr>
+        <w:rFonts w:ascii="Wingdings" w:hAnsi="Wingdings" w:hint="default"/>
+        <w:sz w:val="20"/>
+      </w:rPr>
+    </w:lvl>
+  </w:abstractNum>
+  <w:abstractNum w:abstractNumId="32" w15:restartNumberingAfterBreak="0">
     <w:nsid w:val="5E3F53D7"/>
     <w:multiLevelType w:val="multilevel"/>
     <w:tmpl w:val="44B64E34"/>
@@ -6515,7 +11766,7 @@
       </w:rPr>
     </w:lvl>
   </w:abstractNum>
-  <w:abstractNum w:abstractNumId="18" w15:restartNumberingAfterBreak="0">
+  <w:abstractNum w:abstractNumId="33" w15:restartNumberingAfterBreak="0">
     <w:nsid w:val="60863C05"/>
     <w:multiLevelType w:val="multilevel"/>
     <w:tmpl w:val="AFFA7514"/>
@@ -6664,7 +11915,156 @@
       </w:rPr>
     </w:lvl>
   </w:abstractNum>
-  <w:abstractNum w:abstractNumId="19" w15:restartNumberingAfterBreak="0">
+  <w:abstractNum w:abstractNumId="34" w15:restartNumberingAfterBreak="0">
+    <w:nsid w:val="626C05E6"/>
+    <w:multiLevelType w:val="multilevel"/>
+    <w:tmpl w:val="D604EAC4"/>
+    <w:lvl w:ilvl="0">
+      <w:start w:val="1"/>
+      <w:numFmt w:val="bullet"/>
+      <w:lvlText w:val=""/>
+      <w:lvlJc w:val="left"/>
+      <w:pPr>
+        <w:tabs>
+          <w:tab w:val="num" w:pos="720"/>
+        </w:tabs>
+        <w:ind w:left="720" w:hanging="360"/>
+      </w:pPr>
+      <w:rPr>
+        <w:rFonts w:ascii="Symbol" w:hAnsi="Symbol" w:hint="default"/>
+        <w:sz w:val="20"/>
+      </w:rPr>
+    </w:lvl>
+    <w:lvl w:ilvl="1" w:tentative="1">
+      <w:start w:val="1"/>
+      <w:numFmt w:val="bullet"/>
+      <w:lvlText w:val="o"/>
+      <w:lvlJc w:val="left"/>
+      <w:pPr>
+        <w:tabs>
+          <w:tab w:val="num" w:pos="1440"/>
+        </w:tabs>
+        <w:ind w:left="1440" w:hanging="360"/>
+      </w:pPr>
+      <w:rPr>
+        <w:rFonts w:ascii="Courier New" w:hAnsi="Courier New" w:hint="default"/>
+        <w:sz w:val="20"/>
+      </w:rPr>
+    </w:lvl>
+    <w:lvl w:ilvl="2" w:tentative="1">
+      <w:start w:val="1"/>
+      <w:numFmt w:val="bullet"/>
+      <w:lvlText w:val=""/>
+      <w:lvlJc w:val="left"/>
+      <w:pPr>
+        <w:tabs>
+          <w:tab w:val="num" w:pos="2160"/>
+        </w:tabs>
+        <w:ind w:left="2160" w:hanging="360"/>
+      </w:pPr>
+      <w:rPr>
+        <w:rFonts w:ascii="Wingdings" w:hAnsi="Wingdings" w:hint="default"/>
+        <w:sz w:val="20"/>
+      </w:rPr>
+    </w:lvl>
+    <w:lvl w:ilvl="3" w:tentative="1">
+      <w:start w:val="1"/>
+      <w:numFmt w:val="bullet"/>
+      <w:lvlText w:val=""/>
+      <w:lvlJc w:val="left"/>
+      <w:pPr>
+        <w:tabs>
+          <w:tab w:val="num" w:pos="2880"/>
+        </w:tabs>
+        <w:ind w:left="2880" w:hanging="360"/>
+      </w:pPr>
+      <w:rPr>
+        <w:rFonts w:ascii="Wingdings" w:hAnsi="Wingdings" w:hint="default"/>
+        <w:sz w:val="20"/>
+      </w:rPr>
+    </w:lvl>
+    <w:lvl w:ilvl="4" w:tentative="1">
+      <w:start w:val="1"/>
+      <w:numFmt w:val="bullet"/>
+      <w:lvlText w:val=""/>
+      <w:lvlJc w:val="left"/>
+      <w:pPr>
+        <w:tabs>
+          <w:tab w:val="num" w:pos="3600"/>
+        </w:tabs>
+        <w:ind w:left="3600" w:hanging="360"/>
+      </w:pPr>
+      <w:rPr>
+        <w:rFonts w:ascii="Wingdings" w:hAnsi="Wingdings" w:hint="default"/>
+        <w:sz w:val="20"/>
+      </w:rPr>
+    </w:lvl>
+    <w:lvl w:ilvl="5" w:tentative="1">
+      <w:start w:val="1"/>
+      <w:numFmt w:val="bullet"/>
+      <w:lvlText w:val=""/>
+      <w:lvlJc w:val="left"/>
+      <w:pPr>
+        <w:tabs>
+          <w:tab w:val="num" w:pos="4320"/>
+        </w:tabs>
+        <w:ind w:left="4320" w:hanging="360"/>
+      </w:pPr>
+      <w:rPr>
+        <w:rFonts w:ascii="Wingdings" w:hAnsi="Wingdings" w:hint="default"/>
+        <w:sz w:val="20"/>
+      </w:rPr>
+    </w:lvl>
+    <w:lvl w:ilvl="6" w:tentative="1">
+      <w:start w:val="1"/>
+      <w:numFmt w:val="bullet"/>
+      <w:lvlText w:val=""/>
+      <w:lvlJc w:val="left"/>
+      <w:pPr>
+        <w:tabs>
+          <w:tab w:val="num" w:pos="5040"/>
+        </w:tabs>
+        <w:ind w:left="5040" w:hanging="360"/>
+      </w:pPr>
+      <w:rPr>
+        <w:rFonts w:ascii="Wingdings" w:hAnsi="Wingdings" w:hint="default"/>
+        <w:sz w:val="20"/>
+      </w:rPr>
+    </w:lvl>
+    <w:lvl w:ilvl="7" w:tentative="1">
+      <w:start w:val="1"/>
+      <w:numFmt w:val="bullet"/>
+      <w:lvlText w:val=""/>
+      <w:lvlJc w:val="left"/>
+      <w:pPr>
+        <w:tabs>
+          <w:tab w:val="num" w:pos="5760"/>
+        </w:tabs>
+        <w:ind w:left="5760" w:hanging="360"/>
+      </w:pPr>
+      <w:rPr>
+        <w:rFonts w:ascii="Wingdings" w:hAnsi="Wingdings" w:hint="default"/>
+        <w:sz w:val="20"/>
+      </w:rPr>
+    </w:lvl>
+    <w:lvl w:ilvl="8" w:tentative="1">
+      <w:start w:val="1"/>
+      <w:numFmt w:val="bullet"/>
+      <w:lvlText w:val=""/>
+      <w:lvlJc w:val="left"/>
+      <w:pPr>
+        <w:tabs>
+          <w:tab w:val="num" w:pos="6480"/>
+        </w:tabs>
+        <w:ind w:left="6480" w:hanging="360"/>
+      </w:pPr>
+      <w:rPr>
+        <w:rFonts w:ascii="Wingdings" w:hAnsi="Wingdings" w:hint="default"/>
+        <w:sz w:val="20"/>
+      </w:rPr>
+    </w:lvl>
+  </w:abstractNum>
+  <w:abstractNum w:abstractNumId="35" w15:restartNumberingAfterBreak="0">
     <w:nsid w:val="636F7119"/>
     <w:multiLevelType w:val="multilevel"/>
     <w:tmpl w:val="214A8548"/>
@@ -6813,7 +12213,7 @@
       </w:rPr>
     </w:lvl>
   </w:abstractNum>
-  <w:abstractNum w:abstractNumId="20" w15:restartNumberingAfterBreak="0">
+  <w:abstractNum w:abstractNumId="36" w15:restartNumberingAfterBreak="0">
     <w:nsid w:val="6B5611DB"/>
     <w:multiLevelType w:val="multilevel"/>
     <w:tmpl w:val="64E62836"/>
@@ -6962,7 +12362,156 @@
       </w:rPr>
     </w:lvl>
   </w:abstractNum>
-  <w:abstractNum w:abstractNumId="21" w15:restartNumberingAfterBreak="0">
+  <w:abstractNum w:abstractNumId="37" w15:restartNumberingAfterBreak="0">
+    <w:nsid w:val="6BC8287E"/>
+    <w:multiLevelType w:val="multilevel"/>
+    <w:tmpl w:val="2B12B81A"/>
+    <w:lvl w:ilvl="0">
+      <w:start w:val="1"/>
+      <w:numFmt w:val="bullet"/>
+      <w:lvlText w:val=""/>
+      <w:lvlJc w:val="left"/>
+      <w:pPr>
+        <w:tabs>
+          <w:tab w:val="num" w:pos="720"/>
+        </w:tabs>
+        <w:ind w:left="720" w:hanging="360"/>
+      </w:pPr>
+      <w:rPr>
+        <w:rFonts w:ascii="Symbol" w:hAnsi="Symbol" w:hint="default"/>
+        <w:sz w:val="20"/>
+      </w:rPr>
+    </w:lvl>
+    <w:lvl w:ilvl="1" w:tentative="1">
+      <w:start w:val="1"/>
+      <w:numFmt w:val="bullet"/>
+      <w:lvlText w:val="o"/>
+      <w:lvlJc w:val="left"/>
+      <w:pPr>
+        <w:tabs>
+          <w:tab w:val="num" w:pos="1440"/>
+        </w:tabs>
+        <w:ind w:left="1440" w:hanging="360"/>
+      </w:pPr>
+      <w:rPr>
+        <w:rFonts w:ascii="Courier New" w:hAnsi="Courier New" w:hint="default"/>
+        <w:sz w:val="20"/>
+      </w:rPr>
+    </w:lvl>
+    <w:lvl w:ilvl="2" w:tentative="1">
+      <w:start w:val="1"/>
+      <w:numFmt w:val="bullet"/>
+      <w:lvlText w:val=""/>
+      <w:lvlJc w:val="left"/>
+      <w:pPr>
+        <w:tabs>
+          <w:tab w:val="num" w:pos="2160"/>
+        </w:tabs>
+        <w:ind w:left="2160" w:hanging="360"/>
+      </w:pPr>
+      <w:rPr>
+        <w:rFonts w:ascii="Wingdings" w:hAnsi="Wingdings" w:hint="default"/>
+        <w:sz w:val="20"/>
+      </w:rPr>
+    </w:lvl>
+    <w:lvl w:ilvl="3" w:tentative="1">
+      <w:start w:val="1"/>
+      <w:numFmt w:val="bullet"/>
+      <w:lvlText w:val=""/>
+      <w:lvlJc w:val="left"/>
+      <w:pPr>
+        <w:tabs>
+          <w:tab w:val="num" w:pos="2880"/>
+        </w:tabs>
+        <w:ind w:left="2880" w:hanging="360"/>
+      </w:pPr>
+      <w:rPr>
+        <w:rFonts w:ascii="Wingdings" w:hAnsi="Wingdings" w:hint="default"/>
+        <w:sz w:val="20"/>
+      </w:rPr>
+    </w:lvl>
+    <w:lvl w:ilvl="4" w:tentative="1">
+      <w:start w:val="1"/>
+      <w:numFmt w:val="bullet"/>
+      <w:lvlText w:val=""/>
+      <w:lvlJc w:val="left"/>
+      <w:pPr>
+        <w:tabs>
+          <w:tab w:val="num" w:pos="3600"/>
+        </w:tabs>
+        <w:ind w:left="3600" w:hanging="360"/>
+      </w:pPr>
+      <w:rPr>
+        <w:rFonts w:ascii="Wingdings" w:hAnsi="Wingdings" w:hint="default"/>
+        <w:sz w:val="20"/>
+      </w:rPr>
+    </w:lvl>
+    <w:lvl w:ilvl="5" w:tentative="1">
+      <w:start w:val="1"/>
+      <w:numFmt w:val="bullet"/>
+      <w:lvlText w:val=""/>
+      <w:lvlJc w:val="left"/>
+      <w:pPr>
+        <w:tabs>
+          <w:tab w:val="num" w:pos="4320"/>
+        </w:tabs>
+        <w:ind w:left="4320" w:hanging="360"/>
+      </w:pPr>
+      <w:rPr>
+        <w:rFonts w:ascii="Wingdings" w:hAnsi="Wingdings" w:hint="default"/>
+        <w:sz w:val="20"/>
+      </w:rPr>
+    </w:lvl>
+    <w:lvl w:ilvl="6" w:tentative="1">
+      <w:start w:val="1"/>
+      <w:numFmt w:val="bullet"/>
+      <w:lvlText w:val=""/>
+      <w:lvlJc w:val="left"/>
+      <w:pPr>
+        <w:tabs>
+          <w:tab w:val="num" w:pos="5040"/>
+        </w:tabs>
+        <w:ind w:left="5040" w:hanging="360"/>
+      </w:pPr>
+      <w:rPr>
+        <w:rFonts w:ascii="Wingdings" w:hAnsi="Wingdings" w:hint="default"/>
+        <w:sz w:val="20"/>
+      </w:rPr>
+    </w:lvl>
+    <w:lvl w:ilvl="7" w:tentative="1">
+      <w:start w:val="1"/>
+      <w:numFmt w:val="bullet"/>
+      <w:lvlText w:val=""/>
+      <w:lvlJc w:val="left"/>
+      <w:pPr>
+        <w:tabs>
+          <w:tab w:val="num" w:pos="5760"/>
+        </w:tabs>
+        <w:ind w:left="5760" w:hanging="360"/>
+      </w:pPr>
+      <w:rPr>
+        <w:rFonts w:ascii="Wingdings" w:hAnsi="Wingdings" w:hint="default"/>
+        <w:sz w:val="20"/>
+      </w:rPr>
+    </w:lvl>
+    <w:lvl w:ilvl="8" w:tentative="1">
+      <w:start w:val="1"/>
+      <w:numFmt w:val="bullet"/>
+      <w:lvlText w:val=""/>
+      <w:lvlJc w:val="left"/>
+      <w:pPr>
+        <w:tabs>
+          <w:tab w:val="num" w:pos="6480"/>
+        </w:tabs>
+        <w:ind w:left="6480" w:hanging="360"/>
+      </w:pPr>
+      <w:rPr>
+        <w:rFonts w:ascii="Wingdings" w:hAnsi="Wingdings" w:hint="default"/>
+        <w:sz w:val="20"/>
+      </w:rPr>
+    </w:lvl>
+  </w:abstractNum>
+  <w:abstractNum w:abstractNumId="38" w15:restartNumberingAfterBreak="0">
     <w:nsid w:val="6C0F4C44"/>
     <w:multiLevelType w:val="multilevel"/>
     <w:tmpl w:val="17825A84"/>
@@ -7111,7 +12660,156 @@
       </w:rPr>
     </w:lvl>
   </w:abstractNum>
-  <w:abstractNum w:abstractNumId="22" w15:restartNumberingAfterBreak="0">
+  <w:abstractNum w:abstractNumId="39" w15:restartNumberingAfterBreak="0">
+    <w:nsid w:val="6F887A6D"/>
+    <w:multiLevelType w:val="multilevel"/>
+    <w:tmpl w:val="110A0AB6"/>
+    <w:lvl w:ilvl="0">
+      <w:start w:val="1"/>
+      <w:numFmt w:val="bullet"/>
+      <w:lvlText w:val=""/>
+      <w:lvlJc w:val="left"/>
+      <w:pPr>
+        <w:tabs>
+          <w:tab w:val="num" w:pos="720"/>
+        </w:tabs>
+        <w:ind w:left="720" w:hanging="360"/>
+      </w:pPr>
+      <w:rPr>
+        <w:rFonts w:ascii="Symbol" w:hAnsi="Symbol" w:hint="default"/>
+        <w:sz w:val="20"/>
+      </w:rPr>
+    </w:lvl>
+    <w:lvl w:ilvl="1" w:tentative="1">
+      <w:start w:val="1"/>
+      <w:numFmt w:val="bullet"/>
+      <w:lvlText w:val="o"/>
+      <w:lvlJc w:val="left"/>
+      <w:pPr>
+        <w:tabs>
+          <w:tab w:val="num" w:pos="1440"/>
+        </w:tabs>
+        <w:ind w:left="1440" w:hanging="360"/>
+      </w:pPr>
+      <w:rPr>
+        <w:rFonts w:ascii="Courier New" w:hAnsi="Courier New" w:hint="default"/>
+        <w:sz w:val="20"/>
+      </w:rPr>
+    </w:lvl>
+    <w:lvl w:ilvl="2" w:tentative="1">
+      <w:start w:val="1"/>
+      <w:numFmt w:val="bullet"/>
+      <w:lvlText w:val=""/>
+      <w:lvlJc w:val="left"/>
+      <w:pPr>
+        <w:tabs>
+          <w:tab w:val="num" w:pos="2160"/>
+        </w:tabs>
+        <w:ind w:left="2160" w:hanging="360"/>
+      </w:pPr>
+      <w:rPr>
+        <w:rFonts w:ascii="Wingdings" w:hAnsi="Wingdings" w:hint="default"/>
+        <w:sz w:val="20"/>
+      </w:rPr>
+    </w:lvl>
+    <w:lvl w:ilvl="3" w:tentative="1">
+      <w:start w:val="1"/>
+      <w:numFmt w:val="bullet"/>
+      <w:lvlText w:val=""/>
+      <w:lvlJc w:val="left"/>
+      <w:pPr>
+        <w:tabs>
+          <w:tab w:val="num" w:pos="2880"/>
+        </w:tabs>
+        <w:ind w:left="2880" w:hanging="360"/>
+      </w:pPr>
+      <w:rPr>
+        <w:rFonts w:ascii="Wingdings" w:hAnsi="Wingdings" w:hint="default"/>
+        <w:sz w:val="20"/>
+      </w:rPr>
+    </w:lvl>
+    <w:lvl w:ilvl="4" w:tentative="1">
+      <w:start w:val="1"/>
+      <w:numFmt w:val="bullet"/>
+      <w:lvlText w:val=""/>
+      <w:lvlJc w:val="left"/>
+      <w:pPr>
+        <w:tabs>
+          <w:tab w:val="num" w:pos="3600"/>
+        </w:tabs>
+        <w:ind w:left="3600" w:hanging="360"/>
+      </w:pPr>
+      <w:rPr>
+        <w:rFonts w:ascii="Wingdings" w:hAnsi="Wingdings" w:hint="default"/>
+        <w:sz w:val="20"/>
+      </w:rPr>
+    </w:lvl>
+    <w:lvl w:ilvl="5" w:tentative="1">
+      <w:start w:val="1"/>
+      <w:numFmt w:val="bullet"/>
+      <w:lvlText w:val=""/>
+      <w:lvlJc w:val="left"/>
+      <w:pPr>
+        <w:tabs>
+          <w:tab w:val="num" w:pos="4320"/>
+        </w:tabs>
+        <w:ind w:left="4320" w:hanging="360"/>
+      </w:pPr>
+      <w:rPr>
+        <w:rFonts w:ascii="Wingdings" w:hAnsi="Wingdings" w:hint="default"/>
+        <w:sz w:val="20"/>
+      </w:rPr>
+    </w:lvl>
+    <w:lvl w:ilvl="6" w:tentative="1">
+      <w:start w:val="1"/>
+      <w:numFmt w:val="bullet"/>
+      <w:lvlText w:val=""/>
+      <w:lvlJc w:val="left"/>
+      <w:pPr>
+        <w:tabs>
+          <w:tab w:val="num" w:pos="5040"/>
+        </w:tabs>
+        <w:ind w:left="5040" w:hanging="360"/>
+      </w:pPr>
+      <w:rPr>
+        <w:rFonts w:ascii="Wingdings" w:hAnsi="Wingdings" w:hint="default"/>
+        <w:sz w:val="20"/>
+      </w:rPr>
+    </w:lvl>
+    <w:lvl w:ilvl="7" w:tentative="1">
+      <w:start w:val="1"/>
+      <w:numFmt w:val="bullet"/>
+      <w:lvlText w:val=""/>
+      <w:lvlJc w:val="left"/>
+      <w:pPr>
+        <w:tabs>
+          <w:tab w:val="num" w:pos="5760"/>
+        </w:tabs>
+        <w:ind w:left="5760" w:hanging="360"/>
+      </w:pPr>
+      <w:rPr>
+        <w:rFonts w:ascii="Wingdings" w:hAnsi="Wingdings" w:hint="default"/>
+        <w:sz w:val="20"/>
+      </w:rPr>
+    </w:lvl>
+    <w:lvl w:ilvl="8" w:tentative="1">
+      <w:start w:val="1"/>
+      <w:numFmt w:val="bullet"/>
+      <w:lvlText w:val=""/>
+      <w:lvlJc w:val="left"/>
+      <w:pPr>
+        <w:tabs>
+          <w:tab w:val="num" w:pos="6480"/>
+        </w:tabs>
+        <w:ind w:left="6480" w:hanging="360"/>
+      </w:pPr>
+      <w:rPr>
+        <w:rFonts w:ascii="Wingdings" w:hAnsi="Wingdings" w:hint="default"/>
+        <w:sz w:val="20"/>
+      </w:rPr>
+    </w:lvl>
+  </w:abstractNum>
+  <w:abstractNum w:abstractNumId="40" w15:restartNumberingAfterBreak="0">
     <w:nsid w:val="74787AA0"/>
     <w:multiLevelType w:val="multilevel"/>
     <w:tmpl w:val="2312B33A"/>
@@ -7260,7 +12958,7 @@
       </w:rPr>
     </w:lvl>
   </w:abstractNum>
-  <w:abstractNum w:abstractNumId="23" w15:restartNumberingAfterBreak="0">
+  <w:abstractNum w:abstractNumId="41" w15:restartNumberingAfterBreak="0">
     <w:nsid w:val="76A13FD4"/>
     <w:multiLevelType w:val="multilevel"/>
     <w:tmpl w:val="ECFACFFC"/>
@@ -7409,7 +13107,305 @@
       </w:rPr>
     </w:lvl>
   </w:abstractNum>
-  <w:abstractNum w:abstractNumId="24" w15:restartNumberingAfterBreak="0">
+  <w:abstractNum w:abstractNumId="42" w15:restartNumberingAfterBreak="0">
+    <w:nsid w:val="7B5D694A"/>
+    <w:multiLevelType w:val="multilevel"/>
+    <w:tmpl w:val="18585D7E"/>
+    <w:lvl w:ilvl="0">
+      <w:start w:val="1"/>
+      <w:numFmt w:val="bullet"/>
+      <w:lvlText w:val=""/>
+      <w:lvlJc w:val="left"/>
+      <w:pPr>
+        <w:tabs>
+          <w:tab w:val="num" w:pos="720"/>
+        </w:tabs>
+        <w:ind w:left="720" w:hanging="360"/>
+      </w:pPr>
+      <w:rPr>
+        <w:rFonts w:ascii="Symbol" w:hAnsi="Symbol" w:hint="default"/>
+        <w:sz w:val="20"/>
+      </w:rPr>
+    </w:lvl>
+    <w:lvl w:ilvl="1" w:tentative="1">
+      <w:start w:val="1"/>
+      <w:numFmt w:val="bullet"/>
+      <w:lvlText w:val="o"/>
+      <w:lvlJc w:val="left"/>
+      <w:pPr>
+        <w:tabs>
+          <w:tab w:val="num" w:pos="1440"/>
+        </w:tabs>
+        <w:ind w:left="1440" w:hanging="360"/>
+      </w:pPr>
+      <w:rPr>
+        <w:rFonts w:ascii="Courier New" w:hAnsi="Courier New" w:hint="default"/>
+        <w:sz w:val="20"/>
+      </w:rPr>
+    </w:lvl>
+    <w:lvl w:ilvl="2" w:tentative="1">
+      <w:start w:val="1"/>
+      <w:numFmt w:val="bullet"/>
+      <w:lvlText w:val=""/>
+      <w:lvlJc w:val="left"/>
+      <w:pPr>
+        <w:tabs>
+          <w:tab w:val="num" w:pos="2160"/>
+        </w:tabs>
+        <w:ind w:left="2160" w:hanging="360"/>
+      </w:pPr>
+      <w:rPr>
+        <w:rFonts w:ascii="Wingdings" w:hAnsi="Wingdings" w:hint="default"/>
+        <w:sz w:val="20"/>
+      </w:rPr>
+    </w:lvl>
+    <w:lvl w:ilvl="3" w:tentative="1">
+      <w:start w:val="1"/>
+      <w:numFmt w:val="bullet"/>
+      <w:lvlText w:val=""/>
+      <w:lvlJc w:val="left"/>
+      <w:pPr>
+        <w:tabs>
+          <w:tab w:val="num" w:pos="2880"/>
+        </w:tabs>
+        <w:ind w:left="2880" w:hanging="360"/>
+      </w:pPr>
+      <w:rPr>
+        <w:rFonts w:ascii="Wingdings" w:hAnsi="Wingdings" w:hint="default"/>
+        <w:sz w:val="20"/>
+      </w:rPr>
+    </w:lvl>
+    <w:lvl w:ilvl="4" w:tentative="1">
+      <w:start w:val="1"/>
+      <w:numFmt w:val="bullet"/>
+      <w:lvlText w:val=""/>
+      <w:lvlJc w:val="left"/>
+      <w:pPr>
+        <w:tabs>
+          <w:tab w:val="num" w:pos="3600"/>
+        </w:tabs>
+        <w:ind w:left="3600" w:hanging="360"/>
+      </w:pPr>
+      <w:rPr>
+        <w:rFonts w:ascii="Wingdings" w:hAnsi="Wingdings" w:hint="default"/>
+        <w:sz w:val="20"/>
+      </w:rPr>
+    </w:lvl>
+    <w:lvl w:ilvl="5" w:tentative="1">
+      <w:start w:val="1"/>
+      <w:numFmt w:val="bullet"/>
+      <w:lvlText w:val=""/>
+      <w:lvlJc w:val="left"/>
+      <w:pPr>
+        <w:tabs>
+          <w:tab w:val="num" w:pos="4320"/>
+        </w:tabs>
+        <w:ind w:left="4320" w:hanging="360"/>
+      </w:pPr>
+      <w:rPr>
+        <w:rFonts w:ascii="Wingdings" w:hAnsi="Wingdings" w:hint="default"/>
+        <w:sz w:val="20"/>
+      </w:rPr>
+    </w:lvl>
+    <w:lvl w:ilvl="6" w:tentative="1">
+      <w:start w:val="1"/>
+      <w:numFmt w:val="bullet"/>
+      <w:lvlText w:val=""/>
+      <w:lvlJc w:val="left"/>
+      <w:pPr>
+        <w:tabs>
+          <w:tab w:val="num" w:pos="5040"/>
+        </w:tabs>
+        <w:ind w:left="5040" w:hanging="360"/>
+      </w:pPr>
+      <w:rPr>
+        <w:rFonts w:ascii="Wingdings" w:hAnsi="Wingdings" w:hint="default"/>
+        <w:sz w:val="20"/>
+      </w:rPr>
+    </w:lvl>
+    <w:lvl w:ilvl="7" w:tentative="1">
+      <w:start w:val="1"/>
+      <w:numFmt w:val="bullet"/>
+      <w:lvlText w:val=""/>
+      <w:lvlJc w:val="left"/>
+      <w:pPr>
+        <w:tabs>
+          <w:tab w:val="num" w:pos="5760"/>
+        </w:tabs>
+        <w:ind w:left="5760" w:hanging="360"/>
+      </w:pPr>
+      <w:rPr>
+        <w:rFonts w:ascii="Wingdings" w:hAnsi="Wingdings" w:hint="default"/>
+        <w:sz w:val="20"/>
+      </w:rPr>
+    </w:lvl>
+    <w:lvl w:ilvl="8" w:tentative="1">
+      <w:start w:val="1"/>
+      <w:numFmt w:val="bullet"/>
+      <w:lvlText w:val=""/>
+      <w:lvlJc w:val="left"/>
+      <w:pPr>
+        <w:tabs>
+          <w:tab w:val="num" w:pos="6480"/>
+        </w:tabs>
+        <w:ind w:left="6480" w:hanging="360"/>
+      </w:pPr>
+      <w:rPr>
+        <w:rFonts w:ascii="Wingdings" w:hAnsi="Wingdings" w:hint="default"/>
+        <w:sz w:val="20"/>
+      </w:rPr>
+    </w:lvl>
+  </w:abstractNum>
+  <w:abstractNum w:abstractNumId="43" w15:restartNumberingAfterBreak="0">
+    <w:nsid w:val="7E02576D"/>
+    <w:multiLevelType w:val="multilevel"/>
+    <w:tmpl w:val="8DFEC2F4"/>
+    <w:lvl w:ilvl="0">
+      <w:start w:val="1"/>
+      <w:numFmt w:val="bullet"/>
+      <w:lvlText w:val=""/>
+      <w:lvlJc w:val="left"/>
+      <w:pPr>
+        <w:tabs>
+          <w:tab w:val="num" w:pos="720"/>
+        </w:tabs>
+        <w:ind w:left="720" w:hanging="360"/>
+      </w:pPr>
+      <w:rPr>
+        <w:rFonts w:ascii="Symbol" w:hAnsi="Symbol" w:hint="default"/>
+        <w:sz w:val="20"/>
+      </w:rPr>
+    </w:lvl>
+    <w:lvl w:ilvl="1" w:tentative="1">
+      <w:start w:val="1"/>
+      <w:numFmt w:val="bullet"/>
+      <w:lvlText w:val="o"/>
+      <w:lvlJc w:val="left"/>
+      <w:pPr>
+        <w:tabs>
+          <w:tab w:val="num" w:pos="1440"/>
+        </w:tabs>
+        <w:ind w:left="1440" w:hanging="360"/>
+      </w:pPr>
+      <w:rPr>
+        <w:rFonts w:ascii="Courier New" w:hAnsi="Courier New" w:hint="default"/>
+        <w:sz w:val="20"/>
+      </w:rPr>
+    </w:lvl>
+    <w:lvl w:ilvl="2" w:tentative="1">
+      <w:start w:val="1"/>
+      <w:numFmt w:val="bullet"/>
+      <w:lvlText w:val=""/>
+      <w:lvlJc w:val="left"/>
+      <w:pPr>
+        <w:tabs>
+          <w:tab w:val="num" w:pos="2160"/>
+        </w:tabs>
+        <w:ind w:left="2160" w:hanging="360"/>
+      </w:pPr>
+      <w:rPr>
+        <w:rFonts w:ascii="Wingdings" w:hAnsi="Wingdings" w:hint="default"/>
+        <w:sz w:val="20"/>
+      </w:rPr>
+    </w:lvl>
+    <w:lvl w:ilvl="3" w:tentative="1">
+      <w:start w:val="1"/>
+      <w:numFmt w:val="bullet"/>
+      <w:lvlText w:val=""/>
+      <w:lvlJc w:val="left"/>
+      <w:pPr>
+        <w:tabs>
+          <w:tab w:val="num" w:pos="2880"/>
+        </w:tabs>
+        <w:ind w:left="2880" w:hanging="360"/>
+      </w:pPr>
+      <w:rPr>
+        <w:rFonts w:ascii="Wingdings" w:hAnsi="Wingdings" w:hint="default"/>
+        <w:sz w:val="20"/>
+      </w:rPr>
+    </w:lvl>
+    <w:lvl w:ilvl="4" w:tentative="1">
+      <w:start w:val="1"/>
+      <w:numFmt w:val="bullet"/>
+      <w:lvlText w:val=""/>
+      <w:lvlJc w:val="left"/>
+      <w:pPr>
+        <w:tabs>
+          <w:tab w:val="num" w:pos="3600"/>
+        </w:tabs>
+        <w:ind w:left="3600" w:hanging="360"/>
+      </w:pPr>
+      <w:rPr>
+        <w:rFonts w:ascii="Wingdings" w:hAnsi="Wingdings" w:hint="default"/>
+        <w:sz w:val="20"/>
+      </w:rPr>
+    </w:lvl>
+    <w:lvl w:ilvl="5" w:tentative="1">
+      <w:start w:val="1"/>
+      <w:numFmt w:val="bullet"/>
+      <w:lvlText w:val=""/>
+      <w:lvlJc w:val="left"/>
+      <w:pPr>
+        <w:tabs>
+          <w:tab w:val="num" w:pos="4320"/>
+        </w:tabs>
+        <w:ind w:left="4320" w:hanging="360"/>
+      </w:pPr>
+      <w:rPr>
+        <w:rFonts w:ascii="Wingdings" w:hAnsi="Wingdings" w:hint="default"/>
+        <w:sz w:val="20"/>
+      </w:rPr>
+    </w:lvl>
+    <w:lvl w:ilvl="6" w:tentative="1">
+      <w:start w:val="1"/>
+      <w:numFmt w:val="bullet"/>
+      <w:lvlText w:val=""/>
+      <w:lvlJc w:val="left"/>
+      <w:pPr>
+        <w:tabs>
+          <w:tab w:val="num" w:pos="5040"/>
+        </w:tabs>
+        <w:ind w:left="5040" w:hanging="360"/>
+      </w:pPr>
+      <w:rPr>
+        <w:rFonts w:ascii="Wingdings" w:hAnsi="Wingdings" w:hint="default"/>
+        <w:sz w:val="20"/>
+      </w:rPr>
+    </w:lvl>
+    <w:lvl w:ilvl="7" w:tentative="1">
+      <w:start w:val="1"/>
+      <w:numFmt w:val="bullet"/>
+      <w:lvlText w:val=""/>
+      <w:lvlJc w:val="left"/>
+      <w:pPr>
+        <w:tabs>
+          <w:tab w:val="num" w:pos="5760"/>
+        </w:tabs>
+        <w:ind w:left="5760" w:hanging="360"/>
+      </w:pPr>
+      <w:rPr>
+        <w:rFonts w:ascii="Wingdings" w:hAnsi="Wingdings" w:hint="default"/>
+        <w:sz w:val="20"/>
+      </w:rPr>
+    </w:lvl>
+    <w:lvl w:ilvl="8" w:tentative="1">
+      <w:start w:val="1"/>
+      <w:numFmt w:val="bullet"/>
+      <w:lvlText w:val=""/>
+      <w:lvlJc w:val="left"/>
+      <w:pPr>
+        <w:tabs>
+          <w:tab w:val="num" w:pos="6480"/>
+        </w:tabs>
+        <w:ind w:left="6480" w:hanging="360"/>
+      </w:pPr>
+      <w:rPr>
+        <w:rFonts w:ascii="Wingdings" w:hAnsi="Wingdings" w:hint="default"/>
+        <w:sz w:val="20"/>
+      </w:rPr>
+    </w:lvl>
+  </w:abstractNum>
+  <w:abstractNum w:abstractNumId="44" w15:restartNumberingAfterBreak="0">
     <w:nsid w:val="7FD57140"/>
     <w:multiLevelType w:val="multilevel"/>
     <w:tmpl w:val="CA6C27D0"/>
@@ -7559,79 +13555,139 @@
     </w:lvl>
   </w:abstractNum>
   <w:num w:numId="1" w16cid:durableId="1850825172">
+    <w:abstractNumId w:val="38"/>
+  </w:num>
+  <w:num w:numId="2" w16cid:durableId="480659471">
+    <w:abstractNumId w:val="40"/>
+  </w:num>
+  <w:num w:numId="3" w16cid:durableId="394858457">
+    <w:abstractNumId w:val="11"/>
+  </w:num>
+  <w:num w:numId="4" w16cid:durableId="1004672176">
+    <w:abstractNumId w:val="16"/>
+  </w:num>
+  <w:num w:numId="5" w16cid:durableId="1273824717">
+    <w:abstractNumId w:val="32"/>
+  </w:num>
+  <w:num w:numId="6" w16cid:durableId="2137218439">
+    <w:abstractNumId w:val="18"/>
+  </w:num>
+  <w:num w:numId="7" w16cid:durableId="325481205">
+    <w:abstractNumId w:val="30"/>
+  </w:num>
+  <w:num w:numId="8" w16cid:durableId="1045135170">
+    <w:abstractNumId w:val="41"/>
+  </w:num>
+  <w:num w:numId="9" w16cid:durableId="795175047">
+    <w:abstractNumId w:val="28"/>
+  </w:num>
+  <w:num w:numId="10" w16cid:durableId="976036203">
+    <w:abstractNumId w:val="24"/>
+  </w:num>
+  <w:num w:numId="11" w16cid:durableId="196357507">
+    <w:abstractNumId w:val="22"/>
+  </w:num>
+  <w:num w:numId="12" w16cid:durableId="631055318">
     <w:abstractNumId w:val="21"/>
   </w:num>
-  <w:num w:numId="2" w16cid:durableId="480659471">
-    <w:abstractNumId w:val="22"/>
+  <w:num w:numId="13" w16cid:durableId="1775057697">
+    <w:abstractNumId w:val="7"/>
   </w:num>
-  <w:num w:numId="3" w16cid:durableId="394858457">
+  <w:num w:numId="14" w16cid:durableId="1686857124">
+    <w:abstractNumId w:val="14"/>
+  </w:num>
+  <w:num w:numId="15" w16cid:durableId="1481994313">
+    <w:abstractNumId w:val="12"/>
+  </w:num>
+  <w:num w:numId="16" w16cid:durableId="1603537797">
+    <w:abstractNumId w:val="44"/>
+  </w:num>
+  <w:num w:numId="17" w16cid:durableId="1109852700">
+    <w:abstractNumId w:val="13"/>
+  </w:num>
+  <w:num w:numId="18" w16cid:durableId="1052192549">
     <w:abstractNumId w:val="3"/>
   </w:num>
-  <w:num w:numId="4" w16cid:durableId="1004672176">
-    <w:abstractNumId w:val="7"/>
+  <w:num w:numId="19" w16cid:durableId="81492705">
+    <w:abstractNumId w:val="27"/>
   </w:num>
-  <w:num w:numId="5" w16cid:durableId="1273824717">
+  <w:num w:numId="20" w16cid:durableId="58022640">
+    <w:abstractNumId w:val="36"/>
+  </w:num>
+  <w:num w:numId="21" w16cid:durableId="1245992406">
+    <w:abstractNumId w:val="35"/>
+  </w:num>
+  <w:num w:numId="22" w16cid:durableId="690302585">
+    <w:abstractNumId w:val="20"/>
+  </w:num>
+  <w:num w:numId="23" w16cid:durableId="295961982">
+    <w:abstractNumId w:val="2"/>
+  </w:num>
+  <w:num w:numId="24" w16cid:durableId="2029132909">
+    <w:abstractNumId w:val="33"/>
+  </w:num>
+  <w:num w:numId="25" w16cid:durableId="5835541">
+    <w:abstractNumId w:val="23"/>
+  </w:num>
+  <w:num w:numId="26" w16cid:durableId="1259679996">
+    <w:abstractNumId w:val="8"/>
+  </w:num>
+  <w:num w:numId="27" w16cid:durableId="1943605691">
+    <w:abstractNumId w:val="0"/>
+  </w:num>
+  <w:num w:numId="28" w16cid:durableId="1915889120">
+    <w:abstractNumId w:val="34"/>
+  </w:num>
+  <w:num w:numId="29" w16cid:durableId="1302732331">
     <w:abstractNumId w:val="17"/>
   </w:num>
-  <w:num w:numId="6" w16cid:durableId="2137218439">
-    <w:abstractNumId w:val="8"/>
+  <w:num w:numId="30" w16cid:durableId="1221090931">
+    <w:abstractNumId w:val="4"/>
   </w:num>
-  <w:num w:numId="7" w16cid:durableId="325481205">
-    <w:abstractNumId w:val="16"/>
-  </w:num>
-  <w:num w:numId="8" w16cid:durableId="1045135170">
-    <w:abstractNumId w:val="23"/>
-  </w:num>
-  <w:num w:numId="9" w16cid:durableId="795175047">
+  <w:num w:numId="31" w16cid:durableId="1760713735">
     <w:abstractNumId w:val="15"/>
   </w:num>
-  <w:num w:numId="10" w16cid:durableId="976036203">
-    <w:abstractNumId w:val="13"/>
+  <w:num w:numId="32" w16cid:durableId="407576647">
+    <w:abstractNumId w:val="29"/>
   </w:num>
-  <w:num w:numId="11" w16cid:durableId="196357507">
-    <w:abstractNumId w:val="11"/>
+  <w:num w:numId="33" w16cid:durableId="854266615">
+    <w:abstractNumId w:val="1"/>
   </w:num>
-  <w:num w:numId="12" w16cid:durableId="631055318">
+  <w:num w:numId="34" w16cid:durableId="1857112854">
+    <w:abstractNumId w:val="19"/>
+  </w:num>
+  <w:num w:numId="35" w16cid:durableId="1395540839">
+    <w:abstractNumId w:val="25"/>
+  </w:num>
+  <w:num w:numId="36" w16cid:durableId="1091898026">
+    <w:abstractNumId w:val="6"/>
+  </w:num>
+  <w:num w:numId="37" w16cid:durableId="2133278711">
+    <w:abstractNumId w:val="26"/>
+  </w:num>
+  <w:num w:numId="38" w16cid:durableId="2086143081">
+    <w:abstractNumId w:val="9"/>
+  </w:num>
+  <w:num w:numId="39" w16cid:durableId="822164813">
+    <w:abstractNumId w:val="31"/>
+  </w:num>
+  <w:num w:numId="40" w16cid:durableId="677201004">
+    <w:abstractNumId w:val="37"/>
+  </w:num>
+  <w:num w:numId="41" w16cid:durableId="1557273838">
     <w:abstractNumId w:val="10"/>
   </w:num>
-  <w:num w:numId="13" w16cid:durableId="1775057697">
-    <w:abstractNumId w:val="2"/>
-  </w:num>
-  <w:num w:numId="14" w16cid:durableId="1686857124">
-    <w:abstractNumId w:val="6"/>
-  </w:num>
-  <w:num w:numId="15" w16cid:durableId="1481994313">
-    <w:abstractNumId w:val="4"/>
-  </w:num>
-  <w:num w:numId="16" w16cid:durableId="1603537797">
-    <w:abstractNumId w:val="24"/>
-  </w:num>
-  <w:num w:numId="17" w16cid:durableId="1109852700">
+  <w:num w:numId="42" w16cid:durableId="940798799">
     <w:abstractNumId w:val="5"/>
   </w:num>
-  <w:num w:numId="18" w16cid:durableId="1052192549">
-    <w:abstractNumId w:val="1"/>
+  <w:num w:numId="43" w16cid:durableId="469447175">
+    <w:abstractNumId w:val="39"/>
   </w:num>
-  <w:num w:numId="19" w16cid:durableId="81492705">
-    <w:abstractNumId w:val="14"/>
+  <w:num w:numId="44" w16cid:durableId="1216114201">
+    <w:abstractNumId w:val="43"/>
   </w:num>
-  <w:num w:numId="20" w16cid:durableId="58022640">
-    <w:abstractNumId w:val="20"/>
-  </w:num>
-  <w:num w:numId="21" w16cid:durableId="1245992406">
-    <w:abstractNumId w:val="19"/>
-  </w:num>
-  <w:num w:numId="22" w16cid:durableId="690302585">
-    <w:abstractNumId w:val="9"/>
-  </w:num>
-  <w:num w:numId="23" w16cid:durableId="295961982">
-    <w:abstractNumId w:val="0"/>
-  </w:num>
-  <w:num w:numId="24" w16cid:durableId="2029132909">
-    <w:abstractNumId w:val="18"/>
-  </w:num>
-  <w:num w:numId="25" w16cid:durableId="5835541">
-    <w:abstractNumId w:val="12"/>
+  <w:num w:numId="45" w16cid:durableId="444226988">
+    <w:abstractNumId w:val="42"/>
   </w:num>
 </w:numbering>
 </file>
